--- a/AnalisisNumerico Tp1.docx
+++ b/AnalisisNumerico Tp1.docx
@@ -12,49 +12,132 @@
       <w:r>
         <w:t>)</w:t>
       </w:r>
-      <w:r>
-        <w:br/>
-      </w:r>
     </w:p>
     <w:p>
-      <w:r>
+      <w:pPr>
+        <w:rPr>
+          <w:rFonts w:ascii="Times New Roman" w:hAnsi="Times New Roman" w:cs="Times New Roman"/>
+          <w:b/>
+          <w:bCs/>
+          <w:sz w:val="32"/>
+          <w:szCs w:val="32"/>
+        </w:rPr>
+      </w:pPr>
+      <w:r>
+        <w:rPr>
+          <w:rFonts w:ascii="Times New Roman" w:hAnsi="Times New Roman" w:cs="Times New Roman"/>
+          <w:b/>
+          <w:bCs/>
+          <w:sz w:val="32"/>
+          <w:szCs w:val="32"/>
+        </w:rPr>
         <w:t xml:space="preserve">1) Determinar la raíz de la función  </w:t>
       </w:r>
       <w:r>
         <w:rPr>
           <w:rFonts w:ascii="Cambria Math" w:hAnsi="Cambria Math" w:cs="Cambria Math"/>
+          <w:b/>
+          <w:bCs/>
+          <w:sz w:val="32"/>
+          <w:szCs w:val="32"/>
         </w:rPr>
         <w:t>𝑓</w:t>
       </w:r>
       <w:r>
+        <w:rPr>
+          <w:rFonts w:ascii="Times New Roman" w:hAnsi="Times New Roman" w:cs="Times New Roman"/>
+          <w:b/>
+          <w:bCs/>
+          <w:sz w:val="32"/>
+          <w:szCs w:val="32"/>
+        </w:rPr>
         <w:t>(</w:t>
       </w:r>
       <w:r>
         <w:rPr>
           <w:rFonts w:ascii="Cambria Math" w:hAnsi="Cambria Math" w:cs="Cambria Math"/>
+          <w:b/>
+          <w:bCs/>
+          <w:sz w:val="32"/>
+          <w:szCs w:val="32"/>
         </w:rPr>
         <w:t>𝑥</w:t>
       </w:r>
       <w:r>
+        <w:rPr>
+          <w:rFonts w:ascii="Times New Roman" w:hAnsi="Times New Roman" w:cs="Times New Roman"/>
+          <w:b/>
+          <w:bCs/>
+          <w:sz w:val="32"/>
+          <w:szCs w:val="32"/>
+        </w:rPr>
         <w:t xml:space="preserve">) = </w:t>
       </w:r>
       <w:r>
         <w:rPr>
           <w:rFonts w:ascii="Cambria Math" w:hAnsi="Cambria Math" w:cs="Cambria Math"/>
-        </w:rPr>
-        <w:t>𝑒𝑥</w:t>
-      </w:r>
-      <w:r>
+          <w:b/>
+          <w:bCs/>
+          <w:sz w:val="40"/>
+          <w:szCs w:val="40"/>
+        </w:rPr>
+        <w:t>𝑒</w:t>
+      </w:r>
+      <w:r>
+        <w:rPr>
+          <w:rFonts w:ascii="Cambria Math" w:hAnsi="Cambria Math" w:cs="Cambria Math"/>
+          <w:b/>
+          <w:bCs/>
+          <w:sz w:val="40"/>
+          <w:szCs w:val="40"/>
+          <w:vertAlign w:val="superscript"/>
+        </w:rPr>
+        <w:t>x</w:t>
+      </w:r>
+      <w:r>
+        <w:rPr>
+          <w:rFonts w:ascii="Times New Roman" w:hAnsi="Times New Roman" w:cs="Times New Roman"/>
+          <w:b/>
+          <w:bCs/>
+          <w:sz w:val="32"/>
+          <w:szCs w:val="32"/>
+        </w:rPr>
         <w:t xml:space="preserve"> − 15: </w:t>
       </w:r>
     </w:p>
     <w:p>
-      <w:r>
-        <w:t xml:space="preserve">a. Utilizar los métodos cerrados considerando el intervalo [−5 ,5] </w:t>
+      <w:pPr>
+        <w:pStyle w:val="Prrafodelista"/>
+        <w:numPr>
+          <w:ilvl w:val="0"/>
+          <w:numId w:val="6"/>
+        </w:numPr>
+        <w:rPr>
+          <w:b/>
+          <w:bCs/>
+          <w:i/>
+          <w:iCs/>
+          <w:sz w:val="24"/>
+          <w:szCs w:val="24"/>
+        </w:rPr>
+      </w:pPr>
+      <w:r>
+        <w:rPr>
+          <w:b/>
+          <w:bCs/>
+          <w:i/>
+          <w:iCs/>
+          <w:sz w:val="24"/>
+          <w:szCs w:val="24"/>
+        </w:rPr>
+        <w:t xml:space="preserve">Utilizar los métodos cerrados considerando el intervalo [−5 ,5] </w:t>
       </w:r>
     </w:p>
     <w:p>
       <w:r>
+        <w:rPr>
+          <w:noProof/>
+        </w:rPr>
         <w:drawing>
           <wp:inline distT="0" distB="0" distL="0" distR="0" wp14:anchorId="7F3BF45D" wp14:editId="36412557">
             <wp:extent cx="5400040" cy="2063115"/>
@@ -94,6 +177,9 @@
     </w:p>
     <w:p>
       <w:r>
+        <w:rPr>
+          <w:noProof/>
+        </w:rPr>
         <w:drawing>
           <wp:inline distT="0" distB="0" distL="0" distR="0" wp14:anchorId="169E09B1" wp14:editId="0E1CACEA">
             <wp:extent cx="3886200" cy="3188384"/>
@@ -133,6 +219,9 @@
     </w:p>
     <w:p>
       <w:r>
+        <w:rPr>
+          <w:noProof/>
+        </w:rPr>
         <w:drawing>
           <wp:inline distT="0" distB="0" distL="0" distR="0" wp14:anchorId="04A4E061" wp14:editId="2B6337D8">
             <wp:extent cx="5400040" cy="2108835"/>
@@ -172,6 +261,9 @@
     </w:p>
     <w:p>
       <w:r>
+        <w:rPr>
+          <w:noProof/>
+        </w:rPr>
         <w:lastRenderedPageBreak/>
         <w:drawing>
           <wp:inline distT="0" distB="0" distL="0" distR="0" wp14:anchorId="6063A636" wp14:editId="5E77A52E">
@@ -211,16 +303,66 @@
       </w:r>
     </w:p>
     <w:p>
-      <w:r>
-        <w:t>b. ¿En qué métodos es de esperar que se requiera mayor número de iteraciones? ¿Por qué?</w:t>
+      <w:pPr>
+        <w:pStyle w:val="Prrafodelista"/>
+        <w:numPr>
+          <w:ilvl w:val="0"/>
+          <w:numId w:val="6"/>
+        </w:numPr>
+        <w:rPr>
+          <w:b/>
+          <w:bCs/>
+          <w:i/>
+          <w:iCs/>
+          <w:sz w:val="24"/>
+          <w:szCs w:val="24"/>
+        </w:rPr>
+      </w:pPr>
+      <w:r>
+        <w:rPr>
+          <w:b/>
+          <w:bCs/>
+          <w:i/>
+          <w:iCs/>
+          <w:sz w:val="24"/>
+          <w:szCs w:val="24"/>
+        </w:rPr>
+        <w:t>¿En qué métodos es de esperar que se requiera mayor número de iteraciones? ¿Por qué?</w:t>
       </w:r>
     </w:p>
     <w:p>
       <w:r>
-        <w:t xml:space="preserve">El método cerrado de la “Regla Falsa” </w:t>
-      </w:r>
-      <w:r>
-        <w:t xml:space="preserve">suele converger más rápido que Bisección en muchas funciones bien condicionadas porque usa la intersección de la recta secante. </w:t>
+        <w:t>El método cerrado de la “</w:t>
+      </w:r>
+      <w:r>
+        <w:rPr>
+          <w:b/>
+          <w:bCs/>
+        </w:rPr>
+        <w:t>Regla</w:t>
+      </w:r>
+      <w:r>
+        <w:t xml:space="preserve"> </w:t>
+      </w:r>
+      <w:r>
+        <w:rPr>
+          <w:b/>
+          <w:bCs/>
+        </w:rPr>
+        <w:t>Falsa</w:t>
+      </w:r>
+      <w:r>
+        <w:t xml:space="preserve">” suele converger más rápido que </w:t>
+      </w:r>
+      <w:r>
+        <w:rPr>
+          <w:b/>
+          <w:bCs/>
+        </w:rPr>
+        <w:t>Bisección</w:t>
+      </w:r>
+      <w:r>
+        <w:t xml:space="preserve"> en muchas funciones bien condicionadas porque usa la intersección de la recta secante. </w:t>
       </w:r>
       <w:r>
         <w:rPr>
@@ -242,19 +384,23 @@
       <w:r>
         <w:t xml:space="preserve"> cuando los valores de la función en los extremos tienen magnitudes muy desiguales o la secante hace que siempre se actualice solo un extremo; entonces los </w:t>
       </w:r>
-      <w:proofErr w:type="spellStart"/>
-      <w:r>
-        <w:t>xr</w:t>
-      </w:r>
-      <w:proofErr w:type="spellEnd"/>
-      <w:r>
-        <w:t xml:space="preserve"> pueden moverse muy lentamente hacia la raíz. En esos casos </w:t>
-      </w:r>
-      <w:r>
-        <w:t>regla falsa</w:t>
-      </w:r>
-      <w:r>
-        <w:t xml:space="preserve"> puede necesitar </w:t>
+      <w:r>
+        <w:rPr>
+          <w:sz w:val="32"/>
+          <w:szCs w:val="32"/>
+        </w:rPr>
+        <w:t>x</w:t>
+      </w:r>
+      <w:r>
+        <w:rPr>
+          <w:sz w:val="32"/>
+          <w:szCs w:val="32"/>
+          <w:vertAlign w:val="subscript"/>
+        </w:rPr>
+        <w:t>r</w:t>
+      </w:r>
+      <w:r>
+        <w:t xml:space="preserve"> pueden moverse muy lentamente hacia la raíz. En esos casos regla falsa puede necesitar </w:t>
       </w:r>
       <w:r>
         <w:rPr>
@@ -264,112 +410,440 @@
         <w:t>muchas más iteraciones</w:t>
       </w:r>
       <w:r>
-        <w:t xml:space="preserve"> que Bisección. Eso es lo que pasó en </w:t>
-      </w:r>
-      <w:r>
-        <w:t>la prueba</w:t>
-      </w:r>
-      <w:r>
-        <w:t xml:space="preserve">: por la geometría/valores de </w:t>
-      </w:r>
-      <w:r>
-        <w:t xml:space="preserve">la función </w:t>
-      </w:r>
-      <w:r>
-        <w:t xml:space="preserve">en los extremos y </w:t>
-      </w:r>
-      <w:r>
-        <w:t>el criterio</w:t>
-      </w:r>
-      <w:r>
-        <w:t xml:space="preserve"> de paro, la </w:t>
-      </w:r>
-      <w:r>
-        <w:t>regla falsa</w:t>
-      </w:r>
-      <w:r>
-        <w:t xml:space="preserve"> avanzó más lento y requirió 37 iteraciones.</w:t>
+        <w:t xml:space="preserve"> que Bisección. Eso es lo que pasó en la prueba: por la geometría/valores de la función en los extremos y el criterio de paro, la regla falsa avanzó más lento y requirió 37 iteraciones.</w:t>
       </w:r>
     </w:p>
     <w:p/>
     <w:p>
-      <w:r>
-        <w:t xml:space="preserve">2) Hallar la raíz de la función </w:t>
+      <w:pPr>
+        <w:rPr>
+          <w:rFonts w:ascii="Times New Roman" w:hAnsi="Times New Roman" w:cs="Times New Roman"/>
+          <w:b/>
+          <w:bCs/>
+          <w:sz w:val="32"/>
+          <w:szCs w:val="32"/>
+        </w:rPr>
+      </w:pPr>
+      <w:r>
+        <w:rPr>
+          <w:rFonts w:ascii="Times New Roman" w:hAnsi="Times New Roman" w:cs="Times New Roman"/>
+          <w:b/>
+          <w:bCs/>
+          <w:sz w:val="32"/>
+          <w:szCs w:val="32"/>
+        </w:rPr>
+        <w:lastRenderedPageBreak/>
+        <w:t>2) Hallar la raíz de la función</w:t>
       </w:r>
       <w:r>
         <w:rPr>
           <w:rFonts w:ascii="Cambria Math" w:hAnsi="Cambria Math" w:cs="Cambria Math"/>
-        </w:rPr>
-        <w:t>𝑓</w:t>
-      </w:r>
-      <w:r>
-        <w:t>(</w:t>
-      </w:r>
-      <w:r>
-        <w:rPr>
-          <w:rFonts w:ascii="Cambria Math" w:hAnsi="Cambria Math" w:cs="Cambria Math"/>
-        </w:rPr>
-        <w:t>𝑥</w:t>
-      </w:r>
-      <w:r>
-        <w:t xml:space="preserve">) = </w:t>
-      </w:r>
-      <w:r>
-        <w:rPr>
-          <w:rFonts w:ascii="Cambria Math" w:hAnsi="Cambria Math" w:cs="Cambria Math"/>
-        </w:rPr>
-        <w:t>𝑥</w:t>
-      </w:r>
-      <w:r>
-        <w:t>5 + 0,25</w:t>
-      </w:r>
-      <w:r>
-        <w:rPr>
-          <w:rFonts w:ascii="Cambria Math" w:hAnsi="Cambria Math" w:cs="Cambria Math"/>
-        </w:rPr>
-        <w:t>𝑥</w:t>
-      </w:r>
-      <w:r>
-        <w:t xml:space="preserve">2 − 1 , utilizando los métodos abiertos (Tangente, Secante), considerando el punto de inicio Xi = -1 para tangente y Xi = -1, </w:t>
-      </w:r>
-      <w:proofErr w:type="spellStart"/>
-      <w:r>
-        <w:lastRenderedPageBreak/>
-        <w:t>Xd</w:t>
-      </w:r>
-      <w:proofErr w:type="spellEnd"/>
-      <w:r>
-        <w:t xml:space="preserve"> = 0,5 para secante. a. ¿En qué casos la convergencia es </w:t>
-      </w:r>
-      <w:proofErr w:type="spellStart"/>
-      <w:r>
-        <w:t>mas</w:t>
-      </w:r>
-      <w:proofErr w:type="spellEnd"/>
-      <w:r>
-        <w:t xml:space="preserve"> rápida? ¿Por qué? b. ¿Qué problemas se pueden presentar utilizando el método de Newton si consideramos como valor de inicio </w:t>
-      </w:r>
-      <w:r>
-        <w:rPr>
-          <w:rFonts w:ascii="Cambria Math" w:hAnsi="Cambria Math" w:cs="Cambria Math"/>
-        </w:rPr>
-        <w:t>𝑋𝑖</w:t>
-      </w:r>
-      <w:r>
-        <w:t xml:space="preserve"> = 0 c. ¿Qué conclusiones obtienes de los resultados utilizando el método de la secante si consideras como puntos de inicio Xi = -0,5 y </w:t>
-      </w:r>
-      <w:proofErr w:type="spellStart"/>
-      <w:r>
-        <w:t>Xd</w:t>
-      </w:r>
-      <w:proofErr w:type="spellEnd"/>
-      <w:r>
-        <w:t xml:space="preserve"> = 0,5?</w:t>
+          <w:b/>
+          <w:bCs/>
+          <w:sz w:val="32"/>
+          <w:szCs w:val="32"/>
+        </w:rPr>
+        <w:t xml:space="preserve"> </w:t>
+      </w:r>
+      <m:oMath>
+        <m:r>
+          <m:rPr>
+            <m:sty m:val="bi"/>
+          </m:rPr>
+          <w:rPr>
+            <w:rFonts w:ascii="Cambria Math" w:hAnsi="Cambria Math" w:cs="Cambria Math"/>
+            <w:sz w:val="32"/>
+            <w:szCs w:val="32"/>
+          </w:rPr>
+          <m:t>f</m:t>
+        </m:r>
+        <m:d>
+          <m:dPr>
+            <m:ctrlPr>
+              <w:rPr>
+                <w:rFonts w:ascii="Cambria Math" w:hAnsi="Cambria Math" w:cs="Cambria Math"/>
+                <w:b/>
+                <w:bCs/>
+                <w:i/>
+                <w:sz w:val="32"/>
+                <w:szCs w:val="32"/>
+              </w:rPr>
+            </m:ctrlPr>
+          </m:dPr>
+          <m:e>
+            <m:r>
+              <m:rPr>
+                <m:sty m:val="bi"/>
+              </m:rPr>
+              <w:rPr>
+                <w:rFonts w:ascii="Cambria Math" w:hAnsi="Cambria Math" w:cs="Cambria Math"/>
+                <w:sz w:val="32"/>
+                <w:szCs w:val="32"/>
+              </w:rPr>
+              <m:t>x</m:t>
+            </m:r>
+          </m:e>
+        </m:d>
+        <m:r>
+          <m:rPr>
+            <m:sty m:val="bi"/>
+          </m:rPr>
+          <w:rPr>
+            <w:rFonts w:ascii="Cambria Math" w:hAnsi="Cambria Math" w:cs="Cambria Math"/>
+            <w:sz w:val="32"/>
+            <w:szCs w:val="32"/>
+          </w:rPr>
+          <m:t>=</m:t>
+        </m:r>
+        <m:sSup>
+          <m:sSupPr>
+            <m:ctrlPr>
+              <w:rPr>
+                <w:rFonts w:ascii="Cambria Math" w:hAnsi="Cambria Math" w:cs="Cambria Math"/>
+                <w:b/>
+                <w:bCs/>
+                <w:i/>
+                <w:sz w:val="32"/>
+                <w:szCs w:val="32"/>
+              </w:rPr>
+            </m:ctrlPr>
+          </m:sSupPr>
+          <m:e>
+            <m:r>
+              <m:rPr>
+                <m:sty m:val="bi"/>
+              </m:rPr>
+              <w:rPr>
+                <w:rFonts w:ascii="Cambria Math" w:hAnsi="Cambria Math" w:cs="Cambria Math"/>
+                <w:sz w:val="32"/>
+                <w:szCs w:val="32"/>
+              </w:rPr>
+              <m:t>x</m:t>
+            </m:r>
+          </m:e>
+          <m:sup>
+            <m:r>
+              <m:rPr>
+                <m:sty m:val="bi"/>
+              </m:rPr>
+              <w:rPr>
+                <w:rFonts w:ascii="Cambria Math" w:hAnsi="Cambria Math" w:cs="Cambria Math"/>
+                <w:sz w:val="32"/>
+                <w:szCs w:val="32"/>
+              </w:rPr>
+              <m:t>5</m:t>
+            </m:r>
+          </m:sup>
+        </m:sSup>
+        <m:r>
+          <m:rPr>
+            <m:sty m:val="bi"/>
+          </m:rPr>
+          <w:rPr>
+            <w:rFonts w:ascii="Cambria Math" w:eastAsiaTheme="minorEastAsia" w:hAnsi="Cambria Math" w:cs="Cambria Math"/>
+            <w:sz w:val="32"/>
+            <w:szCs w:val="32"/>
+          </w:rPr>
+          <m:t>+0,25</m:t>
+        </m:r>
+        <m:sSup>
+          <m:sSupPr>
+            <m:ctrlPr>
+              <w:rPr>
+                <w:rFonts w:ascii="Cambria Math" w:eastAsiaTheme="minorEastAsia" w:hAnsi="Cambria Math" w:cs="Cambria Math"/>
+                <w:b/>
+                <w:bCs/>
+                <w:i/>
+                <w:sz w:val="32"/>
+                <w:szCs w:val="32"/>
+              </w:rPr>
+            </m:ctrlPr>
+          </m:sSupPr>
+          <m:e>
+            <m:r>
+              <m:rPr>
+                <m:sty m:val="bi"/>
+              </m:rPr>
+              <w:rPr>
+                <w:rFonts w:ascii="Cambria Math" w:eastAsiaTheme="minorEastAsia" w:hAnsi="Cambria Math" w:cs="Cambria Math"/>
+                <w:sz w:val="32"/>
+                <w:szCs w:val="32"/>
+              </w:rPr>
+              <m:t>x</m:t>
+            </m:r>
+          </m:e>
+          <m:sup>
+            <m:r>
+              <m:rPr>
+                <m:sty m:val="bi"/>
+              </m:rPr>
+              <w:rPr>
+                <w:rFonts w:ascii="Cambria Math" w:eastAsiaTheme="minorEastAsia" w:hAnsi="Cambria Math" w:cs="Cambria Math"/>
+                <w:sz w:val="32"/>
+                <w:szCs w:val="32"/>
+              </w:rPr>
+              <m:t>2</m:t>
+            </m:r>
+          </m:sup>
+        </m:sSup>
+        <m:r>
+          <m:rPr>
+            <m:sty m:val="bi"/>
+          </m:rPr>
+          <w:rPr>
+            <w:rFonts w:ascii="Cambria Math" w:eastAsiaTheme="minorEastAsia" w:hAnsi="Cambria Math" w:cs="Cambria Math"/>
+            <w:sz w:val="32"/>
+            <w:szCs w:val="32"/>
+          </w:rPr>
+          <m:t>-1</m:t>
+        </m:r>
+      </m:oMath>
+      <w:r>
+        <w:rPr>
+          <w:rFonts w:ascii="Times New Roman" w:hAnsi="Times New Roman" w:cs="Times New Roman"/>
+          <w:b/>
+          <w:bCs/>
+          <w:sz w:val="32"/>
+          <w:szCs w:val="32"/>
+        </w:rPr>
+        <w:t>, utilizando los métodos abiertos (Tangente, Secante), considerando el punto de inicio X</w:t>
+      </w:r>
+      <w:r>
+        <w:rPr>
+          <w:rFonts w:ascii="Times New Roman" w:hAnsi="Times New Roman" w:cs="Times New Roman"/>
+          <w:b/>
+          <w:bCs/>
+          <w:sz w:val="32"/>
+          <w:szCs w:val="32"/>
+          <w:vertAlign w:val="subscript"/>
+        </w:rPr>
+        <w:t>i</w:t>
+      </w:r>
+      <w:r>
+        <w:rPr>
+          <w:rFonts w:ascii="Times New Roman" w:hAnsi="Times New Roman" w:cs="Times New Roman"/>
+          <w:b/>
+          <w:bCs/>
+          <w:sz w:val="32"/>
+          <w:szCs w:val="32"/>
+        </w:rPr>
+        <w:t xml:space="preserve"> = -1 para tangente y X</w:t>
+      </w:r>
+      <w:r>
+        <w:rPr>
+          <w:rFonts w:ascii="Times New Roman" w:hAnsi="Times New Roman" w:cs="Times New Roman"/>
+          <w:b/>
+          <w:bCs/>
+          <w:sz w:val="32"/>
+          <w:szCs w:val="32"/>
+          <w:vertAlign w:val="subscript"/>
+        </w:rPr>
+        <w:t>i</w:t>
+      </w:r>
+      <w:r>
+        <w:rPr>
+          <w:rFonts w:ascii="Times New Roman" w:hAnsi="Times New Roman" w:cs="Times New Roman"/>
+          <w:b/>
+          <w:bCs/>
+          <w:sz w:val="32"/>
+          <w:szCs w:val="32"/>
+        </w:rPr>
+        <w:t xml:space="preserve"> = -1, </w:t>
+      </w:r>
+      <w:r>
+        <w:rPr>
+          <w:rFonts w:ascii="Times New Roman" w:hAnsi="Times New Roman" w:cs="Times New Roman"/>
+          <w:b/>
+          <w:bCs/>
+          <w:sz w:val="32"/>
+          <w:szCs w:val="32"/>
+        </w:rPr>
+        <w:t>X</w:t>
+      </w:r>
+      <w:r>
+        <w:rPr>
+          <w:rFonts w:ascii="Times New Roman" w:hAnsi="Times New Roman" w:cs="Times New Roman"/>
+          <w:b/>
+          <w:bCs/>
+          <w:sz w:val="32"/>
+          <w:szCs w:val="32"/>
+          <w:vertAlign w:val="subscript"/>
+        </w:rPr>
+        <w:t>d</w:t>
+      </w:r>
+      <w:r>
+        <w:rPr>
+          <w:rFonts w:ascii="Times New Roman" w:hAnsi="Times New Roman" w:cs="Times New Roman"/>
+          <w:b/>
+          <w:bCs/>
+          <w:sz w:val="32"/>
+          <w:szCs w:val="32"/>
+        </w:rPr>
+        <w:t xml:space="preserve"> = 0,5 para secante. </w:t>
       </w:r>
     </w:p>
-    <w:p/>
     <w:p>
-      <w:r>
+      <w:pPr>
+        <w:pStyle w:val="Prrafodelista"/>
+        <w:numPr>
+          <w:ilvl w:val="0"/>
+          <w:numId w:val="7"/>
+        </w:numPr>
+        <w:rPr>
+          <w:b/>
+          <w:bCs/>
+          <w:i/>
+          <w:iCs/>
+          <w:sz w:val="24"/>
+          <w:szCs w:val="24"/>
+        </w:rPr>
+      </w:pPr>
+      <w:r>
+        <w:rPr>
+          <w:b/>
+          <w:bCs/>
+          <w:i/>
+          <w:iCs/>
+          <w:sz w:val="24"/>
+          <w:szCs w:val="24"/>
+        </w:rPr>
+        <w:t xml:space="preserve">¿En qué casos la convergencia es </w:t>
+      </w:r>
+      <w:r>
+        <w:rPr>
+          <w:b/>
+          <w:bCs/>
+          <w:i/>
+          <w:iCs/>
+          <w:sz w:val="24"/>
+          <w:szCs w:val="24"/>
+        </w:rPr>
+        <w:t>más</w:t>
+      </w:r>
+      <w:r>
+        <w:rPr>
+          <w:b/>
+          <w:bCs/>
+          <w:i/>
+          <w:iCs/>
+          <w:sz w:val="24"/>
+          <w:szCs w:val="24"/>
+        </w:rPr>
+        <w:t xml:space="preserve"> rápida? ¿Por qué? </w:t>
+      </w:r>
+    </w:p>
+    <w:p>
+      <w:r>
+        <w:rPr>
+          <w:b/>
+          <w:bCs/>
+        </w:rPr>
+        <w:t>Newton–Raphson</w:t>
+      </w:r>
+      <w:r>
+        <w:t xml:space="preserve">: convergencia </w:t>
+      </w:r>
+      <w:r>
+        <w:rPr>
+          <w:b/>
+          <w:bCs/>
+        </w:rPr>
+        <w:t>cuadrática</w:t>
+      </w:r>
+      <w:r>
+        <w:t xml:space="preserve"> cuando la aproximación inicial está razonablemente cerca de la raíz y la derivada en torno a la raíz no es cero. Eso significa que, una vez “en la vecindad” de la raíz, el error tiende a reducirse muy rápido (rápido en número de iteraciones).</w:t>
+      </w:r>
+    </w:p>
+    <w:p>
+      <w:r>
+        <w:rPr>
+          <w:b/>
+          <w:bCs/>
+        </w:rPr>
+        <w:t>Secante</w:t>
+      </w:r>
+      <w:r>
+        <w:t xml:space="preserve">: convergencia </w:t>
+      </w:r>
+      <w:r>
+        <w:rPr>
+          <w:b/>
+          <w:bCs/>
+        </w:rPr>
+        <w:t>superlineal</w:t>
+      </w:r>
+      <w:r>
+        <w:t xml:space="preserve"> de orden ~1.618 (más lenta que la cuadrática de Newton), pero no requiere evaluar la derivada.</w:t>
+      </w:r>
+    </w:p>
+    <w:p>
+      <w:r>
+        <w:t xml:space="preserve">En este caso concreto </w:t>
+      </w:r>
+      <w:r>
+        <w:rPr>
+          <w:b/>
+          <w:bCs/>
+        </w:rPr>
+        <w:t>Newton convergió en 8 iteraciones</w:t>
+      </w:r>
+      <w:r>
+        <w:t xml:space="preserve"> partiendo de x</w:t>
+      </w:r>
+      <w:r>
+        <w:rPr>
+          <w:vertAlign w:val="subscript"/>
+        </w:rPr>
+        <w:t>0</w:t>
+      </w:r>
+      <w:r>
+        <w:t xml:space="preserve"> = 0.5, mientras que </w:t>
+      </w:r>
+      <w:r>
+        <w:rPr>
+          <w:b/>
+          <w:bCs/>
+        </w:rPr>
+        <w:t>la secante necesitó 13 iteraciones</w:t>
+      </w:r>
+      <w:r>
+        <w:t xml:space="preserve"> partiendo de x</w:t>
+      </w:r>
+      <w:r>
+        <w:rPr>
+          <w:vertAlign w:val="subscript"/>
+        </w:rPr>
+        <w:t>0</w:t>
+      </w:r>
+      <w:r>
+        <w:t xml:space="preserve"> = -1, x1 = 0.5.</w:t>
+      </w:r>
+    </w:p>
+    <w:p>
+      <w:r>
+        <w:t xml:space="preserve">Conclusión: </w:t>
+      </w:r>
+      <w:r>
+        <w:rPr>
+          <w:b/>
+          <w:bCs/>
+        </w:rPr>
+        <w:t>Newton fue más rápido</w:t>
+      </w:r>
+      <w:r>
+        <w:t>, que es lo esperado cuando la derivada no es nula y la aproximación inicial no es particularmente mala.</w:t>
+      </w:r>
+    </w:p>
+    <w:p>
+      <w:r>
+        <w:t>Nota práctica: Newton puede dar pasos grandes (como el salto a ~2.11 que viste en la 1ª iteración) si la aproximación inicial está lejos; aun así, en este problema terminó siendo más eficiente en número de iteraciones.</w:t>
+      </w:r>
+    </w:p>
+    <w:p>
+      <w:r>
+        <w:rPr>
+          <w:noProof/>
+        </w:rPr>
         <w:drawing>
           <wp:inline distT="0" distB="0" distL="0" distR="0" wp14:anchorId="098ABAB7" wp14:editId="0AA6AFEA">
             <wp:extent cx="5400040" cy="4345940"/>
@@ -409,6 +883,9 @@
     </w:p>
     <w:p>
       <w:r>
+        <w:rPr>
+          <w:noProof/>
+        </w:rPr>
         <w:lastRenderedPageBreak/>
         <w:drawing>
           <wp:inline distT="0" distB="0" distL="0" distR="0" wp14:anchorId="40404FBE" wp14:editId="28172A49">
@@ -452,136 +929,1614 @@
         <w:pStyle w:val="Prrafodelista"/>
         <w:numPr>
           <w:ilvl w:val="0"/>
-          <w:numId w:val="2"/>
+          <w:numId w:val="7"/>
         </w:numPr>
-      </w:pPr>
-      <w:r>
-        <w:rPr>
-          <w:b/>
-          <w:bCs/>
-        </w:rPr>
-        <w:t>Newton–Raphson</w:t>
-      </w:r>
-      <w:r>
-        <w:t xml:space="preserve">: convergencia </w:t>
-      </w:r>
-      <w:r>
-        <w:rPr>
-          <w:b/>
-          <w:bCs/>
-        </w:rPr>
-        <w:t>cuadrática</w:t>
-      </w:r>
-      <w:r>
-        <w:t xml:space="preserve"> cuando la aproximación inicial está razonablemente cerca de la raíz y la derivada en torno a la raíz no es cero. Eso significa que, una vez “en la vecindad” de la raíz, el error tiende a reducirse muy rápido (rápido en número de iteraciones).</w:t>
+        <w:rPr>
+          <w:b/>
+          <w:bCs/>
+          <w:i/>
+          <w:iCs/>
+          <w:sz w:val="24"/>
+          <w:szCs w:val="24"/>
+        </w:rPr>
+      </w:pPr>
+      <w:r>
+        <w:rPr>
+          <w:b/>
+          <w:bCs/>
+          <w:i/>
+          <w:iCs/>
+          <w:sz w:val="24"/>
+          <w:szCs w:val="24"/>
+        </w:rPr>
+        <w:t xml:space="preserve">¿Qué problemas se pueden presentar utilizando el método de Newton si consideramos como valor de inicio </w:t>
+      </w:r>
+      <w:r>
+        <w:rPr>
+          <w:rFonts w:ascii="Cambria Math" w:hAnsi="Cambria Math" w:cs="Cambria Math"/>
+          <w:b/>
+          <w:bCs/>
+          <w:i/>
+          <w:iCs/>
+          <w:sz w:val="24"/>
+          <w:szCs w:val="24"/>
+        </w:rPr>
+        <w:t>𝑋</w:t>
+      </w:r>
+      <w:r>
+        <w:rPr>
+          <w:rFonts w:ascii="Cambria Math" w:hAnsi="Cambria Math" w:cs="Cambria Math"/>
+          <w:b/>
+          <w:bCs/>
+          <w:i/>
+          <w:iCs/>
+          <w:sz w:val="24"/>
+          <w:szCs w:val="24"/>
+          <w:vertAlign w:val="subscript"/>
+        </w:rPr>
+        <w:t>i</w:t>
+      </w:r>
+      <w:r>
+        <w:rPr>
+          <w:b/>
+          <w:bCs/>
+          <w:i/>
+          <w:iCs/>
+          <w:sz w:val="24"/>
+          <w:szCs w:val="24"/>
+        </w:rPr>
+        <w:t xml:space="preserve"> = 0</w:t>
+      </w:r>
+      <w:r>
+        <w:rPr>
+          <w:b/>
+          <w:bCs/>
+          <w:i/>
+          <w:iCs/>
+          <w:sz w:val="24"/>
+          <w:szCs w:val="24"/>
+        </w:rPr>
+        <w:t>?</w:t>
       </w:r>
     </w:p>
     <w:p>
-      <w:pPr>
-        <w:pStyle w:val="Prrafodelista"/>
-      </w:pPr>
-      <w:r>
-        <w:rPr>
-          <w:b/>
-          <w:bCs/>
-        </w:rPr>
-        <w:t>Secante</w:t>
-      </w:r>
-      <w:r>
-        <w:t xml:space="preserve">: convergencia </w:t>
-      </w:r>
-      <w:proofErr w:type="spellStart"/>
-      <w:r>
-        <w:rPr>
-          <w:b/>
-          <w:bCs/>
-        </w:rPr>
-        <w:t>superlineal</w:t>
-      </w:r>
-      <w:proofErr w:type="spellEnd"/>
-      <w:r>
-        <w:t xml:space="preserve"> de orden ~1.618 (más lenta que la cuadrática de Newton), pero no requiere evaluar la derivada.</w:t>
-      </w:r>
-    </w:p>
-    <w:p>
-      <w:pPr>
-        <w:pStyle w:val="Prrafodelista"/>
-      </w:pPr>
-      <w:r>
-        <w:t>En este</w:t>
-      </w:r>
-      <w:r>
-        <w:t xml:space="preserve"> caso concreto </w:t>
-      </w:r>
-      <w:r>
-        <w:rPr>
-          <w:b/>
-          <w:bCs/>
-        </w:rPr>
-        <w:t>Newton convergió en 8 iteraciones</w:t>
-      </w:r>
-      <w:r>
-        <w:t xml:space="preserve"> partiendo de x0 = 0.5, mientras que </w:t>
-      </w:r>
-      <w:r>
-        <w:rPr>
-          <w:b/>
-          <w:bCs/>
-        </w:rPr>
-        <w:t>la secante necesitó 13 iteraciones</w:t>
-      </w:r>
-      <w:r>
-        <w:t xml:space="preserve"> partiendo de x0 = -1, x1 = 0.5.</w:t>
-      </w:r>
-    </w:p>
-    <w:p>
-      <w:pPr>
-        <w:pStyle w:val="Prrafodelista"/>
-      </w:pPr>
-      <w:r>
-        <w:t xml:space="preserve">Conclusión: </w:t>
-      </w:r>
-      <w:r>
-        <w:rPr>
-          <w:b/>
-          <w:bCs/>
-        </w:rPr>
-        <w:t>Newton fue más rápido</w:t>
-      </w:r>
-      <w:r>
-        <w:t>, que es lo esperado cuando la derivada no es nula y la aproximación inicial no es particularmente mala.</w:t>
-      </w:r>
-    </w:p>
-    <w:p>
-      <w:pPr>
-        <w:pStyle w:val="Prrafodelista"/>
-      </w:pPr>
-      <w:r>
-        <w:t>Nota práctica: Newton puede dar pasos grandes (como el salto a ~2.11 que viste en la 1ª iteración) si la aproximación inicial está lejos; aun así, en este problema terminó siendo más eficiente en número de iteraciones.</w:t>
-      </w:r>
-    </w:p>
-    <w:p>
-      <w:pPr>
-        <w:pStyle w:val="Prrafodelista"/>
-      </w:pPr>
+      <w:r>
+        <w:t>El problema es que en x</w:t>
+      </w:r>
+      <w:r>
+        <w:rPr>
+          <w:vertAlign w:val="subscript"/>
+        </w:rPr>
+        <w:t xml:space="preserve">i </w:t>
+      </w:r>
+      <w:r>
+        <w:t>=</w:t>
+      </w:r>
+      <w:r>
+        <w:t xml:space="preserve"> </w:t>
+      </w:r>
+      <w:r>
+        <w:t>0</w:t>
+      </w:r>
+      <w:r>
+        <w:t>, f</w:t>
+      </w:r>
+      <w:r>
+        <w:t xml:space="preserve"> '</w:t>
+      </w:r>
+      <w:r>
+        <w:t>(0)</w:t>
+      </w:r>
+      <w:r>
+        <w:t xml:space="preserve">, lo que hace </w:t>
+      </w:r>
+      <w:r>
+        <w:rPr>
+          <w:b/>
+          <w:bCs/>
+        </w:rPr>
+        <w:t>indefinido</w:t>
+      </w:r>
+      <w:r>
+        <w:t xml:space="preserve"> el método de Newton-Raphson (división por cero). Por lo tanto, no se debe usar ese valor inicial.</w:t>
+      </w:r>
     </w:p>
     <w:p>
       <w:pPr>
         <w:pStyle w:val="Prrafodelista"/>
         <w:numPr>
           <w:ilvl w:val="0"/>
-          <w:numId w:val="2"/>
+          <w:numId w:val="7"/>
         </w:numPr>
-      </w:pPr>
+        <w:rPr>
+          <w:b/>
+          <w:bCs/>
+          <w:i/>
+          <w:iCs/>
+          <w:sz w:val="24"/>
+          <w:szCs w:val="24"/>
+        </w:rPr>
+      </w:pPr>
+      <w:r>
+        <w:rPr>
+          <w:b/>
+          <w:bCs/>
+          <w:i/>
+          <w:iCs/>
+          <w:sz w:val="24"/>
+          <w:szCs w:val="24"/>
+        </w:rPr>
+        <w:t>¿Qué conclusiones obtienes de los resultados utilizando el método de la secante si consideras como puntos de inicio X</w:t>
+      </w:r>
+      <w:r>
+        <w:rPr>
+          <w:b/>
+          <w:bCs/>
+          <w:i/>
+          <w:iCs/>
+          <w:sz w:val="24"/>
+          <w:szCs w:val="24"/>
+          <w:vertAlign w:val="subscript"/>
+        </w:rPr>
+        <w:t>i</w:t>
+      </w:r>
+      <w:r>
+        <w:rPr>
+          <w:b/>
+          <w:bCs/>
+          <w:i/>
+          <w:iCs/>
+          <w:sz w:val="24"/>
+          <w:szCs w:val="24"/>
+        </w:rPr>
+        <w:t xml:space="preserve"> = -0,5 y X</w:t>
+      </w:r>
+      <w:r>
+        <w:rPr>
+          <w:b/>
+          <w:bCs/>
+          <w:i/>
+          <w:iCs/>
+          <w:sz w:val="24"/>
+          <w:szCs w:val="24"/>
+          <w:vertAlign w:val="subscript"/>
+        </w:rPr>
+        <w:t>d</w:t>
+      </w:r>
+      <w:r>
+        <w:rPr>
+          <w:b/>
+          <w:bCs/>
+          <w:i/>
+          <w:iCs/>
+          <w:sz w:val="24"/>
+          <w:szCs w:val="24"/>
+        </w:rPr>
+        <w:t xml:space="preserve"> = 0,5?</w:t>
+      </w:r>
     </w:p>
     <w:p>
+      <w:r>
+        <w:t xml:space="preserve">Si usamos los puntos iniciales </w:t>
+      </w:r>
+      <w:r>
+        <w:t>X</w:t>
+      </w:r>
+      <w:r>
+        <w:rPr>
+          <w:vertAlign w:val="subscript"/>
+        </w:rPr>
+        <w:t xml:space="preserve">I </w:t>
+      </w:r>
+      <w:r>
+        <w:t>=</w:t>
+      </w:r>
+      <w:r>
+        <w:t xml:space="preserve"> </w:t>
+      </w:r>
+      <w:r>
+        <w:t>−0,5</w:t>
+      </w:r>
+      <w:r>
+        <w:t xml:space="preserve"> y X</w:t>
+      </w:r>
+      <w:r>
+        <w:t>d</w:t>
+      </w:r>
+      <w:r>
+        <w:t xml:space="preserve"> </w:t>
+      </w:r>
+      <w:r>
+        <w:t>​=</w:t>
+      </w:r>
+      <w:r>
+        <w:t xml:space="preserve"> </w:t>
+      </w:r>
+      <w:r>
+        <w:t>0,5:</w:t>
+      </w:r>
+    </w:p>
+    <w:p>
+      <w:pPr>
+        <w:numPr>
+          <w:ilvl w:val="0"/>
+          <w:numId w:val="5"/>
+        </w:numPr>
+      </w:pPr>
+      <w:r>
+        <w:t xml:space="preserve">El método de la secante </w:t>
+      </w:r>
+      <w:r>
+        <w:rPr>
+          <w:b/>
+          <w:bCs/>
+        </w:rPr>
+        <w:t>no converge bien</w:t>
+      </w:r>
+      <w:r>
+        <w:t>,</w:t>
+      </w:r>
+    </w:p>
+    <w:p>
+      <w:pPr>
+        <w:numPr>
+          <w:ilvl w:val="0"/>
+          <w:numId w:val="5"/>
+        </w:numPr>
+      </w:pPr>
+      <w:r>
+        <w:t>Porque ambos valores iniciales dan resultados de f(x) negativos y muy similares,</w:t>
+      </w:r>
+    </w:p>
+    <w:p>
+      <w:pPr>
+        <w:numPr>
+          <w:ilvl w:val="0"/>
+          <w:numId w:val="5"/>
+        </w:numPr>
+      </w:pPr>
+      <w:r>
+        <w:t>La recta secante es casi horizontal, lo que hace que la fórmula sea inestable y se pierda la convergencia hacia la raíz real.</w:t>
+      </w:r>
+    </w:p>
+    <w:p/>
+    <w:p>
+      <w:pPr>
+        <w:rPr>
+          <w:rFonts w:ascii="Times New Roman" w:hAnsi="Times New Roman" w:cs="Times New Roman"/>
+          <w:b/>
+          <w:bCs/>
+          <w:sz w:val="32"/>
+          <w:szCs w:val="32"/>
+        </w:rPr>
+      </w:pPr>
+      <w:r>
+        <w:rPr>
+          <w:rFonts w:ascii="Times New Roman" w:hAnsi="Times New Roman" w:cs="Times New Roman"/>
+          <w:b/>
+          <w:bCs/>
+          <w:sz w:val="32"/>
+          <w:szCs w:val="32"/>
+        </w:rPr>
+        <w:t xml:space="preserve">3) Sea </w:t>
+      </w:r>
+      <w:r>
+        <w:rPr>
+          <w:rFonts w:ascii="Cambria Math" w:hAnsi="Cambria Math" w:cs="Cambria Math"/>
+          <w:b/>
+          <w:bCs/>
+          <w:sz w:val="32"/>
+          <w:szCs w:val="32"/>
+        </w:rPr>
+        <w:t>𝑓</w:t>
+      </w:r>
+      <w:r>
+        <w:rPr>
+          <w:rFonts w:ascii="Times New Roman" w:hAnsi="Times New Roman" w:cs="Times New Roman"/>
+          <w:b/>
+          <w:bCs/>
+          <w:sz w:val="32"/>
+          <w:szCs w:val="32"/>
+        </w:rPr>
+        <w:t>(</w:t>
+      </w:r>
+      <w:r>
+        <w:rPr>
+          <w:rFonts w:ascii="Cambria Math" w:hAnsi="Cambria Math" w:cs="Cambria Math"/>
+          <w:b/>
+          <w:bCs/>
+          <w:sz w:val="32"/>
+          <w:szCs w:val="32"/>
+        </w:rPr>
+        <w:t>𝑥</w:t>
+      </w:r>
+      <w:r>
+        <w:rPr>
+          <w:rFonts w:ascii="Times New Roman" w:hAnsi="Times New Roman" w:cs="Times New Roman"/>
+          <w:b/>
+          <w:bCs/>
+          <w:sz w:val="32"/>
+          <w:szCs w:val="32"/>
+        </w:rPr>
+        <w:t xml:space="preserve">) = </w:t>
+      </w:r>
+      <m:oMath>
+        <m:r>
+          <m:rPr>
+            <m:sty m:val="bi"/>
+          </m:rPr>
+          <w:rPr>
+            <w:rFonts w:ascii="Cambria Math" w:hAnsi="Cambria Math" w:cs="Times New Roman"/>
+            <w:sz w:val="32"/>
+            <w:szCs w:val="32"/>
+          </w:rPr>
+          <m:t>2+</m:t>
+        </m:r>
+        <m:f>
+          <m:fPr>
+            <m:ctrlPr>
+              <w:rPr>
+                <w:rFonts w:ascii="Cambria Math" w:hAnsi="Cambria Math" w:cs="Times New Roman"/>
+                <w:b/>
+                <w:bCs/>
+                <w:i/>
+                <w:sz w:val="32"/>
+                <w:szCs w:val="32"/>
+              </w:rPr>
+            </m:ctrlPr>
+          </m:fPr>
+          <m:num>
+            <m:r>
+              <m:rPr>
+                <m:sty m:val="bi"/>
+              </m:rPr>
+              <w:rPr>
+                <w:rFonts w:ascii="Cambria Math" w:hAnsi="Cambria Math" w:cs="Times New Roman"/>
+                <w:sz w:val="32"/>
+                <w:szCs w:val="32"/>
+              </w:rPr>
+              <m:t>12,5</m:t>
+            </m:r>
+            <m:r>
+              <m:rPr>
+                <m:sty m:val="bi"/>
+              </m:rPr>
+              <w:rPr>
+                <w:rFonts w:ascii="Cambria Math" w:hAnsi="Cambria Math" w:cs="Times New Roman"/>
+                <w:sz w:val="32"/>
+                <w:szCs w:val="32"/>
+              </w:rPr>
+              <m:t>x + 25</m:t>
+            </m:r>
+          </m:num>
+          <m:den>
+            <m:sSup>
+              <m:sSupPr>
+                <m:ctrlPr>
+                  <w:rPr>
+                    <w:rFonts w:ascii="Cambria Math" w:hAnsi="Cambria Math" w:cs="Times New Roman"/>
+                    <w:b/>
+                    <w:bCs/>
+                    <w:i/>
+                    <w:sz w:val="32"/>
+                    <w:szCs w:val="32"/>
+                  </w:rPr>
+                </m:ctrlPr>
+              </m:sSupPr>
+              <m:e>
+                <m:r>
+                  <m:rPr>
+                    <m:sty m:val="bi"/>
+                  </m:rPr>
+                  <w:rPr>
+                    <w:rFonts w:ascii="Cambria Math" w:hAnsi="Cambria Math" w:cs="Times New Roman"/>
+                    <w:sz w:val="32"/>
+                    <w:szCs w:val="32"/>
+                  </w:rPr>
+                  <m:t>x</m:t>
+                </m:r>
+              </m:e>
+              <m:sup>
+                <m:r>
+                  <m:rPr>
+                    <m:sty m:val="bi"/>
+                  </m:rPr>
+                  <w:rPr>
+                    <w:rFonts w:ascii="Cambria Math" w:hAnsi="Cambria Math" w:cs="Times New Roman"/>
+                    <w:sz w:val="32"/>
+                    <w:szCs w:val="32"/>
+                  </w:rPr>
+                  <m:t>2</m:t>
+                </m:r>
+              </m:sup>
+            </m:sSup>
+            <m:r>
+              <m:rPr>
+                <m:sty m:val="bi"/>
+              </m:rPr>
+              <w:rPr>
+                <w:rFonts w:ascii="Cambria Math" w:hAnsi="Cambria Math" w:cs="Times New Roman"/>
+                <w:sz w:val="32"/>
+                <w:szCs w:val="32"/>
+              </w:rPr>
+              <m:t xml:space="preserve"> + 4</m:t>
+            </m:r>
+            <m:r>
+              <m:rPr>
+                <m:sty m:val="bi"/>
+              </m:rPr>
+              <w:rPr>
+                <w:rFonts w:ascii="Cambria Math" w:hAnsi="Cambria Math" w:cs="Times New Roman"/>
+                <w:sz w:val="32"/>
+                <w:szCs w:val="32"/>
+              </w:rPr>
+              <m:t>x + 5</m:t>
+            </m:r>
+          </m:den>
+        </m:f>
+      </m:oMath>
+    </w:p>
+    <w:p>
+      <w:pPr>
+        <w:rPr>
+          <w:rFonts w:ascii="Times New Roman" w:hAnsi="Times New Roman" w:cs="Times New Roman"/>
+          <w:b/>
+          <w:bCs/>
+          <w:sz w:val="32"/>
+          <w:szCs w:val="32"/>
+        </w:rPr>
+      </w:pPr>
+      <w:r>
+        <w:rPr>
+          <w:rFonts w:ascii="Times New Roman" w:hAnsi="Times New Roman" w:cs="Times New Roman"/>
+          <w:b/>
+          <w:bCs/>
+          <w:sz w:val="32"/>
+          <w:szCs w:val="32"/>
+        </w:rPr>
+        <w:t xml:space="preserve">Esta función posee dos raíces que llamaremos xr1 (a la menor) y xr2 (a la mayor): </w:t>
+      </w:r>
+    </w:p>
+    <w:p>
       <w:pPr>
         <w:pStyle w:val="Prrafodelista"/>
-      </w:pPr>
+        <w:numPr>
+          <w:ilvl w:val="1"/>
+          <w:numId w:val="5"/>
+        </w:numPr>
+        <w:ind w:left="709" w:hanging="283"/>
+        <w:rPr>
+          <w:b/>
+          <w:bCs/>
+          <w:i/>
+          <w:iCs/>
+          <w:sz w:val="24"/>
+          <w:szCs w:val="24"/>
+        </w:rPr>
+      </w:pPr>
+      <w:r>
+        <w:rPr>
+          <w:b/>
+          <w:bCs/>
+          <w:i/>
+          <w:iCs/>
+          <w:sz w:val="24"/>
+          <w:szCs w:val="24"/>
+        </w:rPr>
+        <w:t xml:space="preserve">Hallar ambas raíces por los dos métodos cerrados tomando para ello el intervalo de números enteros más cercanos que las contienen. Obtener conclusiones sobre la convergencia. </w:t>
+      </w:r>
+    </w:p>
+    <w:p>
+      <w:r>
+        <w:lastRenderedPageBreak/>
+        <w:t>R</w:t>
+      </w:r>
+      <w:r>
+        <w:t>egla falsa converge más rápido porque aproxima la raíz interpolando, mientras que la bisección siempre divide a la mitad.</w:t>
+      </w:r>
+    </w:p>
+    <w:p>
+      <w:pPr>
+        <w:pStyle w:val="Prrafodelista"/>
+        <w:numPr>
+          <w:ilvl w:val="1"/>
+          <w:numId w:val="5"/>
+        </w:numPr>
+        <w:ind w:left="709" w:hanging="283"/>
+        <w:rPr>
+          <w:b/>
+          <w:bCs/>
+          <w:i/>
+          <w:iCs/>
+          <w:sz w:val="24"/>
+          <w:szCs w:val="24"/>
+        </w:rPr>
+      </w:pPr>
+      <w:r>
+        <w:rPr>
+          <w:b/>
+          <w:bCs/>
+          <w:i/>
+          <w:iCs/>
+          <w:sz w:val="24"/>
+          <w:szCs w:val="24"/>
+        </w:rPr>
+        <w:t xml:space="preserve">Calcular xr2 aplicando el método de la tangente con </w:t>
+      </w:r>
+      <w:r>
+        <w:rPr>
+          <w:rFonts w:ascii="Cambria Math" w:hAnsi="Cambria Math" w:cs="Cambria Math"/>
+          <w:b/>
+          <w:bCs/>
+          <w:i/>
+          <w:iCs/>
+          <w:sz w:val="24"/>
+          <w:szCs w:val="24"/>
+        </w:rPr>
+        <w:t>𝑋</w:t>
+      </w:r>
+      <w:r>
+        <w:rPr>
+          <w:rFonts w:ascii="Cambria Math" w:hAnsi="Cambria Math" w:cs="Cambria Math"/>
+          <w:b/>
+          <w:bCs/>
+          <w:i/>
+          <w:iCs/>
+          <w:sz w:val="24"/>
+          <w:szCs w:val="24"/>
+          <w:vertAlign w:val="subscript"/>
+        </w:rPr>
+        <w:t>i</w:t>
+      </w:r>
+      <w:r>
+        <w:rPr>
+          <w:b/>
+          <w:bCs/>
+          <w:i/>
+          <w:iCs/>
+          <w:sz w:val="24"/>
+          <w:szCs w:val="24"/>
+        </w:rPr>
+        <w:t xml:space="preserve"> = 0. Confirmar este resultado aplicando método de la secante, considerando </w:t>
+      </w:r>
+      <w:r>
+        <w:rPr>
+          <w:rFonts w:ascii="Cambria Math" w:hAnsi="Cambria Math" w:cs="Cambria Math"/>
+          <w:b/>
+          <w:bCs/>
+          <w:i/>
+          <w:iCs/>
+          <w:sz w:val="24"/>
+          <w:szCs w:val="24"/>
+        </w:rPr>
+        <w:t>𝑋</w:t>
+      </w:r>
+      <w:r>
+        <w:rPr>
+          <w:rFonts w:ascii="Cambria Math" w:hAnsi="Cambria Math" w:cs="Cambria Math"/>
+          <w:b/>
+          <w:bCs/>
+          <w:i/>
+          <w:iCs/>
+          <w:sz w:val="24"/>
+          <w:szCs w:val="24"/>
+          <w:vertAlign w:val="subscript"/>
+        </w:rPr>
+        <w:t>i</w:t>
+      </w:r>
+      <w:r>
+        <w:rPr>
+          <w:b/>
+          <w:bCs/>
+          <w:i/>
+          <w:iCs/>
+          <w:sz w:val="24"/>
+          <w:szCs w:val="24"/>
+        </w:rPr>
+        <w:t xml:space="preserve"> = 2 y </w:t>
+      </w:r>
+      <w:r>
+        <w:rPr>
+          <w:rFonts w:ascii="Cambria Math" w:hAnsi="Cambria Math" w:cs="Cambria Math"/>
+          <w:b/>
+          <w:bCs/>
+          <w:i/>
+          <w:iCs/>
+          <w:sz w:val="24"/>
+          <w:szCs w:val="24"/>
+        </w:rPr>
+        <w:t>𝑋</w:t>
+      </w:r>
+      <w:r>
+        <w:rPr>
+          <w:rFonts w:ascii="Cambria Math" w:hAnsi="Cambria Math" w:cs="Cambria Math"/>
+          <w:b/>
+          <w:bCs/>
+          <w:i/>
+          <w:iCs/>
+          <w:sz w:val="24"/>
+          <w:szCs w:val="24"/>
+          <w:vertAlign w:val="subscript"/>
+        </w:rPr>
+        <w:t>d</w:t>
+      </w:r>
+      <w:r>
+        <w:rPr>
+          <w:b/>
+          <w:bCs/>
+          <w:i/>
+          <w:iCs/>
+          <w:sz w:val="24"/>
+          <w:szCs w:val="24"/>
+        </w:rPr>
+        <w:t xml:space="preserve"> = 0 </w:t>
+      </w:r>
+    </w:p>
+    <w:p>
+      <w:pPr>
+        <w:pStyle w:val="Prrafodelista"/>
+        <w:rPr>
+          <w:b/>
+          <w:bCs/>
+        </w:rPr>
+      </w:pPr>
+    </w:p>
+    <w:p>
+      <w:pPr>
+        <w:rPr>
+          <w:b/>
+          <w:bCs/>
+        </w:rPr>
+      </w:pPr>
+    </w:p>
+    <w:p>
+      <w:pPr>
+        <w:pStyle w:val="Prrafodelista"/>
+        <w:numPr>
+          <w:ilvl w:val="1"/>
+          <w:numId w:val="5"/>
+        </w:numPr>
+        <w:ind w:left="709" w:hanging="283"/>
+        <w:rPr>
+          <w:b/>
+          <w:bCs/>
+        </w:rPr>
+      </w:pPr>
+      <w:r>
+        <w:rPr>
+          <w:b/>
+          <w:bCs/>
+          <w:i/>
+          <w:iCs/>
+          <w:sz w:val="24"/>
+          <w:szCs w:val="24"/>
+        </w:rPr>
+        <w:t xml:space="preserve">Calcular xr1 aplicando el método de la secante tomando como valores de inicio </w:t>
+      </w:r>
+      <w:r>
+        <w:rPr>
+          <w:rFonts w:ascii="Cambria Math" w:hAnsi="Cambria Math" w:cs="Cambria Math"/>
+          <w:b/>
+          <w:bCs/>
+          <w:i/>
+          <w:iCs/>
+          <w:sz w:val="24"/>
+          <w:szCs w:val="24"/>
+        </w:rPr>
+        <w:t>𝑋</w:t>
+      </w:r>
+      <w:r>
+        <w:rPr>
+          <w:rFonts w:ascii="Cambria Math" w:hAnsi="Cambria Math" w:cs="Cambria Math"/>
+          <w:b/>
+          <w:bCs/>
+          <w:i/>
+          <w:iCs/>
+          <w:sz w:val="24"/>
+          <w:szCs w:val="24"/>
+          <w:vertAlign w:val="subscript"/>
+        </w:rPr>
+        <w:t>i</w:t>
+      </w:r>
+      <w:r>
+        <w:rPr>
+          <w:b/>
+          <w:bCs/>
+          <w:i/>
+          <w:iCs/>
+          <w:sz w:val="24"/>
+          <w:szCs w:val="24"/>
+        </w:rPr>
+        <w:t xml:space="preserve"> = −15 y  </w:t>
+      </w:r>
+      <w:r>
+        <w:rPr>
+          <w:rFonts w:ascii="Cambria Math" w:hAnsi="Cambria Math" w:cs="Cambria Math"/>
+          <w:b/>
+          <w:bCs/>
+          <w:i/>
+          <w:iCs/>
+          <w:sz w:val="24"/>
+          <w:szCs w:val="24"/>
+        </w:rPr>
+        <w:t>𝑋</w:t>
+      </w:r>
+      <w:r>
+        <w:rPr>
+          <w:rFonts w:ascii="Cambria Math" w:hAnsi="Cambria Math" w:cs="Cambria Math"/>
+          <w:b/>
+          <w:bCs/>
+          <w:i/>
+          <w:iCs/>
+          <w:sz w:val="24"/>
+          <w:szCs w:val="24"/>
+          <w:vertAlign w:val="subscript"/>
+        </w:rPr>
+        <w:t>d</w:t>
+      </w:r>
+      <w:r>
+        <w:rPr>
+          <w:b/>
+          <w:bCs/>
+          <w:i/>
+          <w:iCs/>
+          <w:sz w:val="24"/>
+          <w:szCs w:val="24"/>
+        </w:rPr>
+        <w:t xml:space="preserve"> </w:t>
+      </w:r>
+      <w:r>
+        <w:rPr>
+          <w:b/>
+          <w:bCs/>
+          <w:i/>
+          <w:iCs/>
+          <w:sz w:val="24"/>
+          <w:szCs w:val="24"/>
+        </w:rPr>
+        <w:t>=</w:t>
+      </w:r>
+      <w:r>
+        <w:rPr>
+          <w:b/>
+          <w:bCs/>
+          <w:i/>
+          <w:iCs/>
+          <w:sz w:val="24"/>
+          <w:szCs w:val="24"/>
+        </w:rPr>
+        <w:t xml:space="preserve"> </w:t>
+      </w:r>
+      <w:r>
+        <w:rPr>
+          <w:b/>
+          <w:bCs/>
+          <w:i/>
+          <w:iCs/>
+          <w:sz w:val="24"/>
+          <w:szCs w:val="24"/>
+        </w:rPr>
+        <w:t>−14. ¿Qué inconvenientes puede ocurrir para el cálculo de esta raíz?</w:t>
+      </w:r>
+      <w:r>
+        <w:rPr>
+          <w:b/>
+          <w:bCs/>
+        </w:rPr>
+        <w:t xml:space="preserve"> </w:t>
+      </w:r>
+    </w:p>
+    <w:p>
+      <w:r>
+        <w:t xml:space="preserve">Posible inconveniente: si f(x) es muy pequeño o casi lineal en ese rango, la pendiente entre los puntos iniciales puede ser muy chica → división por un número cercano a 0, provocando </w:t>
+      </w:r>
+      <w:r>
+        <w:rPr>
+          <w:b/>
+          <w:bCs/>
+        </w:rPr>
+        <w:t>inestabilidad numérica o lentitud en la convergencia</w:t>
+      </w:r>
+      <w:r>
+        <w:t>.</w:t>
+      </w:r>
+    </w:p>
+    <w:p/>
+    <w:p>
+      <w:pPr>
+        <w:rPr>
+          <w:rFonts w:ascii="Times New Roman" w:eastAsiaTheme="minorEastAsia" w:hAnsi="Times New Roman" w:cs="Times New Roman"/>
+          <w:b/>
+          <w:bCs/>
+          <w:sz w:val="32"/>
+          <w:szCs w:val="32"/>
+        </w:rPr>
+      </w:pPr>
+      <w:r>
+        <w:rPr>
+          <w:rFonts w:ascii="Times New Roman" w:hAnsi="Times New Roman" w:cs="Times New Roman"/>
+          <w:b/>
+          <w:bCs/>
+          <w:sz w:val="32"/>
+          <w:szCs w:val="32"/>
+        </w:rPr>
+        <w:t xml:space="preserve">4) Hallar el punto de intersección de las funciones </w:t>
+      </w:r>
+    </w:p>
+    <w:p>
+      <w:pPr>
+        <w:rPr>
+          <w:rFonts w:ascii="Times New Roman" w:hAnsi="Times New Roman" w:cs="Times New Roman"/>
+          <w:b/>
+          <w:bCs/>
+          <w:sz w:val="32"/>
+          <w:szCs w:val="32"/>
+        </w:rPr>
+      </w:pPr>
+      <m:oMath>
+        <m:r>
+          <m:rPr>
+            <m:sty m:val="bi"/>
+          </m:rPr>
+          <w:rPr>
+            <w:rFonts w:ascii="Cambria Math" w:hAnsi="Cambria Math" w:cs="Times New Roman"/>
+            <w:sz w:val="32"/>
+            <w:szCs w:val="32"/>
+          </w:rPr>
+          <m:t>f</m:t>
+        </m:r>
+        <m:d>
+          <m:dPr>
+            <m:ctrlPr>
+              <w:rPr>
+                <w:rFonts w:ascii="Cambria Math" w:hAnsi="Cambria Math" w:cs="Times New Roman"/>
+                <w:b/>
+                <w:bCs/>
+                <w:sz w:val="32"/>
+                <w:szCs w:val="32"/>
+              </w:rPr>
+            </m:ctrlPr>
+          </m:dPr>
+          <m:e>
+            <m:r>
+              <m:rPr>
+                <m:sty m:val="bi"/>
+              </m:rPr>
+              <w:rPr>
+                <w:rFonts w:ascii="Cambria Math" w:hAnsi="Cambria Math" w:cs="Times New Roman"/>
+                <w:sz w:val="32"/>
+                <w:szCs w:val="32"/>
+              </w:rPr>
+              <m:t>x</m:t>
+            </m:r>
+          </m:e>
+        </m:d>
+        <m:r>
+          <m:rPr>
+            <m:sty m:val="b"/>
+          </m:rPr>
+          <w:rPr>
+            <w:rFonts w:ascii="Cambria Math" w:hAnsi="Cambria Math" w:cs="Times New Roman"/>
+            <w:sz w:val="32"/>
+            <w:szCs w:val="32"/>
+          </w:rPr>
+          <m:t xml:space="preserve">= </m:t>
+        </m:r>
+        <m:f>
+          <m:fPr>
+            <m:ctrlPr>
+              <w:rPr>
+                <w:rFonts w:ascii="Cambria Math" w:hAnsi="Cambria Math" w:cs="Times New Roman"/>
+                <w:b/>
+                <w:bCs/>
+                <w:sz w:val="32"/>
+                <w:szCs w:val="32"/>
+              </w:rPr>
+            </m:ctrlPr>
+          </m:fPr>
+          <m:num>
+            <m:r>
+              <m:rPr>
+                <m:sty m:val="b"/>
+              </m:rPr>
+              <w:rPr>
+                <w:rFonts w:ascii="Cambria Math" w:hAnsi="Cambria Math" w:cs="Times New Roman"/>
+                <w:sz w:val="32"/>
+                <w:szCs w:val="32"/>
+              </w:rPr>
+              <m:t>2</m:t>
+            </m:r>
+            <m:r>
+              <m:rPr>
+                <m:sty m:val="bi"/>
+              </m:rPr>
+              <w:rPr>
+                <w:rFonts w:ascii="Cambria Math" w:hAnsi="Cambria Math" w:cs="Times New Roman"/>
+                <w:sz w:val="32"/>
+                <w:szCs w:val="32"/>
+              </w:rPr>
+              <m:t>x</m:t>
+            </m:r>
+          </m:num>
+          <m:den>
+            <m:r>
+              <m:rPr>
+                <m:sty m:val="b"/>
+              </m:rPr>
+              <w:rPr>
+                <w:rFonts w:ascii="Cambria Math" w:hAnsi="Cambria Math" w:cs="Times New Roman"/>
+                <w:sz w:val="32"/>
+                <w:szCs w:val="32"/>
+              </w:rPr>
+              <m:t>1+</m:t>
+            </m:r>
+            <m:sSup>
+              <m:sSupPr>
+                <m:ctrlPr>
+                  <w:rPr>
+                    <w:rFonts w:ascii="Cambria Math" w:hAnsi="Cambria Math" w:cs="Times New Roman"/>
+                    <w:b/>
+                    <w:bCs/>
+                    <w:sz w:val="32"/>
+                    <w:szCs w:val="32"/>
+                  </w:rPr>
+                </m:ctrlPr>
+              </m:sSupPr>
+              <m:e>
+                <m:r>
+                  <m:rPr>
+                    <m:sty m:val="bi"/>
+                  </m:rPr>
+                  <w:rPr>
+                    <w:rFonts w:ascii="Cambria Math" w:hAnsi="Cambria Math" w:cs="Times New Roman"/>
+                    <w:sz w:val="32"/>
+                    <w:szCs w:val="32"/>
+                  </w:rPr>
+                  <m:t>x</m:t>
+                </m:r>
+              </m:e>
+              <m:sup>
+                <m:r>
+                  <m:rPr>
+                    <m:sty m:val="b"/>
+                  </m:rPr>
+                  <w:rPr>
+                    <w:rFonts w:ascii="Cambria Math" w:hAnsi="Cambria Math" w:cs="Times New Roman"/>
+                    <w:sz w:val="32"/>
+                    <w:szCs w:val="32"/>
+                  </w:rPr>
+                  <m:t>2</m:t>
+                </m:r>
+              </m:sup>
+            </m:sSup>
+          </m:den>
+        </m:f>
+      </m:oMath>
+      <w:r>
+        <w:rPr>
+          <w:rFonts w:ascii="Times New Roman" w:hAnsi="Times New Roman" w:cs="Times New Roman"/>
+          <w:b/>
+          <w:bCs/>
+          <w:sz w:val="32"/>
+          <w:szCs w:val="32"/>
+        </w:rPr>
+        <w:t xml:space="preserve"> </w:t>
+      </w:r>
+      <w:r>
+        <w:rPr>
+          <w:rFonts w:ascii="Times New Roman" w:hAnsi="Times New Roman" w:cs="Times New Roman"/>
+          <w:b/>
+          <w:bCs/>
+          <w:sz w:val="32"/>
+          <w:szCs w:val="32"/>
+        </w:rPr>
+        <w:t xml:space="preserve"> </w:t>
+      </w:r>
+      <w:r>
+        <w:rPr>
+          <w:rFonts w:ascii="Times New Roman" w:hAnsi="Times New Roman" w:cs="Times New Roman"/>
+          <w:b/>
+          <w:bCs/>
+          <w:sz w:val="32"/>
+          <w:szCs w:val="32"/>
+        </w:rPr>
+        <w:t xml:space="preserve">  </w:t>
+      </w:r>
+      <w:r>
+        <w:rPr>
+          <w:rFonts w:ascii="Times New Roman" w:hAnsi="Times New Roman" w:cs="Times New Roman"/>
+          <w:b/>
+          <w:bCs/>
+          <w:sz w:val="32"/>
+          <w:szCs w:val="32"/>
+        </w:rPr>
+        <w:t>y</w:t>
+      </w:r>
+      <w:r>
+        <w:rPr>
+          <w:rFonts w:ascii="Times New Roman" w:hAnsi="Times New Roman" w:cs="Times New Roman"/>
+          <w:b/>
+          <w:bCs/>
+          <w:sz w:val="32"/>
+          <w:szCs w:val="32"/>
+        </w:rPr>
+        <w:t xml:space="preserve">  </w:t>
+      </w:r>
+      <w:r>
+        <w:rPr>
+          <w:rFonts w:ascii="Times New Roman" w:hAnsi="Times New Roman" w:cs="Times New Roman"/>
+          <w:b/>
+          <w:bCs/>
+          <w:sz w:val="32"/>
+          <w:szCs w:val="32"/>
+        </w:rPr>
+        <w:t xml:space="preserve"> </w:t>
+      </w:r>
+      <m:oMath>
+        <m:r>
+          <m:rPr>
+            <m:sty m:val="bi"/>
+          </m:rPr>
+          <w:rPr>
+            <w:rFonts w:ascii="Cambria Math" w:hAnsi="Cambria Math" w:cs="Times New Roman"/>
+            <w:sz w:val="32"/>
+            <w:szCs w:val="32"/>
+          </w:rPr>
+          <m:t>g</m:t>
+        </m:r>
+        <m:d>
+          <m:dPr>
+            <m:ctrlPr>
+              <w:rPr>
+                <w:rFonts w:ascii="Cambria Math" w:hAnsi="Cambria Math" w:cs="Times New Roman"/>
+                <w:b/>
+                <w:bCs/>
+                <w:sz w:val="32"/>
+                <w:szCs w:val="32"/>
+              </w:rPr>
+            </m:ctrlPr>
+          </m:dPr>
+          <m:e>
+            <m:r>
+              <m:rPr>
+                <m:sty m:val="bi"/>
+              </m:rPr>
+              <w:rPr>
+                <w:rFonts w:ascii="Cambria Math" w:hAnsi="Cambria Math" w:cs="Times New Roman"/>
+                <w:sz w:val="32"/>
+                <w:szCs w:val="32"/>
+              </w:rPr>
+              <m:t>x</m:t>
+            </m:r>
+          </m:e>
+        </m:d>
+        <m:r>
+          <m:rPr>
+            <m:sty m:val="b"/>
+          </m:rPr>
+          <w:rPr>
+            <w:rFonts w:ascii="Cambria Math" w:hAnsi="Cambria Math" w:cs="Times New Roman"/>
+            <w:sz w:val="32"/>
+            <w:szCs w:val="32"/>
+          </w:rPr>
+          <m:t xml:space="preserve">= </m:t>
+        </m:r>
+        <m:sSup>
+          <m:sSupPr>
+            <m:ctrlPr>
+              <w:rPr>
+                <w:rFonts w:ascii="Cambria Math" w:hAnsi="Cambria Math" w:cs="Times New Roman"/>
+                <w:b/>
+                <w:bCs/>
+                <w:sz w:val="32"/>
+                <w:szCs w:val="32"/>
+              </w:rPr>
+            </m:ctrlPr>
+          </m:sSupPr>
+          <m:e>
+            <m:r>
+              <m:rPr>
+                <m:sty m:val="bi"/>
+              </m:rPr>
+              <w:rPr>
+                <w:rFonts w:ascii="Cambria Math" w:hAnsi="Cambria Math" w:cs="Times New Roman"/>
+                <w:sz w:val="32"/>
+                <w:szCs w:val="32"/>
+              </w:rPr>
+              <m:t>x</m:t>
+            </m:r>
+          </m:e>
+          <m:sup>
+            <m:r>
+              <m:rPr>
+                <m:sty m:val="b"/>
+              </m:rPr>
+              <w:rPr>
+                <w:rFonts w:ascii="Cambria Math" w:hAnsi="Cambria Math" w:cs="Times New Roman"/>
+                <w:sz w:val="32"/>
+                <w:szCs w:val="32"/>
+              </w:rPr>
+              <m:t>2</m:t>
+            </m:r>
+          </m:sup>
+        </m:sSup>
+        <m:r>
+          <m:rPr>
+            <m:sty m:val="b"/>
+          </m:rPr>
+          <w:rPr>
+            <w:rFonts w:ascii="Cambria Math" w:hAnsi="Cambria Math" w:cs="Times New Roman"/>
+            <w:sz w:val="32"/>
+            <w:szCs w:val="32"/>
+          </w:rPr>
+          <m:t>-2</m:t>
+        </m:r>
+        <m:r>
+          <m:rPr>
+            <m:sty m:val="bi"/>
+          </m:rPr>
+          <w:rPr>
+            <w:rFonts w:ascii="Cambria Math" w:hAnsi="Cambria Math" w:cs="Times New Roman"/>
+            <w:sz w:val="32"/>
+            <w:szCs w:val="32"/>
+          </w:rPr>
+          <m:t>x</m:t>
+        </m:r>
+        <m:r>
+          <m:rPr>
+            <m:sty m:val="b"/>
+          </m:rPr>
+          <w:rPr>
+            <w:rFonts w:ascii="Cambria Math" w:hAnsi="Cambria Math" w:cs="Times New Roman"/>
+            <w:sz w:val="32"/>
+            <w:szCs w:val="32"/>
+          </w:rPr>
+          <m:t>-1</m:t>
+        </m:r>
+      </m:oMath>
+      <w:r>
+        <w:rPr>
+          <w:rFonts w:ascii="Times New Roman" w:hAnsi="Times New Roman" w:cs="Times New Roman"/>
+          <w:b/>
+          <w:bCs/>
+          <w:sz w:val="32"/>
+          <w:szCs w:val="32"/>
+        </w:rPr>
+        <w:t xml:space="preserve"> </w:t>
+      </w:r>
+    </w:p>
+    <w:p>
+      <w:pPr>
+        <w:pStyle w:val="Prrafodelista"/>
+        <w:numPr>
+          <w:ilvl w:val="0"/>
+          <w:numId w:val="8"/>
+        </w:numPr>
+        <w:rPr>
+          <w:b/>
+          <w:bCs/>
+          <w:i/>
+          <w:iCs/>
+          <w:sz w:val="24"/>
+          <w:szCs w:val="24"/>
+        </w:rPr>
+      </w:pPr>
+      <w:r>
+        <w:rPr>
+          <w:b/>
+          <w:bCs/>
+          <w:i/>
+          <w:iCs/>
+          <w:sz w:val="24"/>
+          <w:szCs w:val="24"/>
+        </w:rPr>
+        <w:t xml:space="preserve">Aplicar cualquiera de los métodos para hallar ambas raíces y justificar por qué eligió ese método y no otro. </w:t>
+      </w:r>
+    </w:p>
+    <w:p>
+      <w:pPr>
+        <w:pStyle w:val="NormalWeb"/>
+        <w:rPr>
+          <w:rFonts w:ascii="Arial" w:hAnsi="Arial" w:cs="Arial"/>
+        </w:rPr>
+      </w:pPr>
+      <w:r>
+        <w:rPr>
+          <w:rFonts w:ascii="Arial" w:hAnsi="Arial" w:cs="Arial"/>
+        </w:rPr>
+        <w:t xml:space="preserve">Podemos aplicar </w:t>
+      </w:r>
+      <w:r>
+        <w:rPr>
+          <w:rStyle w:val="Textoennegrita"/>
+          <w:rFonts w:ascii="Arial" w:eastAsiaTheme="majorEastAsia" w:hAnsi="Arial" w:cs="Arial"/>
+        </w:rPr>
+        <w:t>Newton-Raphson</w:t>
+      </w:r>
+      <w:r>
+        <w:rPr>
+          <w:rFonts w:ascii="Arial" w:hAnsi="Arial" w:cs="Arial"/>
+        </w:rPr>
+        <w:t xml:space="preserve">, porque </w:t>
+      </w:r>
+      <w:r>
+        <w:rPr>
+          <w:rStyle w:val="katex-mathml"/>
+          <w:rFonts w:ascii="Arial" w:eastAsiaTheme="majorEastAsia" w:hAnsi="Arial" w:cs="Arial"/>
+        </w:rPr>
+        <w:t>h(x)</w:t>
+      </w:r>
+      <w:r>
+        <w:rPr>
+          <w:rFonts w:ascii="Arial" w:hAnsi="Arial" w:cs="Arial"/>
+        </w:rPr>
+        <w:t xml:space="preserve"> es continua y</w:t>
+      </w:r>
+      <w:r>
+        <w:rPr>
+          <w:rFonts w:ascii="Arial" w:hAnsi="Arial" w:cs="Arial"/>
+        </w:rPr>
+        <w:t xml:space="preserve"> </w:t>
+      </w:r>
+      <w:r>
+        <w:rPr>
+          <w:rFonts w:ascii="Arial" w:hAnsi="Arial" w:cs="Arial"/>
+        </w:rPr>
+        <w:t>diferenciable.</w:t>
+      </w:r>
+      <w:r>
+        <w:rPr>
+          <w:rFonts w:ascii="Arial" w:hAnsi="Arial" w:cs="Arial"/>
+        </w:rPr>
+        <w:br/>
+        <w:t xml:space="preserve">También es válido aplicar </w:t>
+      </w:r>
+      <w:r>
+        <w:rPr>
+          <w:rStyle w:val="Textoennegrita"/>
+          <w:rFonts w:ascii="Arial" w:eastAsiaTheme="majorEastAsia" w:hAnsi="Arial" w:cs="Arial"/>
+        </w:rPr>
+        <w:t>secante</w:t>
+      </w:r>
+      <w:r>
+        <w:rPr>
+          <w:rFonts w:ascii="Arial" w:hAnsi="Arial" w:cs="Arial"/>
+        </w:rPr>
+        <w:t xml:space="preserve"> si queremos evitar derivadas.</w:t>
+      </w:r>
+    </w:p>
+    <w:p>
+      <w:pPr>
+        <w:pStyle w:val="NormalWeb"/>
+        <w:rPr>
+          <w:rFonts w:ascii="Arial" w:hAnsi="Arial" w:cs="Arial"/>
+        </w:rPr>
+      </w:pPr>
+      <w:r>
+        <w:rPr>
+          <w:rFonts w:ascii="Arial" w:hAnsi="Arial" w:cs="Arial"/>
+        </w:rPr>
+        <w:t>Razón: la función no es polinómica pura, sino racional, y Newton-Raphson suele converger rápido con un buen valor inicial.</w:t>
+      </w:r>
+    </w:p>
+    <w:p>
+      <w:pPr>
+        <w:pStyle w:val="Prrafodelista"/>
+        <w:numPr>
+          <w:ilvl w:val="0"/>
+          <w:numId w:val="8"/>
+        </w:numPr>
+        <w:rPr>
+          <w:b/>
+          <w:bCs/>
+          <w:i/>
+          <w:iCs/>
+          <w:sz w:val="24"/>
+          <w:szCs w:val="24"/>
+        </w:rPr>
+      </w:pPr>
+      <w:r>
+        <w:rPr>
+          <w:b/>
+          <w:bCs/>
+          <w:i/>
+          <w:iCs/>
+          <w:sz w:val="24"/>
+          <w:szCs w:val="24"/>
+        </w:rPr>
+        <w:t xml:space="preserve">Si aplica método de Newton-Raphson, qué valor no consideraría como punto de inicio. ¿Por qué? </w:t>
+      </w:r>
+    </w:p>
+    <w:p>
+      <w:pPr>
+        <w:pStyle w:val="NormalWeb"/>
+        <w:rPr>
+          <w:rFonts w:ascii="Arial" w:hAnsi="Arial" w:cs="Arial"/>
+        </w:rPr>
+      </w:pPr>
+      <w:r>
+        <w:rPr>
+          <w:rFonts w:ascii="Arial" w:hAnsi="Arial" w:cs="Arial"/>
+        </w:rPr>
+        <w:t xml:space="preserve">No usar como inicio </w:t>
+      </w:r>
+      <w:r>
+        <w:rPr>
+          <w:rStyle w:val="katex-mathml"/>
+          <w:rFonts w:ascii="Arial" w:eastAsiaTheme="majorEastAsia" w:hAnsi="Arial" w:cs="Arial"/>
+        </w:rPr>
+        <w:t>x=</w:t>
+      </w:r>
+      <w:r>
+        <w:rPr>
+          <w:rStyle w:val="katex-mathml"/>
+          <w:rFonts w:ascii="Arial" w:eastAsiaTheme="majorEastAsia" w:hAnsi="Arial" w:cs="Arial"/>
+        </w:rPr>
+        <w:t xml:space="preserve"> </w:t>
+      </w:r>
+      <w:r>
+        <w:rPr>
+          <w:rStyle w:val="katex-mathml"/>
+          <w:rFonts w:ascii="Arial" w:eastAsiaTheme="majorEastAsia" w:hAnsi="Arial" w:cs="Arial"/>
+        </w:rPr>
+        <w:t xml:space="preserve">±i </w:t>
+      </w:r>
+      <w:r>
+        <w:rPr>
+          <w:rFonts w:ascii="Arial" w:hAnsi="Arial" w:cs="Arial"/>
+        </w:rPr>
+        <w:t xml:space="preserve">(raíces del denominador </w:t>
+      </w:r>
+      <w:r>
+        <w:rPr>
+          <w:rStyle w:val="katex-mathml"/>
+          <w:rFonts w:ascii="Arial" w:eastAsiaTheme="majorEastAsia" w:hAnsi="Arial" w:cs="Arial"/>
+        </w:rPr>
+        <w:t>1</w:t>
+      </w:r>
+      <m:oMath>
+        <m:r>
+          <w:rPr>
+            <w:rStyle w:val="katex-mathml"/>
+            <w:rFonts w:ascii="Cambria Math" w:eastAsiaTheme="majorEastAsia" w:hAnsi="Cambria Math" w:cs="Arial"/>
+          </w:rPr>
+          <m:t xml:space="preserve">+ </m:t>
+        </m:r>
+        <m:sSup>
+          <m:sSupPr>
+            <m:ctrlPr>
+              <w:rPr>
+                <w:rStyle w:val="katex-mathml"/>
+                <w:rFonts w:ascii="Cambria Math" w:eastAsiaTheme="majorEastAsia" w:hAnsi="Cambria Math" w:cs="Arial"/>
+                <w:i/>
+              </w:rPr>
+            </m:ctrlPr>
+          </m:sSupPr>
+          <m:e>
+            <m:r>
+              <w:rPr>
+                <w:rStyle w:val="katex-mathml"/>
+                <w:rFonts w:ascii="Cambria Math" w:eastAsiaTheme="majorEastAsia" w:hAnsi="Cambria Math" w:cs="Arial"/>
+              </w:rPr>
+              <m:t>x</m:t>
+            </m:r>
+          </m:e>
+          <m:sup>
+            <m:r>
+              <w:rPr>
+                <w:rStyle w:val="katex-mathml"/>
+                <w:rFonts w:ascii="Cambria Math" w:eastAsiaTheme="majorEastAsia" w:hAnsi="Cambria Math" w:cs="Arial"/>
+              </w:rPr>
+              <m:t>2</m:t>
+            </m:r>
+          </m:sup>
+        </m:sSup>
+      </m:oMath>
+      <w:r>
+        <w:rPr>
+          <w:rFonts w:ascii="Arial" w:hAnsi="Arial" w:cs="Arial"/>
+        </w:rPr>
+        <w:t xml:space="preserve">), ya que harían que </w:t>
+      </w:r>
+      <w:r>
+        <w:rPr>
+          <w:rStyle w:val="katex-mathml"/>
+          <w:rFonts w:ascii="Arial" w:eastAsiaTheme="majorEastAsia" w:hAnsi="Arial" w:cs="Arial"/>
+        </w:rPr>
+        <w:t>f(x)</w:t>
+      </w:r>
+      <w:r>
+        <w:rPr>
+          <w:rFonts w:ascii="Arial" w:hAnsi="Arial" w:cs="Arial"/>
+        </w:rPr>
+        <w:t xml:space="preserve"> sea indefinida.</w:t>
+      </w:r>
+      <w:r>
+        <w:rPr>
+          <w:rFonts w:ascii="Arial" w:hAnsi="Arial" w:cs="Arial"/>
+        </w:rPr>
+        <w:br/>
+        <w:t xml:space="preserve">En el dominio real, </w:t>
+      </w:r>
+      <w:r>
+        <w:rPr>
+          <w:rStyle w:val="Textoennegrita"/>
+          <w:rFonts w:ascii="Arial" w:hAnsi="Arial" w:cs="Arial"/>
+        </w:rPr>
+        <w:t xml:space="preserve">no usar </w:t>
+      </w:r>
+      <w:r>
+        <w:rPr>
+          <w:rStyle w:val="katex-mathml"/>
+          <w:rFonts w:ascii="Arial" w:eastAsiaTheme="majorEastAsia" w:hAnsi="Arial" w:cs="Arial"/>
+          <w:b/>
+          <w:bCs/>
+        </w:rPr>
+        <w:t>x=0</w:t>
+      </w:r>
+      <w:r>
+        <w:rPr>
+          <w:rFonts w:ascii="Arial" w:hAnsi="Arial" w:cs="Arial"/>
+        </w:rPr>
+        <w:t xml:space="preserve">, porque la derivada de </w:t>
+      </w:r>
+      <w:r>
+        <w:rPr>
+          <w:rStyle w:val="katex-mathml"/>
+          <w:rFonts w:ascii="Arial" w:eastAsiaTheme="majorEastAsia" w:hAnsi="Arial" w:cs="Arial"/>
+        </w:rPr>
+        <w:t>h(x)</w:t>
+      </w:r>
+      <w:r>
+        <w:rPr>
+          <w:rFonts w:ascii="Arial" w:hAnsi="Arial" w:cs="Arial"/>
+        </w:rPr>
+        <w:t xml:space="preserve"> allí es cercana a cero → puede provocar división por 0 en la iteración.</w:t>
+      </w:r>
+    </w:p>
+    <w:p>
+      <w:pPr>
+        <w:pStyle w:val="Prrafodelista"/>
+        <w:numPr>
+          <w:ilvl w:val="0"/>
+          <w:numId w:val="8"/>
+        </w:numPr>
+        <w:rPr>
+          <w:b/>
+          <w:bCs/>
+          <w:i/>
+          <w:iCs/>
+          <w:sz w:val="24"/>
+          <w:szCs w:val="24"/>
+        </w:rPr>
+      </w:pPr>
+      <w:r>
+        <w:rPr>
+          <w:b/>
+          <w:bCs/>
+          <w:i/>
+          <w:iCs/>
+          <w:sz w:val="24"/>
+          <w:szCs w:val="24"/>
+        </w:rPr>
+        <w:t>Si aplica método de la secante, ¿qué dos puntos de inicio no consideraría? ¿Por qué?</w:t>
+      </w:r>
+    </w:p>
+    <w:p>
+      <w:pPr>
+        <w:pStyle w:val="NormalWeb"/>
+        <w:rPr>
+          <w:rFonts w:ascii="Arial" w:hAnsi="Arial" w:cs="Arial"/>
+        </w:rPr>
+      </w:pPr>
+      <w:r>
+        <w:rPr>
+          <w:rFonts w:ascii="Arial" w:hAnsi="Arial" w:cs="Arial"/>
+        </w:rPr>
+        <w:t>No conviene elegir:</w:t>
+      </w:r>
+    </w:p>
+    <w:p>
+      <w:pPr>
+        <w:pStyle w:val="NormalWeb"/>
+        <w:numPr>
+          <w:ilvl w:val="0"/>
+          <w:numId w:val="4"/>
+        </w:numPr>
+        <w:rPr>
+          <w:rFonts w:ascii="Arial" w:hAnsi="Arial" w:cs="Arial"/>
+        </w:rPr>
+      </w:pPr>
+      <w:r>
+        <w:rPr>
+          <w:rFonts w:ascii="Arial" w:hAnsi="Arial" w:cs="Arial"/>
+        </w:rPr>
+        <w:t>Dos puntos simétricos donde el denominador se anule (ej. valores muy grandes positivos y negativos que generen pendientes planas).</w:t>
+      </w:r>
+    </w:p>
+    <w:p>
+      <w:pPr>
+        <w:pStyle w:val="NormalWeb"/>
+        <w:numPr>
+          <w:ilvl w:val="0"/>
+          <w:numId w:val="4"/>
+        </w:numPr>
+        <w:rPr>
+          <w:rFonts w:ascii="Arial" w:hAnsi="Arial" w:cs="Arial"/>
+        </w:rPr>
+      </w:pPr>
+      <w:r>
+        <w:rPr>
+          <w:rFonts w:ascii="Arial" w:hAnsi="Arial" w:cs="Arial"/>
+        </w:rPr>
+        <w:t>Tampoco dos puntos demasiado cercanos a un mismo máximo/mínimo de la función (porque la secante sería casi horizontal).</w:t>
+      </w:r>
+    </w:p>
+    <w:p>
+      <w:pPr>
+        <w:pStyle w:val="NormalWeb"/>
+        <w:rPr>
+          <w:rFonts w:ascii="Arial" w:hAnsi="Arial" w:cs="Arial"/>
+        </w:rPr>
+      </w:pPr>
+      <w:r>
+        <w:rPr>
+          <w:rFonts w:ascii="Arial" w:hAnsi="Arial" w:cs="Arial"/>
+        </w:rPr>
+        <w:lastRenderedPageBreak/>
+        <w:t xml:space="preserve">En particular, </w:t>
+      </w:r>
+      <w:r>
+        <w:rPr>
+          <w:rStyle w:val="Textoennegrita"/>
+          <w:rFonts w:ascii="Arial" w:eastAsiaTheme="majorEastAsia" w:hAnsi="Arial" w:cs="Arial"/>
+        </w:rPr>
+        <w:t xml:space="preserve">no usar puntos iniciales muy cercanos al vértice de </w:t>
+      </w:r>
+      <w:r>
+        <w:rPr>
+          <w:rStyle w:val="katex-mathml"/>
+          <w:rFonts w:ascii="Arial" w:eastAsiaTheme="majorEastAsia" w:hAnsi="Arial" w:cs="Arial"/>
+          <w:b/>
+          <w:bCs/>
+        </w:rPr>
+        <w:t>g(x</w:t>
+      </w:r>
+      <w:r>
+        <w:rPr>
+          <w:rStyle w:val="katex-mathml"/>
+          <w:rFonts w:ascii="Arial" w:eastAsiaTheme="majorEastAsia" w:hAnsi="Arial" w:cs="Arial"/>
+          <w:b/>
+          <w:bCs/>
+        </w:rPr>
+        <w:t>)</w:t>
+      </w:r>
+      <w:r>
+        <w:rPr>
+          <w:rStyle w:val="Textoennegrita"/>
+          <w:rFonts w:ascii="Arial" w:eastAsiaTheme="majorEastAsia" w:hAnsi="Arial" w:cs="Arial"/>
+        </w:rPr>
+        <w:t xml:space="preserve"> en </w:t>
+      </w:r>
+      <w:r>
+        <w:rPr>
+          <w:rStyle w:val="katex-mathml"/>
+          <w:rFonts w:ascii="Arial" w:eastAsiaTheme="majorEastAsia" w:hAnsi="Arial" w:cs="Arial"/>
+          <w:b/>
+          <w:bCs/>
+        </w:rPr>
+        <w:t>x=1</w:t>
+      </w:r>
+      <w:r>
+        <w:rPr>
+          <w:rFonts w:ascii="Arial" w:hAnsi="Arial" w:cs="Arial"/>
+        </w:rPr>
+        <w:t>, ya que allí la pendiente es mínima y el método puede tardar en converger.</w:t>
+      </w:r>
     </w:p>
     <w:sectPr>
       <w:pgSz w:w="11906" w:h="16838"/>
-      <w:pgMar w:top="1417" w:right="1701" w:bottom="1417" w:left="1701" w:header="708" w:footer="708" w:gutter="0"/>
+      <w:pgMar w:top="1440" w:right="1080" w:bottom="1440" w:left="1080" w:header="708" w:footer="708" w:gutter="0"/>
       <w:cols w:space="708"/>
       <w:docGrid w:linePitch="360"/>
     </w:sectPr>
@@ -592,6 +2547,418 @@
 <file path=word/numbering.xml><?xml version="1.0" encoding="utf-8"?>
 <w:numbering xmlns:wpc="http://schemas.microsoft.com/office/word/2010/wordprocessingCanvas" xmlns:cx="http://schemas.microsoft.com/office/drawing/2014/chartex" xmlns:cx1="http://schemas.microsoft.com/office/drawing/2015/9/8/chartex" xmlns:cx2="http://schemas.microsoft.com/office/drawing/2015/10/21/chartex" xmlns:cx3="http://schemas.microsoft.com/office/drawing/2016/5/9/chartex" xmlns:cx4="http://schemas.microsoft.com/office/drawing/2016/5/10/chartex" xmlns:cx5="http://schemas.microsoft.com/office/drawing/2016/5/11/chartex" xmlns:cx6="http://schemas.microsoft.com/office/drawing/2016/5/12/chartex" xmlns:cx7="http://schemas.microsoft.com/office/drawing/2016/5/13/chartex" xmlns:cx8="http://schemas.microsoft.com/office/drawing/2016/5/14/chartex" xmlns:mc="http://schemas.openxmlformats.org/markup-compatibility/2006" xmlns:aink="http://schemas.microsoft.com/office/drawing/2016/ink" xmlns:am3d="http://schemas.microsoft.com/office/drawing/2017/model3d" xmlns:o="urn:schemas-microsoft-com:office:office" xmlns:oel="http://schemas.microsoft.com/office/2019/extlst" xmlns:r="http://schemas.openxmlformats.org/officeDocument/2006/relationships" xmlns:m="http://schemas.openxmlformats.org/officeDocument/2006/math" xmlns:v="urn:schemas-microsoft-com:vml" xmlns:wp14="http://schemas.microsoft.com/office/word/2010/wordprocessingDrawing" xmlns:wp="http://schemas.openxmlformats.org/drawingml/2006/wordprocessingDrawing" xmlns:w10="urn:schemas-microsoft-com:office:word" xmlns:w="http://schemas.openxmlformats.org/wordprocessingml/2006/main" xmlns:w14="http://schemas.microsoft.com/office/word/2010/wordml" xmlns:w15="http://schemas.microsoft.com/office/word/2012/wordml" xmlns:w16cex="http://schemas.microsoft.com/office/word/2018/wordml/cex" xmlns:w16cid="http://schemas.microsoft.com/office/word/2016/wordml/cid" xmlns:w16="http://schemas.microsoft.com/office/word/2018/wordml" xmlns:w16du="http://schemas.microsoft.com/office/word/2023/wordml/word16du" xmlns:w16sdtdh="http://schemas.microsoft.com/office/word/2020/wordml/sdtdatahash" xmlns:w16sdtfl="http://schemas.microsoft.com/office/word/2024/wordml/sdtformatlock" xmlns:w16se="http://schemas.microsoft.com/office/word/2015/wordml/symex" xmlns:wpg="http://schemas.microsoft.com/office/word/2010/wordprocessingGroup" xmlns:wpi="http://schemas.microsoft.com/office/word/2010/wordprocessingInk" xmlns:wne="http://schemas.microsoft.com/office/word/2006/wordml" xmlns:wps="http://schemas.microsoft.com/office/word/2010/wordprocessingShape" mc:Ignorable="w14 w15 w16se w16cid w16 w16cex w16sdtdh w16sdtfl w16du wp14">
   <w:abstractNum w:abstractNumId="0" w15:restartNumberingAfterBreak="0">
+    <w:nsid w:val="1D2F48DA"/>
+    <w:multiLevelType w:val="hybridMultilevel"/>
+    <w:tmpl w:val="7DD4938E"/>
+    <w:lvl w:ilvl="0" w:tplc="2C0A0017">
+      <w:start w:val="1"/>
+      <w:numFmt w:val="lowerLetter"/>
+      <w:lvlText w:val="%1)"/>
+      <w:lvlJc w:val="left"/>
+      <w:pPr>
+        <w:ind w:left="720" w:hanging="360"/>
+      </w:pPr>
+      <w:rPr>
+        <w:rFonts w:hint="default"/>
+      </w:rPr>
+    </w:lvl>
+    <w:lvl w:ilvl="1" w:tplc="2C0A0019" w:tentative="1">
+      <w:start w:val="1"/>
+      <w:numFmt w:val="lowerLetter"/>
+      <w:lvlText w:val="%2."/>
+      <w:lvlJc w:val="left"/>
+      <w:pPr>
+        <w:ind w:left="1440" w:hanging="360"/>
+      </w:pPr>
+    </w:lvl>
+    <w:lvl w:ilvl="2" w:tplc="2C0A001B" w:tentative="1">
+      <w:start w:val="1"/>
+      <w:numFmt w:val="lowerRoman"/>
+      <w:lvlText w:val="%3."/>
+      <w:lvlJc w:val="right"/>
+      <w:pPr>
+        <w:ind w:left="2160" w:hanging="180"/>
+      </w:pPr>
+    </w:lvl>
+    <w:lvl w:ilvl="3" w:tplc="2C0A000F" w:tentative="1">
+      <w:start w:val="1"/>
+      <w:numFmt w:val="decimal"/>
+      <w:lvlText w:val="%4."/>
+      <w:lvlJc w:val="left"/>
+      <w:pPr>
+        <w:ind w:left="2880" w:hanging="360"/>
+      </w:pPr>
+    </w:lvl>
+    <w:lvl w:ilvl="4" w:tplc="2C0A0019" w:tentative="1">
+      <w:start w:val="1"/>
+      <w:numFmt w:val="lowerLetter"/>
+      <w:lvlText w:val="%5."/>
+      <w:lvlJc w:val="left"/>
+      <w:pPr>
+        <w:ind w:left="3600" w:hanging="360"/>
+      </w:pPr>
+    </w:lvl>
+    <w:lvl w:ilvl="5" w:tplc="2C0A001B" w:tentative="1">
+      <w:start w:val="1"/>
+      <w:numFmt w:val="lowerRoman"/>
+      <w:lvlText w:val="%6."/>
+      <w:lvlJc w:val="right"/>
+      <w:pPr>
+        <w:ind w:left="4320" w:hanging="180"/>
+      </w:pPr>
+    </w:lvl>
+    <w:lvl w:ilvl="6" w:tplc="2C0A000F" w:tentative="1">
+      <w:start w:val="1"/>
+      <w:numFmt w:val="decimal"/>
+      <w:lvlText w:val="%7."/>
+      <w:lvlJc w:val="left"/>
+      <w:pPr>
+        <w:ind w:left="5040" w:hanging="360"/>
+      </w:pPr>
+    </w:lvl>
+    <w:lvl w:ilvl="7" w:tplc="2C0A0019" w:tentative="1">
+      <w:start w:val="1"/>
+      <w:numFmt w:val="lowerLetter"/>
+      <w:lvlText w:val="%8."/>
+      <w:lvlJc w:val="left"/>
+      <w:pPr>
+        <w:ind w:left="5760" w:hanging="360"/>
+      </w:pPr>
+    </w:lvl>
+    <w:lvl w:ilvl="8" w:tplc="2C0A001B" w:tentative="1">
+      <w:start w:val="1"/>
+      <w:numFmt w:val="lowerRoman"/>
+      <w:lvlText w:val="%9."/>
+      <w:lvlJc w:val="right"/>
+      <w:pPr>
+        <w:ind w:left="6480" w:hanging="180"/>
+      </w:pPr>
+    </w:lvl>
+  </w:abstractNum>
+  <w:abstractNum w:abstractNumId="1" w15:restartNumberingAfterBreak="0">
+    <w:nsid w:val="2BEF27A6"/>
+    <w:multiLevelType w:val="hybridMultilevel"/>
+    <w:tmpl w:val="F592845E"/>
+    <w:lvl w:ilvl="0" w:tplc="CE0E793C">
+      <w:start w:val="1"/>
+      <w:numFmt w:val="lowerLetter"/>
+      <w:lvlText w:val="%1)"/>
+      <w:lvlJc w:val="left"/>
+      <w:pPr>
+        <w:ind w:left="780" w:hanging="360"/>
+      </w:pPr>
+      <w:rPr>
+        <w:rFonts w:hint="default"/>
+      </w:rPr>
+    </w:lvl>
+    <w:lvl w:ilvl="1" w:tplc="2C0A0019" w:tentative="1">
+      <w:start w:val="1"/>
+      <w:numFmt w:val="lowerLetter"/>
+      <w:lvlText w:val="%2."/>
+      <w:lvlJc w:val="left"/>
+      <w:pPr>
+        <w:ind w:left="1500" w:hanging="360"/>
+      </w:pPr>
+    </w:lvl>
+    <w:lvl w:ilvl="2" w:tplc="2C0A001B" w:tentative="1">
+      <w:start w:val="1"/>
+      <w:numFmt w:val="lowerRoman"/>
+      <w:lvlText w:val="%3."/>
+      <w:lvlJc w:val="right"/>
+      <w:pPr>
+        <w:ind w:left="2220" w:hanging="180"/>
+      </w:pPr>
+    </w:lvl>
+    <w:lvl w:ilvl="3" w:tplc="2C0A000F" w:tentative="1">
+      <w:start w:val="1"/>
+      <w:numFmt w:val="decimal"/>
+      <w:lvlText w:val="%4."/>
+      <w:lvlJc w:val="left"/>
+      <w:pPr>
+        <w:ind w:left="2940" w:hanging="360"/>
+      </w:pPr>
+    </w:lvl>
+    <w:lvl w:ilvl="4" w:tplc="2C0A0019" w:tentative="1">
+      <w:start w:val="1"/>
+      <w:numFmt w:val="lowerLetter"/>
+      <w:lvlText w:val="%5."/>
+      <w:lvlJc w:val="left"/>
+      <w:pPr>
+        <w:ind w:left="3660" w:hanging="360"/>
+      </w:pPr>
+    </w:lvl>
+    <w:lvl w:ilvl="5" w:tplc="2C0A001B" w:tentative="1">
+      <w:start w:val="1"/>
+      <w:numFmt w:val="lowerRoman"/>
+      <w:lvlText w:val="%6."/>
+      <w:lvlJc w:val="right"/>
+      <w:pPr>
+        <w:ind w:left="4380" w:hanging="180"/>
+      </w:pPr>
+    </w:lvl>
+    <w:lvl w:ilvl="6" w:tplc="2C0A000F" w:tentative="1">
+      <w:start w:val="1"/>
+      <w:numFmt w:val="decimal"/>
+      <w:lvlText w:val="%7."/>
+      <w:lvlJc w:val="left"/>
+      <w:pPr>
+        <w:ind w:left="5100" w:hanging="360"/>
+      </w:pPr>
+    </w:lvl>
+    <w:lvl w:ilvl="7" w:tplc="2C0A0019" w:tentative="1">
+      <w:start w:val="1"/>
+      <w:numFmt w:val="lowerLetter"/>
+      <w:lvlText w:val="%8."/>
+      <w:lvlJc w:val="left"/>
+      <w:pPr>
+        <w:ind w:left="5820" w:hanging="360"/>
+      </w:pPr>
+    </w:lvl>
+    <w:lvl w:ilvl="8" w:tplc="2C0A001B" w:tentative="1">
+      <w:start w:val="1"/>
+      <w:numFmt w:val="lowerRoman"/>
+      <w:lvlText w:val="%9."/>
+      <w:lvlJc w:val="right"/>
+      <w:pPr>
+        <w:ind w:left="6540" w:hanging="180"/>
+      </w:pPr>
+    </w:lvl>
+  </w:abstractNum>
+  <w:abstractNum w:abstractNumId="2" w15:restartNumberingAfterBreak="0">
+    <w:nsid w:val="45D95406"/>
+    <w:multiLevelType w:val="hybridMultilevel"/>
+    <w:tmpl w:val="4322F4C6"/>
+    <w:lvl w:ilvl="0" w:tplc="2C0A0017">
+      <w:start w:val="1"/>
+      <w:numFmt w:val="lowerLetter"/>
+      <w:lvlText w:val="%1)"/>
+      <w:lvlJc w:val="left"/>
+      <w:pPr>
+        <w:ind w:left="780" w:hanging="360"/>
+      </w:pPr>
+    </w:lvl>
+    <w:lvl w:ilvl="1" w:tplc="2C0A0019" w:tentative="1">
+      <w:start w:val="1"/>
+      <w:numFmt w:val="lowerLetter"/>
+      <w:lvlText w:val="%2."/>
+      <w:lvlJc w:val="left"/>
+      <w:pPr>
+        <w:ind w:left="1500" w:hanging="360"/>
+      </w:pPr>
+    </w:lvl>
+    <w:lvl w:ilvl="2" w:tplc="2C0A001B" w:tentative="1">
+      <w:start w:val="1"/>
+      <w:numFmt w:val="lowerRoman"/>
+      <w:lvlText w:val="%3."/>
+      <w:lvlJc w:val="right"/>
+      <w:pPr>
+        <w:ind w:left="2220" w:hanging="180"/>
+      </w:pPr>
+    </w:lvl>
+    <w:lvl w:ilvl="3" w:tplc="2C0A000F" w:tentative="1">
+      <w:start w:val="1"/>
+      <w:numFmt w:val="decimal"/>
+      <w:lvlText w:val="%4."/>
+      <w:lvlJc w:val="left"/>
+      <w:pPr>
+        <w:ind w:left="2940" w:hanging="360"/>
+      </w:pPr>
+    </w:lvl>
+    <w:lvl w:ilvl="4" w:tplc="2C0A0019" w:tentative="1">
+      <w:start w:val="1"/>
+      <w:numFmt w:val="lowerLetter"/>
+      <w:lvlText w:val="%5."/>
+      <w:lvlJc w:val="left"/>
+      <w:pPr>
+        <w:ind w:left="3660" w:hanging="360"/>
+      </w:pPr>
+    </w:lvl>
+    <w:lvl w:ilvl="5" w:tplc="2C0A001B" w:tentative="1">
+      <w:start w:val="1"/>
+      <w:numFmt w:val="lowerRoman"/>
+      <w:lvlText w:val="%6."/>
+      <w:lvlJc w:val="right"/>
+      <w:pPr>
+        <w:ind w:left="4380" w:hanging="180"/>
+      </w:pPr>
+    </w:lvl>
+    <w:lvl w:ilvl="6" w:tplc="2C0A000F" w:tentative="1">
+      <w:start w:val="1"/>
+      <w:numFmt w:val="decimal"/>
+      <w:lvlText w:val="%7."/>
+      <w:lvlJc w:val="left"/>
+      <w:pPr>
+        <w:ind w:left="5100" w:hanging="360"/>
+      </w:pPr>
+    </w:lvl>
+    <w:lvl w:ilvl="7" w:tplc="2C0A0019" w:tentative="1">
+      <w:start w:val="1"/>
+      <w:numFmt w:val="lowerLetter"/>
+      <w:lvlText w:val="%8."/>
+      <w:lvlJc w:val="left"/>
+      <w:pPr>
+        <w:ind w:left="5820" w:hanging="360"/>
+      </w:pPr>
+    </w:lvl>
+    <w:lvl w:ilvl="8" w:tplc="2C0A001B" w:tentative="1">
+      <w:start w:val="1"/>
+      <w:numFmt w:val="lowerRoman"/>
+      <w:lvlText w:val="%9."/>
+      <w:lvlJc w:val="right"/>
+      <w:pPr>
+        <w:ind w:left="6540" w:hanging="180"/>
+      </w:pPr>
+    </w:lvl>
+  </w:abstractNum>
+  <w:abstractNum w:abstractNumId="3" w15:restartNumberingAfterBreak="0">
+    <w:nsid w:val="60172ADC"/>
+    <w:multiLevelType w:val="multilevel"/>
+    <w:tmpl w:val="9148180A"/>
+    <w:lvl w:ilvl="0">
+      <w:start w:val="1"/>
+      <w:numFmt w:val="bullet"/>
+      <w:lvlText w:val=""/>
+      <w:lvlJc w:val="left"/>
+      <w:pPr>
+        <w:tabs>
+          <w:tab w:val="num" w:pos="720"/>
+        </w:tabs>
+        <w:ind w:left="720" w:hanging="360"/>
+      </w:pPr>
+      <w:rPr>
+        <w:rFonts w:ascii="Symbol" w:hAnsi="Symbol" w:hint="default"/>
+        <w:sz w:val="20"/>
+      </w:rPr>
+    </w:lvl>
+    <w:lvl w:ilvl="1">
+      <w:start w:val="1"/>
+      <w:numFmt w:val="lowerLetter"/>
+      <w:lvlText w:val="%2)"/>
+      <w:lvlJc w:val="left"/>
+      <w:pPr>
+        <w:ind w:left="644" w:hanging="360"/>
+      </w:pPr>
+      <w:rPr>
+        <w:i/>
+        <w:iCs/>
+        <w:sz w:val="24"/>
+        <w:szCs w:val="24"/>
+      </w:rPr>
+    </w:lvl>
+    <w:lvl w:ilvl="2" w:tentative="1">
+      <w:start w:val="1"/>
+      <w:numFmt w:val="bullet"/>
+      <w:lvlText w:val=""/>
+      <w:lvlJc w:val="left"/>
+      <w:pPr>
+        <w:tabs>
+          <w:tab w:val="num" w:pos="2160"/>
+        </w:tabs>
+        <w:ind w:left="2160" w:hanging="360"/>
+      </w:pPr>
+      <w:rPr>
+        <w:rFonts w:ascii="Wingdings" w:hAnsi="Wingdings" w:hint="default"/>
+        <w:sz w:val="20"/>
+      </w:rPr>
+    </w:lvl>
+    <w:lvl w:ilvl="3" w:tentative="1">
+      <w:start w:val="1"/>
+      <w:numFmt w:val="bullet"/>
+      <w:lvlText w:val=""/>
+      <w:lvlJc w:val="left"/>
+      <w:pPr>
+        <w:tabs>
+          <w:tab w:val="num" w:pos="2880"/>
+        </w:tabs>
+        <w:ind w:left="2880" w:hanging="360"/>
+      </w:pPr>
+      <w:rPr>
+        <w:rFonts w:ascii="Wingdings" w:hAnsi="Wingdings" w:hint="default"/>
+        <w:sz w:val="20"/>
+      </w:rPr>
+    </w:lvl>
+    <w:lvl w:ilvl="4" w:tentative="1">
+      <w:start w:val="1"/>
+      <w:numFmt w:val="bullet"/>
+      <w:lvlText w:val=""/>
+      <w:lvlJc w:val="left"/>
+      <w:pPr>
+        <w:tabs>
+          <w:tab w:val="num" w:pos="3600"/>
+        </w:tabs>
+        <w:ind w:left="3600" w:hanging="360"/>
+      </w:pPr>
+      <w:rPr>
+        <w:rFonts w:ascii="Wingdings" w:hAnsi="Wingdings" w:hint="default"/>
+        <w:sz w:val="20"/>
+      </w:rPr>
+    </w:lvl>
+    <w:lvl w:ilvl="5" w:tentative="1">
+      <w:start w:val="1"/>
+      <w:numFmt w:val="bullet"/>
+      <w:lvlText w:val=""/>
+      <w:lvlJc w:val="left"/>
+      <w:pPr>
+        <w:tabs>
+          <w:tab w:val="num" w:pos="4320"/>
+        </w:tabs>
+        <w:ind w:left="4320" w:hanging="360"/>
+      </w:pPr>
+      <w:rPr>
+        <w:rFonts w:ascii="Wingdings" w:hAnsi="Wingdings" w:hint="default"/>
+        <w:sz w:val="20"/>
+      </w:rPr>
+    </w:lvl>
+    <w:lvl w:ilvl="6" w:tentative="1">
+      <w:start w:val="1"/>
+      <w:numFmt w:val="bullet"/>
+      <w:lvlText w:val=""/>
+      <w:lvlJc w:val="left"/>
+      <w:pPr>
+        <w:tabs>
+          <w:tab w:val="num" w:pos="5040"/>
+        </w:tabs>
+        <w:ind w:left="5040" w:hanging="360"/>
+      </w:pPr>
+      <w:rPr>
+        <w:rFonts w:ascii="Wingdings" w:hAnsi="Wingdings" w:hint="default"/>
+        <w:sz w:val="20"/>
+      </w:rPr>
+    </w:lvl>
+    <w:lvl w:ilvl="7" w:tentative="1">
+      <w:start w:val="1"/>
+      <w:numFmt w:val="bullet"/>
+      <w:lvlText w:val=""/>
+      <w:lvlJc w:val="left"/>
+      <w:pPr>
+        <w:tabs>
+          <w:tab w:val="num" w:pos="5760"/>
+        </w:tabs>
+        <w:ind w:left="5760" w:hanging="360"/>
+      </w:pPr>
+      <w:rPr>
+        <w:rFonts w:ascii="Wingdings" w:hAnsi="Wingdings" w:hint="default"/>
+        <w:sz w:val="20"/>
+      </w:rPr>
+    </w:lvl>
+    <w:lvl w:ilvl="8" w:tentative="1">
+      <w:start w:val="1"/>
+      <w:numFmt w:val="bullet"/>
+      <w:lvlText w:val=""/>
+      <w:lvlJc w:val="left"/>
+      <w:pPr>
+        <w:tabs>
+          <w:tab w:val="num" w:pos="6480"/>
+        </w:tabs>
+        <w:ind w:left="6480" w:hanging="360"/>
+      </w:pPr>
+      <w:rPr>
+        <w:rFonts w:ascii="Wingdings" w:hAnsi="Wingdings" w:hint="default"/>
+        <w:sz w:val="20"/>
+      </w:rPr>
+    </w:lvl>
+  </w:abstractNum>
+  <w:abstractNum w:abstractNumId="4" w15:restartNumberingAfterBreak="0">
     <w:nsid w:val="60804C31"/>
     <w:multiLevelType w:val="hybridMultilevel"/>
     <w:tmpl w:val="012E94B6"/>
@@ -680,7 +3047,245 @@
       </w:pPr>
     </w:lvl>
   </w:abstractNum>
-  <w:abstractNum w:abstractNumId="1" w15:restartNumberingAfterBreak="0">
+  <w:abstractNum w:abstractNumId="5" w15:restartNumberingAfterBreak="0">
+    <w:nsid w:val="61AB1DA9"/>
+    <w:multiLevelType w:val="hybridMultilevel"/>
+    <w:tmpl w:val="AE48A062"/>
+    <w:lvl w:ilvl="0" w:tplc="2C0A0019">
+      <w:start w:val="1"/>
+      <w:numFmt w:val="lowerLetter"/>
+      <w:lvlText w:val="%1."/>
+      <w:lvlJc w:val="left"/>
+      <w:pPr>
+        <w:ind w:left="720" w:hanging="360"/>
+      </w:pPr>
+      <w:rPr>
+        <w:rFonts w:hint="default"/>
+      </w:rPr>
+    </w:lvl>
+    <w:lvl w:ilvl="1" w:tplc="2C0A0019" w:tentative="1">
+      <w:start w:val="1"/>
+      <w:numFmt w:val="lowerLetter"/>
+      <w:lvlText w:val="%2."/>
+      <w:lvlJc w:val="left"/>
+      <w:pPr>
+        <w:ind w:left="1440" w:hanging="360"/>
+      </w:pPr>
+    </w:lvl>
+    <w:lvl w:ilvl="2" w:tplc="2C0A001B" w:tentative="1">
+      <w:start w:val="1"/>
+      <w:numFmt w:val="lowerRoman"/>
+      <w:lvlText w:val="%3."/>
+      <w:lvlJc w:val="right"/>
+      <w:pPr>
+        <w:ind w:left="2160" w:hanging="180"/>
+      </w:pPr>
+    </w:lvl>
+    <w:lvl w:ilvl="3" w:tplc="2C0A000F" w:tentative="1">
+      <w:start w:val="1"/>
+      <w:numFmt w:val="decimal"/>
+      <w:lvlText w:val="%4."/>
+      <w:lvlJc w:val="left"/>
+      <w:pPr>
+        <w:ind w:left="2880" w:hanging="360"/>
+      </w:pPr>
+    </w:lvl>
+    <w:lvl w:ilvl="4" w:tplc="2C0A0019" w:tentative="1">
+      <w:start w:val="1"/>
+      <w:numFmt w:val="lowerLetter"/>
+      <w:lvlText w:val="%5."/>
+      <w:lvlJc w:val="left"/>
+      <w:pPr>
+        <w:ind w:left="3600" w:hanging="360"/>
+      </w:pPr>
+    </w:lvl>
+    <w:lvl w:ilvl="5" w:tplc="2C0A001B" w:tentative="1">
+      <w:start w:val="1"/>
+      <w:numFmt w:val="lowerRoman"/>
+      <w:lvlText w:val="%6."/>
+      <w:lvlJc w:val="right"/>
+      <w:pPr>
+        <w:ind w:left="4320" w:hanging="180"/>
+      </w:pPr>
+    </w:lvl>
+    <w:lvl w:ilvl="6" w:tplc="2C0A000F" w:tentative="1">
+      <w:start w:val="1"/>
+      <w:numFmt w:val="decimal"/>
+      <w:lvlText w:val="%7."/>
+      <w:lvlJc w:val="left"/>
+      <w:pPr>
+        <w:ind w:left="5040" w:hanging="360"/>
+      </w:pPr>
+    </w:lvl>
+    <w:lvl w:ilvl="7" w:tplc="2C0A0019" w:tentative="1">
+      <w:start w:val="1"/>
+      <w:numFmt w:val="lowerLetter"/>
+      <w:lvlText w:val="%8."/>
+      <w:lvlJc w:val="left"/>
+      <w:pPr>
+        <w:ind w:left="5760" w:hanging="360"/>
+      </w:pPr>
+    </w:lvl>
+    <w:lvl w:ilvl="8" w:tplc="2C0A001B" w:tentative="1">
+      <w:start w:val="1"/>
+      <w:numFmt w:val="lowerRoman"/>
+      <w:lvlText w:val="%9."/>
+      <w:lvlJc w:val="right"/>
+      <w:pPr>
+        <w:ind w:left="6480" w:hanging="180"/>
+      </w:pPr>
+    </w:lvl>
+  </w:abstractNum>
+  <w:abstractNum w:abstractNumId="6" w15:restartNumberingAfterBreak="0">
+    <w:nsid w:val="6EE87839"/>
+    <w:multiLevelType w:val="multilevel"/>
+    <w:tmpl w:val="F22869C4"/>
+    <w:lvl w:ilvl="0">
+      <w:start w:val="1"/>
+      <w:numFmt w:val="bullet"/>
+      <w:lvlText w:val=""/>
+      <w:lvlJc w:val="left"/>
+      <w:pPr>
+        <w:tabs>
+          <w:tab w:val="num" w:pos="720"/>
+        </w:tabs>
+        <w:ind w:left="720" w:hanging="360"/>
+      </w:pPr>
+      <w:rPr>
+        <w:rFonts w:ascii="Symbol" w:hAnsi="Symbol" w:hint="default"/>
+        <w:sz w:val="20"/>
+      </w:rPr>
+    </w:lvl>
+    <w:lvl w:ilvl="1" w:tentative="1">
+      <w:start w:val="1"/>
+      <w:numFmt w:val="bullet"/>
+      <w:lvlText w:val="o"/>
+      <w:lvlJc w:val="left"/>
+      <w:pPr>
+        <w:tabs>
+          <w:tab w:val="num" w:pos="1440"/>
+        </w:tabs>
+        <w:ind w:left="1440" w:hanging="360"/>
+      </w:pPr>
+      <w:rPr>
+        <w:rFonts w:ascii="Courier New" w:hAnsi="Courier New" w:hint="default"/>
+        <w:sz w:val="20"/>
+      </w:rPr>
+    </w:lvl>
+    <w:lvl w:ilvl="2" w:tentative="1">
+      <w:start w:val="1"/>
+      <w:numFmt w:val="bullet"/>
+      <w:lvlText w:val=""/>
+      <w:lvlJc w:val="left"/>
+      <w:pPr>
+        <w:tabs>
+          <w:tab w:val="num" w:pos="2160"/>
+        </w:tabs>
+        <w:ind w:left="2160" w:hanging="360"/>
+      </w:pPr>
+      <w:rPr>
+        <w:rFonts w:ascii="Wingdings" w:hAnsi="Wingdings" w:hint="default"/>
+        <w:sz w:val="20"/>
+      </w:rPr>
+    </w:lvl>
+    <w:lvl w:ilvl="3" w:tentative="1">
+      <w:start w:val="1"/>
+      <w:numFmt w:val="bullet"/>
+      <w:lvlText w:val=""/>
+      <w:lvlJc w:val="left"/>
+      <w:pPr>
+        <w:tabs>
+          <w:tab w:val="num" w:pos="2880"/>
+        </w:tabs>
+        <w:ind w:left="2880" w:hanging="360"/>
+      </w:pPr>
+      <w:rPr>
+        <w:rFonts w:ascii="Wingdings" w:hAnsi="Wingdings" w:hint="default"/>
+        <w:sz w:val="20"/>
+      </w:rPr>
+    </w:lvl>
+    <w:lvl w:ilvl="4" w:tentative="1">
+      <w:start w:val="1"/>
+      <w:numFmt w:val="bullet"/>
+      <w:lvlText w:val=""/>
+      <w:lvlJc w:val="left"/>
+      <w:pPr>
+        <w:tabs>
+          <w:tab w:val="num" w:pos="3600"/>
+        </w:tabs>
+        <w:ind w:left="3600" w:hanging="360"/>
+      </w:pPr>
+      <w:rPr>
+        <w:rFonts w:ascii="Wingdings" w:hAnsi="Wingdings" w:hint="default"/>
+        <w:sz w:val="20"/>
+      </w:rPr>
+    </w:lvl>
+    <w:lvl w:ilvl="5" w:tentative="1">
+      <w:start w:val="1"/>
+      <w:numFmt w:val="bullet"/>
+      <w:lvlText w:val=""/>
+      <w:lvlJc w:val="left"/>
+      <w:pPr>
+        <w:tabs>
+          <w:tab w:val="num" w:pos="4320"/>
+        </w:tabs>
+        <w:ind w:left="4320" w:hanging="360"/>
+      </w:pPr>
+      <w:rPr>
+        <w:rFonts w:ascii="Wingdings" w:hAnsi="Wingdings" w:hint="default"/>
+        <w:sz w:val="20"/>
+      </w:rPr>
+    </w:lvl>
+    <w:lvl w:ilvl="6" w:tentative="1">
+      <w:start w:val="1"/>
+      <w:numFmt w:val="bullet"/>
+      <w:lvlText w:val=""/>
+      <w:lvlJc w:val="left"/>
+      <w:pPr>
+        <w:tabs>
+          <w:tab w:val="num" w:pos="5040"/>
+        </w:tabs>
+        <w:ind w:left="5040" w:hanging="360"/>
+      </w:pPr>
+      <w:rPr>
+        <w:rFonts w:ascii="Wingdings" w:hAnsi="Wingdings" w:hint="default"/>
+        <w:sz w:val="20"/>
+      </w:rPr>
+    </w:lvl>
+    <w:lvl w:ilvl="7" w:tentative="1">
+      <w:start w:val="1"/>
+      <w:numFmt w:val="bullet"/>
+      <w:lvlText w:val=""/>
+      <w:lvlJc w:val="left"/>
+      <w:pPr>
+        <w:tabs>
+          <w:tab w:val="num" w:pos="5760"/>
+        </w:tabs>
+        <w:ind w:left="5760" w:hanging="360"/>
+      </w:pPr>
+      <w:rPr>
+        <w:rFonts w:ascii="Wingdings" w:hAnsi="Wingdings" w:hint="default"/>
+        <w:sz w:val="20"/>
+      </w:rPr>
+    </w:lvl>
+    <w:lvl w:ilvl="8" w:tentative="1">
+      <w:start w:val="1"/>
+      <w:numFmt w:val="bullet"/>
+      <w:lvlText w:val=""/>
+      <w:lvlJc w:val="left"/>
+      <w:pPr>
+        <w:tabs>
+          <w:tab w:val="num" w:pos="6480"/>
+        </w:tabs>
+        <w:ind w:left="6480" w:hanging="360"/>
+      </w:pPr>
+      <w:rPr>
+        <w:rFonts w:ascii="Wingdings" w:hAnsi="Wingdings" w:hint="default"/>
+        <w:sz w:val="20"/>
+      </w:rPr>
+    </w:lvl>
+  </w:abstractNum>
+  <w:abstractNum w:abstractNumId="7" w15:restartNumberingAfterBreak="0">
     <w:nsid w:val="70037568"/>
     <w:multiLevelType w:val="hybridMultilevel"/>
     <w:tmpl w:val="E6CA7E94"/>
@@ -770,10 +3375,28 @@
     </w:lvl>
   </w:abstractNum>
   <w:num w:numId="1" w16cid:durableId="2103720050">
-    <w:abstractNumId w:val="0"/>
+    <w:abstractNumId w:val="4"/>
   </w:num>
   <w:num w:numId="2" w16cid:durableId="1927836830">
+    <w:abstractNumId w:val="7"/>
+  </w:num>
+  <w:num w:numId="3" w16cid:durableId="1241134041">
+    <w:abstractNumId w:val="5"/>
+  </w:num>
+  <w:num w:numId="4" w16cid:durableId="1857646019">
+    <w:abstractNumId w:val="6"/>
+  </w:num>
+  <w:num w:numId="5" w16cid:durableId="1526208212">
+    <w:abstractNumId w:val="3"/>
+  </w:num>
+  <w:num w:numId="6" w16cid:durableId="1530602222">
+    <w:abstractNumId w:val="2"/>
+  </w:num>
+  <w:num w:numId="7" w16cid:durableId="2080663381">
     <w:abstractNumId w:val="1"/>
+  </w:num>
+  <w:num w:numId="8" w16cid:durableId="1296327838">
+    <w:abstractNumId w:val="0"/>
   </w:num>
 </w:numbering>
 </file>
@@ -1694,6 +4317,75 @@
       <w:spacing w:val="5"/>
     </w:rPr>
   </w:style>
+  <w:style w:type="character" w:styleId="Textodelmarcadordeposicin">
+    <w:name w:val="Placeholder Text"/>
+    <w:basedOn w:val="Fuentedeprrafopredeter"/>
+    <w:uiPriority w:val="99"/>
+    <w:semiHidden/>
+    <w:rsid w:val="002961B7"/>
+    <w:rPr>
+      <w:color w:val="666666"/>
+    </w:rPr>
+  </w:style>
+  <w:style w:type="paragraph" w:styleId="NormalWeb">
+    <w:name w:val="Normal (Web)"/>
+    <w:basedOn w:val="Normal"/>
+    <w:uiPriority w:val="99"/>
+    <w:unhideWhenUsed/>
+    <w:rsid w:val="00F147E7"/>
+    <w:pPr>
+      <w:spacing w:before="100" w:beforeAutospacing="1" w:after="100" w:afterAutospacing="1" w:line="240" w:lineRule="auto"/>
+    </w:pPr>
+    <w:rPr>
+      <w:rFonts w:ascii="Times New Roman" w:eastAsia="Times New Roman" w:hAnsi="Times New Roman" w:cs="Times New Roman"/>
+      <w:kern w:val="0"/>
+      <w:sz w:val="24"/>
+      <w:szCs w:val="24"/>
+      <w:lang w:eastAsia="es-AR"/>
+      <w14:ligatures w14:val="none"/>
+    </w:rPr>
+  </w:style>
+  <w:style w:type="character" w:styleId="Textoennegrita">
+    <w:name w:val="Strong"/>
+    <w:basedOn w:val="Fuentedeprrafopredeter"/>
+    <w:uiPriority w:val="22"/>
+    <w:qFormat/>
+    <w:rsid w:val="00F147E7"/>
+    <w:rPr>
+      <w:b/>
+      <w:bCs/>
+    </w:rPr>
+  </w:style>
+  <w:style w:type="character" w:customStyle="1" w:styleId="katex-mathml">
+    <w:name w:val="katex-mathml"/>
+    <w:basedOn w:val="Fuentedeprrafopredeter"/>
+    <w:rsid w:val="00F147E7"/>
+  </w:style>
+  <w:style w:type="character" w:customStyle="1" w:styleId="mord">
+    <w:name w:val="mord"/>
+    <w:basedOn w:val="Fuentedeprrafopredeter"/>
+    <w:rsid w:val="00F147E7"/>
+  </w:style>
+  <w:style w:type="character" w:customStyle="1" w:styleId="mopen">
+    <w:name w:val="mopen"/>
+    <w:basedOn w:val="Fuentedeprrafopredeter"/>
+    <w:rsid w:val="00F147E7"/>
+  </w:style>
+  <w:style w:type="character" w:customStyle="1" w:styleId="mclose">
+    <w:name w:val="mclose"/>
+    <w:basedOn w:val="Fuentedeprrafopredeter"/>
+    <w:rsid w:val="00F147E7"/>
+  </w:style>
+  <w:style w:type="character" w:customStyle="1" w:styleId="mrel">
+    <w:name w:val="mrel"/>
+    <w:basedOn w:val="Fuentedeprrafopredeter"/>
+    <w:rsid w:val="00F147E7"/>
+  </w:style>
+  <w:style w:type="character" w:customStyle="1" w:styleId="mbin">
+    <w:name w:val="mbin"/>
+    <w:basedOn w:val="Fuentedeprrafopredeter"/>
+    <w:rsid w:val="00F147E7"/>
+  </w:style>
 </w:styles>
 </file>
 

--- a/AnalisisNumerico Tp1.docx
+++ b/AnalisisNumerico Tp1.docx
@@ -2,23 +2,1145 @@
 <file path=word/document.xml><?xml version="1.0" encoding="utf-8"?>
 <w:document xmlns:wpc="http://schemas.microsoft.com/office/word/2010/wordprocessingCanvas" xmlns:cx="http://schemas.microsoft.com/office/drawing/2014/chartex" xmlns:cx1="http://schemas.microsoft.com/office/drawing/2015/9/8/chartex" xmlns:cx2="http://schemas.microsoft.com/office/drawing/2015/10/21/chartex" xmlns:cx3="http://schemas.microsoft.com/office/drawing/2016/5/9/chartex" xmlns:cx4="http://schemas.microsoft.com/office/drawing/2016/5/10/chartex" xmlns:cx5="http://schemas.microsoft.com/office/drawing/2016/5/11/chartex" xmlns:cx6="http://schemas.microsoft.com/office/drawing/2016/5/12/chartex" xmlns:cx7="http://schemas.microsoft.com/office/drawing/2016/5/13/chartex" xmlns:cx8="http://schemas.microsoft.com/office/drawing/2016/5/14/chartex" xmlns:mc="http://schemas.openxmlformats.org/markup-compatibility/2006" xmlns:aink="http://schemas.microsoft.com/office/drawing/2016/ink" xmlns:am3d="http://schemas.microsoft.com/office/drawing/2017/model3d" xmlns:o="urn:schemas-microsoft-com:office:office" xmlns:oel="http://schemas.microsoft.com/office/2019/extlst" xmlns:r="http://schemas.openxmlformats.org/officeDocument/2006/relationships" xmlns:m="http://schemas.openxmlformats.org/officeDocument/2006/math" xmlns:v="urn:schemas-microsoft-com:vml" xmlns:wp14="http://schemas.microsoft.com/office/word/2010/wordprocessingDrawing" xmlns:wp="http://schemas.openxmlformats.org/drawingml/2006/wordprocessingDrawing" xmlns:w10="urn:schemas-microsoft-com:office:word" xmlns:w="http://schemas.openxmlformats.org/wordprocessingml/2006/main" xmlns:w14="http://schemas.microsoft.com/office/word/2010/wordml" xmlns:w15="http://schemas.microsoft.com/office/word/2012/wordml" xmlns:w16cex="http://schemas.microsoft.com/office/word/2018/wordml/cex" xmlns:w16cid="http://schemas.microsoft.com/office/word/2016/wordml/cid" xmlns:w16="http://schemas.microsoft.com/office/word/2018/wordml" xmlns:w16du="http://schemas.microsoft.com/office/word/2023/wordml/word16du" xmlns:w16sdtdh="http://schemas.microsoft.com/office/word/2020/wordml/sdtdatahash" xmlns:w16sdtfl="http://schemas.microsoft.com/office/word/2024/wordml/sdtformatlock" xmlns:w16se="http://schemas.microsoft.com/office/word/2015/wordml/symex" xmlns:wpg="http://schemas.microsoft.com/office/word/2010/wordprocessingGroup" xmlns:wpi="http://schemas.microsoft.com/office/word/2010/wordprocessingInk" xmlns:wne="http://schemas.microsoft.com/office/word/2006/wordml" xmlns:wps="http://schemas.microsoft.com/office/word/2010/wordprocessingShape" mc:Ignorable="w14 w15 w16se w16cid w16 w16cex w16sdtdh w16sdtfl w16du wp14">
   <w:body>
-    <w:p>
-      <w:r>
+    <w:sdt>
+      <w:sdtPr>
+        <w:id w:val="1977641062"/>
+        <w:docPartObj>
+          <w:docPartGallery w:val="Cover Pages"/>
+          <w:docPartUnique/>
+        </w:docPartObj>
+      </w:sdtPr>
+      <w:sdtEndPr>
         <w:rPr>
           <w:lang w:val="es-ES"/>
         </w:rPr>
-        <w:t>Actividad 2</w:t>
-      </w:r>
-      <w:r>
-        <w:t>)</w:t>
-      </w:r>
-      <w:r>
-        <w:br/>
+      </w:sdtEndPr>
+      <w:sdtContent>
+        <w:p>
+          <w:r>
+            <w:rPr>
+              <w:noProof/>
+            </w:rPr>
+            <mc:AlternateContent>
+              <mc:Choice Requires="wpg">
+                <w:drawing>
+                  <wp:anchor distT="0" distB="0" distL="114300" distR="114300" simplePos="0" relativeHeight="251662336" behindDoc="0" locked="0" layoutInCell="1" allowOverlap="1" wp14:anchorId="28A1E59F" wp14:editId="65F2C486">
+                    <wp:simplePos x="0" y="0"/>
+                    <wp:positionH relativeFrom="page">
+                      <wp:align>center</wp:align>
+                    </wp:positionH>
+                    <mc:AlternateContent>
+                      <mc:Choice Requires="wp14">
+                        <wp:positionV relativeFrom="page">
+                          <wp14:pctPosVOffset>2300</wp14:pctPosVOffset>
+                        </wp:positionV>
+                      </mc:Choice>
+                      <mc:Fallback>
+                        <wp:positionV relativeFrom="page">
+                          <wp:posOffset>245745</wp:posOffset>
+                        </wp:positionV>
+                      </mc:Fallback>
+                    </mc:AlternateContent>
+                    <wp:extent cx="7315200" cy="1215391"/>
+                    <wp:effectExtent l="0" t="0" r="1270" b="1905"/>
+                    <wp:wrapNone/>
+                    <wp:docPr id="149" name="Grupo 157"/>
+                    <wp:cNvGraphicFramePr/>
+                    <a:graphic xmlns:a="http://schemas.openxmlformats.org/drawingml/2006/main">
+                      <a:graphicData uri="http://schemas.microsoft.com/office/word/2010/wordprocessingGroup">
+                        <wpg:wgp>
+                          <wpg:cNvGrpSpPr/>
+                          <wpg:grpSpPr>
+                            <a:xfrm>
+                              <a:off x="0" y="0"/>
+                              <a:ext cx="7315200" cy="1215391"/>
+                              <a:chOff x="0" y="-1"/>
+                              <a:chExt cx="7315200" cy="1216153"/>
+                            </a:xfrm>
+                          </wpg:grpSpPr>
+                          <wps:wsp>
+                            <wps:cNvPr id="150" name="Rectángulo 51"/>
+                            <wps:cNvSpPr/>
+                            <wps:spPr>
+                              <a:xfrm>
+                                <a:off x="0" y="-1"/>
+                                <a:ext cx="7315200" cy="1130373"/>
+                              </a:xfrm>
+                              <a:custGeom>
+                                <a:avLst/>
+                                <a:gdLst>
+                                  <a:gd name="connsiteX0" fmla="*/ 0 w 7312660"/>
+                                  <a:gd name="connsiteY0" fmla="*/ 0 h 1215390"/>
+                                  <a:gd name="connsiteX1" fmla="*/ 7312660 w 7312660"/>
+                                  <a:gd name="connsiteY1" fmla="*/ 0 h 1215390"/>
+                                  <a:gd name="connsiteX2" fmla="*/ 7312660 w 7312660"/>
+                                  <a:gd name="connsiteY2" fmla="*/ 1215390 h 1215390"/>
+                                  <a:gd name="connsiteX3" fmla="*/ 0 w 7312660"/>
+                                  <a:gd name="connsiteY3" fmla="*/ 1215390 h 1215390"/>
+                                  <a:gd name="connsiteX4" fmla="*/ 0 w 7312660"/>
+                                  <a:gd name="connsiteY4" fmla="*/ 0 h 1215390"/>
+                                  <a:gd name="connsiteX0" fmla="*/ 0 w 7312660"/>
+                                  <a:gd name="connsiteY0" fmla="*/ 0 h 1215390"/>
+                                  <a:gd name="connsiteX1" fmla="*/ 7312660 w 7312660"/>
+                                  <a:gd name="connsiteY1" fmla="*/ 0 h 1215390"/>
+                                  <a:gd name="connsiteX2" fmla="*/ 7312660 w 7312660"/>
+                                  <a:gd name="connsiteY2" fmla="*/ 1215390 h 1215390"/>
+                                  <a:gd name="connsiteX3" fmla="*/ 3667125 w 7312660"/>
+                                  <a:gd name="connsiteY3" fmla="*/ 1209675 h 1215390"/>
+                                  <a:gd name="connsiteX4" fmla="*/ 0 w 7312660"/>
+                                  <a:gd name="connsiteY4" fmla="*/ 1215390 h 1215390"/>
+                                  <a:gd name="connsiteX5" fmla="*/ 0 w 7312660"/>
+                                  <a:gd name="connsiteY5" fmla="*/ 0 h 1215390"/>
+                                  <a:gd name="connsiteX0" fmla="*/ 0 w 7312660"/>
+                                  <a:gd name="connsiteY0" fmla="*/ 0 h 1215390"/>
+                                  <a:gd name="connsiteX1" fmla="*/ 7312660 w 7312660"/>
+                                  <a:gd name="connsiteY1" fmla="*/ 0 h 1215390"/>
+                                  <a:gd name="connsiteX2" fmla="*/ 7312660 w 7312660"/>
+                                  <a:gd name="connsiteY2" fmla="*/ 1215390 h 1215390"/>
+                                  <a:gd name="connsiteX3" fmla="*/ 3619500 w 7312660"/>
+                                  <a:gd name="connsiteY3" fmla="*/ 733425 h 1215390"/>
+                                  <a:gd name="connsiteX4" fmla="*/ 0 w 7312660"/>
+                                  <a:gd name="connsiteY4" fmla="*/ 1215390 h 1215390"/>
+                                  <a:gd name="connsiteX5" fmla="*/ 0 w 7312660"/>
+                                  <a:gd name="connsiteY5" fmla="*/ 0 h 1215390"/>
+                                  <a:gd name="connsiteX0" fmla="*/ 0 w 7312660"/>
+                                  <a:gd name="connsiteY0" fmla="*/ 0 h 1215390"/>
+                                  <a:gd name="connsiteX1" fmla="*/ 7312660 w 7312660"/>
+                                  <a:gd name="connsiteY1" fmla="*/ 0 h 1215390"/>
+                                  <a:gd name="connsiteX2" fmla="*/ 7312660 w 7312660"/>
+                                  <a:gd name="connsiteY2" fmla="*/ 1129665 h 1215390"/>
+                                  <a:gd name="connsiteX3" fmla="*/ 3619500 w 7312660"/>
+                                  <a:gd name="connsiteY3" fmla="*/ 733425 h 1215390"/>
+                                  <a:gd name="connsiteX4" fmla="*/ 0 w 7312660"/>
+                                  <a:gd name="connsiteY4" fmla="*/ 1215390 h 1215390"/>
+                                  <a:gd name="connsiteX5" fmla="*/ 0 w 7312660"/>
+                                  <a:gd name="connsiteY5" fmla="*/ 0 h 1215390"/>
+                                  <a:gd name="connsiteX0" fmla="*/ 9525 w 7322185"/>
+                                  <a:gd name="connsiteY0" fmla="*/ 0 h 1129665"/>
+                                  <a:gd name="connsiteX1" fmla="*/ 7322185 w 7322185"/>
+                                  <a:gd name="connsiteY1" fmla="*/ 0 h 1129665"/>
+                                  <a:gd name="connsiteX2" fmla="*/ 7322185 w 7322185"/>
+                                  <a:gd name="connsiteY2" fmla="*/ 1129665 h 1129665"/>
+                                  <a:gd name="connsiteX3" fmla="*/ 3629025 w 7322185"/>
+                                  <a:gd name="connsiteY3" fmla="*/ 733425 h 1129665"/>
+                                  <a:gd name="connsiteX4" fmla="*/ 0 w 7322185"/>
+                                  <a:gd name="connsiteY4" fmla="*/ 1091565 h 1129665"/>
+                                  <a:gd name="connsiteX5" fmla="*/ 9525 w 7322185"/>
+                                  <a:gd name="connsiteY5" fmla="*/ 0 h 1129665"/>
+                                  <a:gd name="connsiteX0" fmla="*/ 0 w 7312660"/>
+                                  <a:gd name="connsiteY0" fmla="*/ 0 h 1129665"/>
+                                  <a:gd name="connsiteX1" fmla="*/ 7312660 w 7312660"/>
+                                  <a:gd name="connsiteY1" fmla="*/ 0 h 1129665"/>
+                                  <a:gd name="connsiteX2" fmla="*/ 7312660 w 7312660"/>
+                                  <a:gd name="connsiteY2" fmla="*/ 1129665 h 1129665"/>
+                                  <a:gd name="connsiteX3" fmla="*/ 3619500 w 7312660"/>
+                                  <a:gd name="connsiteY3" fmla="*/ 733425 h 1129665"/>
+                                  <a:gd name="connsiteX4" fmla="*/ 0 w 7312660"/>
+                                  <a:gd name="connsiteY4" fmla="*/ 1091565 h 1129665"/>
+                                  <a:gd name="connsiteX5" fmla="*/ 0 w 7312660"/>
+                                  <a:gd name="connsiteY5" fmla="*/ 0 h 1129665"/>
+                                </a:gdLst>
+                                <a:ahLst/>
+                                <a:cxnLst>
+                                  <a:cxn ang="0">
+                                    <a:pos x="connsiteX0" y="connsiteY0"/>
+                                  </a:cxn>
+                                  <a:cxn ang="0">
+                                    <a:pos x="connsiteX1" y="connsiteY1"/>
+                                  </a:cxn>
+                                  <a:cxn ang="0">
+                                    <a:pos x="connsiteX2" y="connsiteY2"/>
+                                  </a:cxn>
+                                  <a:cxn ang="0">
+                                    <a:pos x="connsiteX3" y="connsiteY3"/>
+                                  </a:cxn>
+                                  <a:cxn ang="0">
+                                    <a:pos x="connsiteX4" y="connsiteY4"/>
+                                  </a:cxn>
+                                  <a:cxn ang="0">
+                                    <a:pos x="connsiteX5" y="connsiteY5"/>
+                                  </a:cxn>
+                                </a:cxnLst>
+                                <a:rect l="l" t="t" r="r" b="b"/>
+                                <a:pathLst>
+                                  <a:path w="7312660" h="1129665">
+                                    <a:moveTo>
+                                      <a:pt x="0" y="0"/>
+                                    </a:moveTo>
+                                    <a:lnTo>
+                                      <a:pt x="7312660" y="0"/>
+                                    </a:lnTo>
+                                    <a:lnTo>
+                                      <a:pt x="7312660" y="1129665"/>
+                                    </a:lnTo>
+                                    <a:lnTo>
+                                      <a:pt x="3619500" y="733425"/>
+                                    </a:lnTo>
+                                    <a:lnTo>
+                                      <a:pt x="0" y="1091565"/>
+                                    </a:lnTo>
+                                    <a:lnTo>
+                                      <a:pt x="0" y="0"/>
+                                    </a:lnTo>
+                                    <a:close/>
+                                  </a:path>
+                                </a:pathLst>
+                              </a:custGeom>
+                              <a:ln>
+                                <a:noFill/>
+                              </a:ln>
+                            </wps:spPr>
+                            <wps:style>
+                              <a:lnRef idx="2">
+                                <a:schemeClr val="accent1">
+                                  <a:shade val="50000"/>
+                                </a:schemeClr>
+                              </a:lnRef>
+                              <a:fillRef idx="1">
+                                <a:schemeClr val="accent1"/>
+                              </a:fillRef>
+                              <a:effectRef idx="0">
+                                <a:schemeClr val="accent1"/>
+                              </a:effectRef>
+                              <a:fontRef idx="minor">
+                                <a:schemeClr val="lt1"/>
+                              </a:fontRef>
+                            </wps:style>
+                            <wps:bodyPr rot="0" spcFirstLastPara="0" vertOverflow="overflow" horzOverflow="overflow" vert="horz" wrap="square" lIns="91440" tIns="45720" rIns="91440" bIns="45720" numCol="1" spcCol="0" rtlCol="0" fromWordArt="0" anchor="ctr" anchorCtr="0" forceAA="0" compatLnSpc="1">
+                              <a:prstTxWarp prst="textNoShape">
+                                <a:avLst/>
+                              </a:prstTxWarp>
+                              <a:noAutofit/>
+                            </wps:bodyPr>
+                          </wps:wsp>
+                          <wps:wsp>
+                            <wps:cNvPr id="151" name="Rectángulo 151"/>
+                            <wps:cNvSpPr/>
+                            <wps:spPr>
+                              <a:xfrm>
+                                <a:off x="0" y="0"/>
+                                <a:ext cx="7315200" cy="1216152"/>
+                              </a:xfrm>
+                              <a:prstGeom prst="rect">
+                                <a:avLst/>
+                              </a:prstGeom>
+                              <a:blipFill>
+                                <a:blip r:embed="rId7"/>
+                                <a:stretch>
+                                  <a:fillRect r="-7574"/>
+                                </a:stretch>
+                              </a:blipFill>
+                              <a:ln>
+                                <a:noFill/>
+                              </a:ln>
+                            </wps:spPr>
+                            <wps:style>
+                              <a:lnRef idx="2">
+                                <a:schemeClr val="accent1">
+                                  <a:shade val="50000"/>
+                                </a:schemeClr>
+                              </a:lnRef>
+                              <a:fillRef idx="1">
+                                <a:schemeClr val="accent1"/>
+                              </a:fillRef>
+                              <a:effectRef idx="0">
+                                <a:schemeClr val="accent1"/>
+                              </a:effectRef>
+                              <a:fontRef idx="minor">
+                                <a:schemeClr val="lt1"/>
+                              </a:fontRef>
+                            </wps:style>
+                            <wps:bodyPr rot="0" spcFirstLastPara="0" vertOverflow="overflow" horzOverflow="overflow" vert="horz" wrap="square" lIns="91440" tIns="45720" rIns="91440" bIns="45720" numCol="1" spcCol="0" rtlCol="0" fromWordArt="0" anchor="ctr" anchorCtr="0" forceAA="0" compatLnSpc="1">
+                              <a:prstTxWarp prst="textNoShape">
+                                <a:avLst/>
+                              </a:prstTxWarp>
+                              <a:noAutofit/>
+                            </wps:bodyPr>
+                          </wps:wsp>
+                        </wpg:wgp>
+                      </a:graphicData>
+                    </a:graphic>
+                    <wp14:sizeRelH relativeFrom="page">
+                      <wp14:pctWidth>94100</wp14:pctWidth>
+                    </wp14:sizeRelH>
+                    <wp14:sizeRelV relativeFrom="page">
+                      <wp14:pctHeight>12100</wp14:pctHeight>
+                    </wp14:sizeRelV>
+                  </wp:anchor>
+                </w:drawing>
+              </mc:Choice>
+              <mc:Fallback>
+                <w:pict>
+                  <v:group w14:anchorId="209E93DC" id="Grupo 157" o:spid="_x0000_s1026" style="position:absolute;margin-left:0;margin-top:0;width:8in;height:95.7pt;z-index:251662336;mso-width-percent:941;mso-height-percent:121;mso-top-percent:23;mso-position-horizontal:center;mso-position-horizontal-relative:page;mso-position-vertical-relative:page;mso-width-percent:941;mso-height-percent:121;mso-top-percent:23" coordorigin="" coordsize="73152,12161" o:gfxdata="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">
+                    <v:shape id="Rectángulo 51" o:spid="_x0000_s1027" style="position:absolute;width:73152;height:11303;visibility:visible;mso-wrap-style:square;v-text-anchor:middle" coordsize="7312660,1129665" o:gfxdata="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" path="m,l7312660,r,1129665l3619500,733425,,1091565,,xe" fillcolor="#156082 [3204]" stroked="f" strokeweight="1pt">
+                      <v:stroke joinstyle="miter"/>
+                      <v:path arrowok="t" o:connecttype="custom" o:connectlocs="0,0;7315200,0;7315200,1130373;3620757,733885;0,1092249;0,0" o:connectangles="0,0,0,0,0,0"/>
+                    </v:shape>
+                    <v:rect id="Rectángulo 151" o:spid="_x0000_s1028" style="position:absolute;width:73152;height:12161;visibility:visible;mso-wrap-style:square;v-text-anchor:middle" o:gfxdata="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" stroked="f" strokeweight="1pt">
+                      <v:fill r:id="rId8" o:title="" recolor="t" rotate="t" type="frame"/>
+                    </v:rect>
+                    <w10:wrap anchorx="page" anchory="page"/>
+                  </v:group>
+                </w:pict>
+              </mc:Fallback>
+            </mc:AlternateContent>
+          </w:r>
+          <w:r>
+            <w:rPr>
+              <w:noProof/>
+            </w:rPr>
+            <mc:AlternateContent>
+              <mc:Choice Requires="wps">
+                <w:drawing>
+                  <wp:anchor distT="0" distB="0" distL="114300" distR="114300" simplePos="0" relativeHeight="251660288" behindDoc="0" locked="0" layoutInCell="1" allowOverlap="1" wp14:anchorId="2D6A38A0" wp14:editId="5F0B13D6">
+                    <wp:simplePos x="0" y="0"/>
+                    <wp:positionH relativeFrom="page">
+                      <wp:align>center</wp:align>
+                    </wp:positionH>
+                    <mc:AlternateContent>
+                      <mc:Choice Requires="wp14">
+                        <wp:positionV relativeFrom="page">
+                          <wp14:pctPosVOffset>81800</wp14:pctPosVOffset>
+                        </wp:positionV>
+                      </mc:Choice>
+                      <mc:Fallback>
+                        <wp:positionV relativeFrom="page">
+                          <wp:posOffset>8745855</wp:posOffset>
+                        </wp:positionV>
+                      </mc:Fallback>
+                    </mc:AlternateContent>
+                    <wp:extent cx="7315200" cy="914400"/>
+                    <wp:effectExtent l="0" t="0" r="0" b="8255"/>
+                    <wp:wrapSquare wrapText="bothSides"/>
+                    <wp:docPr id="152" name="Cuadro de texto 159"/>
+                    <wp:cNvGraphicFramePr/>
+                    <a:graphic xmlns:a="http://schemas.openxmlformats.org/drawingml/2006/main">
+                      <a:graphicData uri="http://schemas.microsoft.com/office/word/2010/wordprocessingShape">
+                        <wps:wsp>
+                          <wps:cNvSpPr txBox="1"/>
+                          <wps:spPr>
+                            <a:xfrm>
+                              <a:off x="0" y="0"/>
+                              <a:ext cx="7315200" cy="914400"/>
+                            </a:xfrm>
+                            <a:prstGeom prst="rect">
+                              <a:avLst/>
+                            </a:prstGeom>
+                            <a:noFill/>
+                            <a:ln w="6350">
+                              <a:noFill/>
+                            </a:ln>
+                            <a:effectLst/>
+                          </wps:spPr>
+                          <wps:style>
+                            <a:lnRef idx="0">
+                              <a:schemeClr val="accent1"/>
+                            </a:lnRef>
+                            <a:fillRef idx="0">
+                              <a:schemeClr val="accent1"/>
+                            </a:fillRef>
+                            <a:effectRef idx="0">
+                              <a:schemeClr val="accent1"/>
+                            </a:effectRef>
+                            <a:fontRef idx="minor">
+                              <a:schemeClr val="dk1"/>
+                            </a:fontRef>
+                          </wps:style>
+                          <wps:txbx>
+                            <w:txbxContent>
+                              <w:sdt>
+                                <w:sdtPr>
+                                  <w:rPr>
+                                    <w:color w:val="595959" w:themeColor="text1" w:themeTint="A6"/>
+                                    <w:sz w:val="28"/>
+                                    <w:szCs w:val="28"/>
+                                  </w:rPr>
+                                  <w:alias w:val="Autor"/>
+                                  <w:tag w:val=""/>
+                                  <w:id w:val="789243997"/>
+                                  <w:dataBinding w:prefixMappings="xmlns:ns0='http://purl.org/dc/elements/1.1/' xmlns:ns1='http://schemas.openxmlformats.org/package/2006/metadata/core-properties' " w:xpath="/ns1:coreProperties[1]/ns0:creator[1]" w:storeItemID="{6C3C8BC8-F283-45AE-878A-BAB7291924A1}"/>
+                                  <w:text/>
+                                </w:sdtPr>
+                                <w:sdtContent>
+                                  <w:p>
+                                    <w:pPr>
+                                      <w:pStyle w:val="Sinespaciado"/>
+                                      <w:jc w:val="right"/>
+                                      <w:rPr>
+                                        <w:color w:val="595959" w:themeColor="text1" w:themeTint="A6"/>
+                                        <w:sz w:val="28"/>
+                                        <w:szCs w:val="28"/>
+                                      </w:rPr>
+                                    </w:pPr>
+                                    <w:r>
+                                      <w:rPr>
+                                        <w:color w:val="595959" w:themeColor="text1" w:themeTint="A6"/>
+                                        <w:sz w:val="28"/>
+                                        <w:szCs w:val="28"/>
+                                      </w:rPr>
+                                      <w:t>Caluva, Gareis, Werlen</w:t>
+                                    </w:r>
+                                  </w:p>
+                                </w:sdtContent>
+                              </w:sdt>
+                              <w:p>
+                                <w:pPr>
+                                  <w:pStyle w:val="Sinespaciado"/>
+                                  <w:jc w:val="right"/>
+                                  <w:rPr>
+                                    <w:color w:val="595959" w:themeColor="text1" w:themeTint="A6"/>
+                                    <w:sz w:val="18"/>
+                                    <w:szCs w:val="18"/>
+                                  </w:rPr>
+                                </w:pPr>
+                                <w:sdt>
+                                  <w:sdtPr>
+                                    <w:rPr>
+                                      <w:color w:val="595959" w:themeColor="text1" w:themeTint="A6"/>
+                                      <w:sz w:val="18"/>
+                                      <w:szCs w:val="18"/>
+                                    </w:rPr>
+                                    <w:alias w:val="CorreoElectrónico"/>
+                                    <w:tag w:val="CorreoElectrónico"/>
+                                    <w:id w:val="942260680"/>
+                                    <w:dataBinding w:prefixMappings="xmlns:ns0='http://schemas.microsoft.com/office/2006/coverPageProps' " w:xpath="/ns0:CoverPageProperties[1]/ns0:CompanyEmail[1]" w:storeItemID="{55AF091B-3C7A-41E3-B477-F2FDAA23CFDA}"/>
+                                    <w:text/>
+                                  </w:sdtPr>
+                                  <w:sdtContent>
+                                    <w:r>
+                                      <w:rPr>
+                                        <w:color w:val="595959" w:themeColor="text1" w:themeTint="A6"/>
+                                        <w:sz w:val="18"/>
+                                        <w:szCs w:val="18"/>
+                                      </w:rPr>
+                                      <w:t>Ing. en informática - UCSE</w:t>
+                                    </w:r>
+                                  </w:sdtContent>
+                                </w:sdt>
+                              </w:p>
+                            </w:txbxContent>
+                          </wps:txbx>
+                          <wps:bodyPr rot="0" spcFirstLastPara="0" vertOverflow="overflow" horzOverflow="overflow" vert="horz" wrap="square" lIns="1600200" tIns="0" rIns="685800" bIns="0" numCol="1" spcCol="0" rtlCol="0" fromWordArt="0" anchor="b" anchorCtr="0" forceAA="0" compatLnSpc="1">
+                            <a:prstTxWarp prst="textNoShape">
+                              <a:avLst/>
+                            </a:prstTxWarp>
+                            <a:noAutofit/>
+                          </wps:bodyPr>
+                        </wps:wsp>
+                      </a:graphicData>
+                    </a:graphic>
+                    <wp14:sizeRelH relativeFrom="page">
+                      <wp14:pctWidth>94100</wp14:pctWidth>
+                    </wp14:sizeRelH>
+                    <wp14:sizeRelV relativeFrom="page">
+                      <wp14:pctHeight>9200</wp14:pctHeight>
+                    </wp14:sizeRelV>
+                  </wp:anchor>
+                </w:drawing>
+              </mc:Choice>
+              <mc:Fallback>
+                <w:pict>
+                  <v:shapetype w14:anchorId="2D6A38A0" id="_x0000_t202" coordsize="21600,21600" o:spt="202" path="m,l,21600r21600,l21600,xe">
+                    <v:stroke joinstyle="miter"/>
+                    <v:path gradientshapeok="t" o:connecttype="rect"/>
+                  </v:shapetype>
+                  <v:shape id="Cuadro de texto 159" o:spid="_x0000_s1026" type="#_x0000_t202" style="position:absolute;margin-left:0;margin-top:0;width:8in;height:1in;z-index:251660288;visibility:visible;mso-wrap-style:square;mso-width-percent:941;mso-height-percent:92;mso-top-percent:818;mso-wrap-distance-left:9pt;mso-wrap-distance-top:0;mso-wrap-distance-right:9pt;mso-wrap-distance-bottom:0;mso-position-horizontal:center;mso-position-horizontal-relative:page;mso-position-vertical-relative:page;mso-width-percent:941;mso-height-percent:92;mso-top-percent:818;mso-width-relative:page;mso-height-relative:page;v-text-anchor:bottom" o:gfxdata="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" filled="f" stroked="f" strokeweight=".5pt">
+                    <v:textbox inset="126pt,0,54pt,0">
+                      <w:txbxContent>
+                        <w:sdt>
+                          <w:sdtPr>
+                            <w:rPr>
+                              <w:color w:val="595959" w:themeColor="text1" w:themeTint="A6"/>
+                              <w:sz w:val="28"/>
+                              <w:szCs w:val="28"/>
+                            </w:rPr>
+                            <w:alias w:val="Autor"/>
+                            <w:tag w:val=""/>
+                            <w:id w:val="789243997"/>
+                            <w:dataBinding w:prefixMappings="xmlns:ns0='http://purl.org/dc/elements/1.1/' xmlns:ns1='http://schemas.openxmlformats.org/package/2006/metadata/core-properties' " w:xpath="/ns1:coreProperties[1]/ns0:creator[1]" w:storeItemID="{6C3C8BC8-F283-45AE-878A-BAB7291924A1}"/>
+                            <w:text/>
+                          </w:sdtPr>
+                          <w:sdtContent>
+                            <w:p>
+                              <w:pPr>
+                                <w:pStyle w:val="Sinespaciado"/>
+                                <w:jc w:val="right"/>
+                                <w:rPr>
+                                  <w:color w:val="595959" w:themeColor="text1" w:themeTint="A6"/>
+                                  <w:sz w:val="28"/>
+                                  <w:szCs w:val="28"/>
+                                </w:rPr>
+                              </w:pPr>
+                              <w:r>
+                                <w:rPr>
+                                  <w:color w:val="595959" w:themeColor="text1" w:themeTint="A6"/>
+                                  <w:sz w:val="28"/>
+                                  <w:szCs w:val="28"/>
+                                </w:rPr>
+                                <w:t>Caluva, Gareis, Werlen</w:t>
+                              </w:r>
+                            </w:p>
+                          </w:sdtContent>
+                        </w:sdt>
+                        <w:p>
+                          <w:pPr>
+                            <w:pStyle w:val="Sinespaciado"/>
+                            <w:jc w:val="right"/>
+                            <w:rPr>
+                              <w:color w:val="595959" w:themeColor="text1" w:themeTint="A6"/>
+                              <w:sz w:val="18"/>
+                              <w:szCs w:val="18"/>
+                            </w:rPr>
+                          </w:pPr>
+                          <w:sdt>
+                            <w:sdtPr>
+                              <w:rPr>
+                                <w:color w:val="595959" w:themeColor="text1" w:themeTint="A6"/>
+                                <w:sz w:val="18"/>
+                                <w:szCs w:val="18"/>
+                              </w:rPr>
+                              <w:alias w:val="CorreoElectrónico"/>
+                              <w:tag w:val="CorreoElectrónico"/>
+                              <w:id w:val="942260680"/>
+                              <w:dataBinding w:prefixMappings="xmlns:ns0='http://schemas.microsoft.com/office/2006/coverPageProps' " w:xpath="/ns0:CoverPageProperties[1]/ns0:CompanyEmail[1]" w:storeItemID="{55AF091B-3C7A-41E3-B477-F2FDAA23CFDA}"/>
+                              <w:text/>
+                            </w:sdtPr>
+                            <w:sdtContent>
+                              <w:r>
+                                <w:rPr>
+                                  <w:color w:val="595959" w:themeColor="text1" w:themeTint="A6"/>
+                                  <w:sz w:val="18"/>
+                                  <w:szCs w:val="18"/>
+                                </w:rPr>
+                                <w:t>Ing. en informática - UCSE</w:t>
+                              </w:r>
+                            </w:sdtContent>
+                          </w:sdt>
+                        </w:p>
+                      </w:txbxContent>
+                    </v:textbox>
+                    <w10:wrap type="square" anchorx="page" anchory="page"/>
+                  </v:shape>
+                </w:pict>
+              </mc:Fallback>
+            </mc:AlternateContent>
+          </w:r>
+          <w:r>
+            <w:rPr>
+              <w:noProof/>
+            </w:rPr>
+            <mc:AlternateContent>
+              <mc:Choice Requires="wps">
+                <w:drawing>
+                  <wp:anchor distT="0" distB="0" distL="114300" distR="114300" simplePos="0" relativeHeight="251659264" behindDoc="0" locked="0" layoutInCell="1" allowOverlap="1" wp14:anchorId="16562E23" wp14:editId="778A88F3">
+                    <wp:simplePos x="0" y="0"/>
+                    <wp:positionH relativeFrom="page">
+                      <wp:align>center</wp:align>
+                    </wp:positionH>
+                    <mc:AlternateContent>
+                      <mc:Choice Requires="wp14">
+                        <wp:positionV relativeFrom="page">
+                          <wp14:pctPosVOffset>30000</wp14:pctPosVOffset>
+                        </wp:positionV>
+                      </mc:Choice>
+                      <mc:Fallback>
+                        <wp:positionV relativeFrom="page">
+                          <wp:posOffset>3207385</wp:posOffset>
+                        </wp:positionV>
+                      </mc:Fallback>
+                    </mc:AlternateContent>
+                    <wp:extent cx="7315200" cy="3638550"/>
+                    <wp:effectExtent l="0" t="0" r="0" b="6350"/>
+                    <wp:wrapSquare wrapText="bothSides"/>
+                    <wp:docPr id="154" name="Cuadro de texto 163"/>
+                    <wp:cNvGraphicFramePr/>
+                    <a:graphic xmlns:a="http://schemas.openxmlformats.org/drawingml/2006/main">
+                      <a:graphicData uri="http://schemas.microsoft.com/office/word/2010/wordprocessingShape">
+                        <wps:wsp>
+                          <wps:cNvSpPr txBox="1"/>
+                          <wps:spPr>
+                            <a:xfrm>
+                              <a:off x="0" y="0"/>
+                              <a:ext cx="7315200" cy="3638550"/>
+                            </a:xfrm>
+                            <a:prstGeom prst="rect">
+                              <a:avLst/>
+                            </a:prstGeom>
+                            <a:noFill/>
+                            <a:ln w="6350">
+                              <a:noFill/>
+                            </a:ln>
+                            <a:effectLst/>
+                          </wps:spPr>
+                          <wps:style>
+                            <a:lnRef idx="0">
+                              <a:schemeClr val="accent1"/>
+                            </a:lnRef>
+                            <a:fillRef idx="0">
+                              <a:schemeClr val="accent1"/>
+                            </a:fillRef>
+                            <a:effectRef idx="0">
+                              <a:schemeClr val="accent1"/>
+                            </a:effectRef>
+                            <a:fontRef idx="minor">
+                              <a:schemeClr val="dk1"/>
+                            </a:fontRef>
+                          </wps:style>
+                          <wps:txbx>
+                            <w:txbxContent>
+                              <w:p>
+                                <w:pPr>
+                                  <w:jc w:val="right"/>
+                                  <w:rPr>
+                                    <w:color w:val="156082" w:themeColor="accent1"/>
+                                    <w:sz w:val="64"/>
+                                    <w:szCs w:val="64"/>
+                                  </w:rPr>
+                                </w:pPr>
+                                <w:sdt>
+                                  <w:sdtPr>
+                                    <w:rPr>
+                                      <w:caps/>
+                                      <w:color w:val="156082" w:themeColor="accent1"/>
+                                      <w:sz w:val="64"/>
+                                      <w:szCs w:val="64"/>
+                                    </w:rPr>
+                                    <w:alias w:val="Título"/>
+                                    <w:tag w:val=""/>
+                                    <w:id w:val="630141079"/>
+                                    <w:dataBinding w:prefixMappings="xmlns:ns0='http://purl.org/dc/elements/1.1/' xmlns:ns1='http://schemas.openxmlformats.org/package/2006/metadata/core-properties' " w:xpath="/ns1:coreProperties[1]/ns0:title[1]" w:storeItemID="{6C3C8BC8-F283-45AE-878A-BAB7291924A1}"/>
+                                    <w:text w:multiLine="1"/>
+                                  </w:sdtPr>
+                                  <w:sdtEndPr>
+                                    <w:rPr>
+                                      <w:caps w:val="0"/>
+                                    </w:rPr>
+                                  </w:sdtEndPr>
+                                  <w:sdtContent>
+                                    <w:r>
+                                      <w:rPr>
+                                        <w:caps/>
+                                        <w:color w:val="156082" w:themeColor="accent1"/>
+                                        <w:sz w:val="64"/>
+                                        <w:szCs w:val="64"/>
+                                      </w:rPr>
+                                      <w:t>análisis numérico</w:t>
+                                    </w:r>
+                                  </w:sdtContent>
+                                </w:sdt>
+                              </w:p>
+                              <w:sdt>
+                                <w:sdtPr>
+                                  <w:rPr>
+                                    <w:color w:val="404040" w:themeColor="text1" w:themeTint="BF"/>
+                                    <w:sz w:val="36"/>
+                                    <w:szCs w:val="36"/>
+                                  </w:rPr>
+                                  <w:alias w:val="Subtítulo"/>
+                                  <w:tag w:val=""/>
+                                  <w:id w:val="1759551507"/>
+                                  <w:dataBinding w:prefixMappings="xmlns:ns0='http://purl.org/dc/elements/1.1/' xmlns:ns1='http://schemas.openxmlformats.org/package/2006/metadata/core-properties' " w:xpath="/ns1:coreProperties[1]/ns0:subject[1]" w:storeItemID="{6C3C8BC8-F283-45AE-878A-BAB7291924A1}"/>
+                                  <w:text/>
+                                </w:sdtPr>
+                                <w:sdtContent>
+                                  <w:p>
+                                    <w:pPr>
+                                      <w:jc w:val="right"/>
+                                      <w:rPr>
+                                        <w:smallCaps/>
+                                        <w:color w:val="404040" w:themeColor="text1" w:themeTint="BF"/>
+                                        <w:sz w:val="36"/>
+                                        <w:szCs w:val="36"/>
+                                      </w:rPr>
+                                    </w:pPr>
+                                    <w:r>
+                                      <w:rPr>
+                                        <w:color w:val="404040" w:themeColor="text1" w:themeTint="BF"/>
+                                        <w:sz w:val="36"/>
+                                        <w:szCs w:val="36"/>
+                                      </w:rPr>
+                                      <w:t>T.P. N°1 – Raíces de funciones</w:t>
+                                    </w:r>
+                                  </w:p>
+                                </w:sdtContent>
+                              </w:sdt>
+                            </w:txbxContent>
+                          </wps:txbx>
+                          <wps:bodyPr rot="0" spcFirstLastPara="0" vertOverflow="overflow" horzOverflow="overflow" vert="horz" wrap="square" lIns="1600200" tIns="0" rIns="685800" bIns="0" numCol="1" spcCol="0" rtlCol="0" fromWordArt="0" anchor="b" anchorCtr="0" forceAA="0" compatLnSpc="1">
+                            <a:prstTxWarp prst="textNoShape">
+                              <a:avLst/>
+                            </a:prstTxWarp>
+                            <a:noAutofit/>
+                          </wps:bodyPr>
+                        </wps:wsp>
+                      </a:graphicData>
+                    </a:graphic>
+                    <wp14:sizeRelH relativeFrom="page">
+                      <wp14:pctWidth>94100</wp14:pctWidth>
+                    </wp14:sizeRelH>
+                    <wp14:sizeRelV relativeFrom="page">
+                      <wp14:pctHeight>36300</wp14:pctHeight>
+                    </wp14:sizeRelV>
+                  </wp:anchor>
+                </w:drawing>
+              </mc:Choice>
+              <mc:Fallback>
+                <w:pict>
+                  <v:shape w14:anchorId="16562E23" id="Cuadro de texto 163" o:spid="_x0000_s1027" type="#_x0000_t202" style="position:absolute;margin-left:0;margin-top:0;width:8in;height:286.5pt;z-index:251659264;visibility:visible;mso-wrap-style:square;mso-width-percent:941;mso-height-percent:363;mso-top-percent:300;mso-wrap-distance-left:9pt;mso-wrap-distance-top:0;mso-wrap-distance-right:9pt;mso-wrap-distance-bottom:0;mso-position-horizontal:center;mso-position-horizontal-relative:page;mso-position-vertical-relative:page;mso-width-percent:941;mso-height-percent:363;mso-top-percent:300;mso-width-relative:page;mso-height-relative:page;v-text-anchor:bottom" o:gfxdata="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" filled="f" stroked="f" strokeweight=".5pt">
+                    <v:textbox inset="126pt,0,54pt,0">
+                      <w:txbxContent>
+                        <w:p>
+                          <w:pPr>
+                            <w:jc w:val="right"/>
+                            <w:rPr>
+                              <w:color w:val="156082" w:themeColor="accent1"/>
+                              <w:sz w:val="64"/>
+                              <w:szCs w:val="64"/>
+                            </w:rPr>
+                          </w:pPr>
+                          <w:sdt>
+                            <w:sdtPr>
+                              <w:rPr>
+                                <w:caps/>
+                                <w:color w:val="156082" w:themeColor="accent1"/>
+                                <w:sz w:val="64"/>
+                                <w:szCs w:val="64"/>
+                              </w:rPr>
+                              <w:alias w:val="Título"/>
+                              <w:tag w:val=""/>
+                              <w:id w:val="630141079"/>
+                              <w:dataBinding w:prefixMappings="xmlns:ns0='http://purl.org/dc/elements/1.1/' xmlns:ns1='http://schemas.openxmlformats.org/package/2006/metadata/core-properties' " w:xpath="/ns1:coreProperties[1]/ns0:title[1]" w:storeItemID="{6C3C8BC8-F283-45AE-878A-BAB7291924A1}"/>
+                              <w:text w:multiLine="1"/>
+                            </w:sdtPr>
+                            <w:sdtEndPr>
+                              <w:rPr>
+                                <w:caps w:val="0"/>
+                              </w:rPr>
+                            </w:sdtEndPr>
+                            <w:sdtContent>
+                              <w:r>
+                                <w:rPr>
+                                  <w:caps/>
+                                  <w:color w:val="156082" w:themeColor="accent1"/>
+                                  <w:sz w:val="64"/>
+                                  <w:szCs w:val="64"/>
+                                </w:rPr>
+                                <w:t>análisis numérico</w:t>
+                              </w:r>
+                            </w:sdtContent>
+                          </w:sdt>
+                        </w:p>
+                        <w:sdt>
+                          <w:sdtPr>
+                            <w:rPr>
+                              <w:color w:val="404040" w:themeColor="text1" w:themeTint="BF"/>
+                              <w:sz w:val="36"/>
+                              <w:szCs w:val="36"/>
+                            </w:rPr>
+                            <w:alias w:val="Subtítulo"/>
+                            <w:tag w:val=""/>
+                            <w:id w:val="1759551507"/>
+                            <w:dataBinding w:prefixMappings="xmlns:ns0='http://purl.org/dc/elements/1.1/' xmlns:ns1='http://schemas.openxmlformats.org/package/2006/metadata/core-properties' " w:xpath="/ns1:coreProperties[1]/ns0:subject[1]" w:storeItemID="{6C3C8BC8-F283-45AE-878A-BAB7291924A1}"/>
+                            <w:text/>
+                          </w:sdtPr>
+                          <w:sdtContent>
+                            <w:p>
+                              <w:pPr>
+                                <w:jc w:val="right"/>
+                                <w:rPr>
+                                  <w:smallCaps/>
+                                  <w:color w:val="404040" w:themeColor="text1" w:themeTint="BF"/>
+                                  <w:sz w:val="36"/>
+                                  <w:szCs w:val="36"/>
+                                </w:rPr>
+                              </w:pPr>
+                              <w:r>
+                                <w:rPr>
+                                  <w:color w:val="404040" w:themeColor="text1" w:themeTint="BF"/>
+                                  <w:sz w:val="36"/>
+                                  <w:szCs w:val="36"/>
+                                </w:rPr>
+                                <w:t>T.P. N°1 – Raíces de funciones</w:t>
+                              </w:r>
+                            </w:p>
+                          </w:sdtContent>
+                        </w:sdt>
+                      </w:txbxContent>
+                    </v:textbox>
+                    <w10:wrap type="square" anchorx="page" anchory="page"/>
+                  </v:shape>
+                </w:pict>
+              </mc:Fallback>
+            </mc:AlternateContent>
+          </w:r>
+        </w:p>
+        <w:p>
+          <w:pPr>
+            <w:rPr>
+              <w:lang w:val="es-ES"/>
+            </w:rPr>
+          </w:pPr>
+          <w:r>
+            <w:rPr>
+              <w:lang w:val="es-ES"/>
+            </w:rPr>
+            <w:br w:type="page"/>
+          </w:r>
+        </w:p>
+      </w:sdtContent>
+    </w:sdt>
+    <w:sdt>
+      <w:sdtPr>
+        <w:rPr>
+          <w:lang w:val="es-ES"/>
+        </w:rPr>
+        <w:id w:val="1918590931"/>
+        <w:docPartObj>
+          <w:docPartGallery w:val="Table of Contents"/>
+          <w:docPartUnique/>
+        </w:docPartObj>
+      </w:sdtPr>
+      <w:sdtEndPr>
+        <w:rPr>
+          <w:rFonts w:ascii="Arial" w:eastAsiaTheme="minorHAnsi" w:hAnsi="Arial" w:cs="Arial"/>
+          <w:b/>
+          <w:bCs/>
+          <w:color w:val="auto"/>
+          <w:kern w:val="2"/>
+          <w:sz w:val="22"/>
+          <w:szCs w:val="22"/>
+          <w:lang w:eastAsia="en-US"/>
+          <w14:ligatures w14:val="standardContextual"/>
+        </w:rPr>
+      </w:sdtEndPr>
+      <w:sdtContent>
+        <w:p>
+          <w:pPr>
+            <w:pStyle w:val="TtuloTDC"/>
+          </w:pPr>
+          <w:r>
+            <w:rPr>
+              <w:lang w:val="es-ES"/>
+            </w:rPr>
+            <w:t>Contenido</w:t>
+          </w:r>
+        </w:p>
+        <w:p>
+          <w:pPr>
+            <w:pStyle w:val="TDC1"/>
+            <w:tabs>
+              <w:tab w:val="right" w:leader="dot" w:pos="8494"/>
+            </w:tabs>
+            <w:rPr>
+              <w:rFonts w:asciiTheme="minorHAnsi" w:eastAsiaTheme="minorEastAsia" w:hAnsiTheme="minorHAnsi" w:cstheme="minorBidi"/>
+              <w:noProof/>
+              <w:sz w:val="24"/>
+              <w:szCs w:val="24"/>
+              <w:lang w:eastAsia="es-AR"/>
+            </w:rPr>
+          </w:pPr>
+          <w:r>
+            <w:fldChar w:fldCharType="begin"/>
+          </w:r>
+          <w:r>
+            <w:instrText xml:space="preserve"> TOC \o "1-3" \h \z \u </w:instrText>
+          </w:r>
+          <w:r>
+            <w:fldChar w:fldCharType="separate"/>
+          </w:r>
+          <w:hyperlink w:anchor="_Toc207212471" w:history="1">
+            <w:r>
+              <w:rPr>
+                <w:rStyle w:val="Hipervnculo"/>
+                <w:noProof/>
+              </w:rPr>
+              <w:t xml:space="preserve">Raíz de la función </w:t>
+            </w:r>
+            <w:r>
+              <w:rPr>
+                <w:rStyle w:val="Hipervnculo"/>
+                <w:rFonts w:ascii="Cambria Math" w:hAnsi="Cambria Math" w:cs="Cambria Math"/>
+                <w:noProof/>
+              </w:rPr>
+              <w:t>𝑓</w:t>
+            </w:r>
+            <w:r>
+              <w:rPr>
+                <w:rStyle w:val="Hipervnculo"/>
+                <w:noProof/>
+              </w:rPr>
+              <w:t>(</w:t>
+            </w:r>
+            <w:r>
+              <w:rPr>
+                <w:rStyle w:val="Hipervnculo"/>
+                <w:rFonts w:ascii="Cambria Math" w:hAnsi="Cambria Math" w:cs="Cambria Math"/>
+                <w:noProof/>
+              </w:rPr>
+              <w:t>𝑥</w:t>
+            </w:r>
+            <w:r>
+              <w:rPr>
+                <w:rStyle w:val="Hipervnculo"/>
+                <w:noProof/>
+              </w:rPr>
+              <w:t xml:space="preserve">) = </w:t>
+            </w:r>
+            <w:r>
+              <w:rPr>
+                <w:rStyle w:val="Hipervnculo"/>
+                <w:rFonts w:ascii="Cambria Math" w:hAnsi="Cambria Math" w:cs="Cambria Math"/>
+                <w:noProof/>
+              </w:rPr>
+              <w:t>𝑒𝑥</w:t>
+            </w:r>
+            <w:r>
+              <w:rPr>
+                <w:rStyle w:val="Hipervnculo"/>
+                <w:noProof/>
+              </w:rPr>
+              <w:t xml:space="preserve"> − 15</w:t>
+            </w:r>
+            <w:r>
+              <w:rPr>
+                <w:noProof/>
+                <w:webHidden/>
+              </w:rPr>
+              <w:tab/>
+            </w:r>
+            <w:r>
+              <w:rPr>
+                <w:noProof/>
+                <w:webHidden/>
+              </w:rPr>
+              <w:fldChar w:fldCharType="begin"/>
+            </w:r>
+            <w:r>
+              <w:rPr>
+                <w:noProof/>
+                <w:webHidden/>
+              </w:rPr>
+              <w:instrText xml:space="preserve"> PAGEREF _Toc207212471 \h </w:instrText>
+            </w:r>
+            <w:r>
+              <w:rPr>
+                <w:noProof/>
+                <w:webHidden/>
+              </w:rPr>
+            </w:r>
+            <w:r>
+              <w:rPr>
+                <w:noProof/>
+                <w:webHidden/>
+              </w:rPr>
+              <w:fldChar w:fldCharType="separate"/>
+            </w:r>
+            <w:r>
+              <w:rPr>
+                <w:noProof/>
+                <w:webHidden/>
+              </w:rPr>
+              <w:t>2</w:t>
+            </w:r>
+            <w:r>
+              <w:rPr>
+                <w:noProof/>
+                <w:webHidden/>
+              </w:rPr>
+              <w:fldChar w:fldCharType="end"/>
+            </w:r>
+          </w:hyperlink>
+        </w:p>
+        <w:p>
+          <w:pPr>
+            <w:pStyle w:val="TDC2"/>
+            <w:tabs>
+              <w:tab w:val="right" w:leader="dot" w:pos="8494"/>
+            </w:tabs>
+            <w:rPr>
+              <w:rFonts w:asciiTheme="minorHAnsi" w:eastAsiaTheme="minorEastAsia" w:hAnsiTheme="minorHAnsi" w:cstheme="minorBidi"/>
+              <w:noProof/>
+              <w:sz w:val="24"/>
+              <w:szCs w:val="24"/>
+              <w:lang w:eastAsia="es-AR"/>
+            </w:rPr>
+          </w:pPr>
+          <w:hyperlink w:anchor="_Toc207212472" w:history="1">
+            <w:r>
+              <w:rPr>
+                <w:rStyle w:val="Hipervnculo"/>
+                <w:noProof/>
+              </w:rPr>
+              <w:t>Método de la bisección</w:t>
+            </w:r>
+            <w:r>
+              <w:rPr>
+                <w:noProof/>
+                <w:webHidden/>
+              </w:rPr>
+              <w:tab/>
+            </w:r>
+            <w:r>
+              <w:rPr>
+                <w:noProof/>
+                <w:webHidden/>
+              </w:rPr>
+              <w:fldChar w:fldCharType="begin"/>
+            </w:r>
+            <w:r>
+              <w:rPr>
+                <w:noProof/>
+                <w:webHidden/>
+              </w:rPr>
+              <w:instrText xml:space="preserve"> PAGEREF _Toc207212472 \h </w:instrText>
+            </w:r>
+            <w:r>
+              <w:rPr>
+                <w:noProof/>
+                <w:webHidden/>
+              </w:rPr>
+            </w:r>
+            <w:r>
+              <w:rPr>
+                <w:noProof/>
+                <w:webHidden/>
+              </w:rPr>
+              <w:fldChar w:fldCharType="separate"/>
+            </w:r>
+            <w:r>
+              <w:rPr>
+                <w:noProof/>
+                <w:webHidden/>
+              </w:rPr>
+              <w:t>2</w:t>
+            </w:r>
+            <w:r>
+              <w:rPr>
+                <w:noProof/>
+                <w:webHidden/>
+              </w:rPr>
+              <w:fldChar w:fldCharType="end"/>
+            </w:r>
+          </w:hyperlink>
+        </w:p>
+        <w:p>
+          <w:pPr>
+            <w:pStyle w:val="TDC2"/>
+            <w:tabs>
+              <w:tab w:val="right" w:leader="dot" w:pos="8494"/>
+            </w:tabs>
+            <w:rPr>
+              <w:rFonts w:asciiTheme="minorHAnsi" w:eastAsiaTheme="minorEastAsia" w:hAnsiTheme="minorHAnsi" w:cstheme="minorBidi"/>
+              <w:noProof/>
+              <w:sz w:val="24"/>
+              <w:szCs w:val="24"/>
+              <w:lang w:eastAsia="es-AR"/>
+            </w:rPr>
+          </w:pPr>
+          <w:hyperlink w:anchor="_Toc207212473" w:history="1">
+            <w:r>
+              <w:rPr>
+                <w:rStyle w:val="Hipervnculo"/>
+                <w:noProof/>
+              </w:rPr>
+              <w:t>Método de la regla falsa</w:t>
+            </w:r>
+            <w:r>
+              <w:rPr>
+                <w:noProof/>
+                <w:webHidden/>
+              </w:rPr>
+              <w:tab/>
+            </w:r>
+            <w:r>
+              <w:rPr>
+                <w:noProof/>
+                <w:webHidden/>
+              </w:rPr>
+              <w:fldChar w:fldCharType="begin"/>
+            </w:r>
+            <w:r>
+              <w:rPr>
+                <w:noProof/>
+                <w:webHidden/>
+              </w:rPr>
+              <w:instrText xml:space="preserve"> PAGEREF _Toc207212473 \h </w:instrText>
+            </w:r>
+            <w:r>
+              <w:rPr>
+                <w:noProof/>
+                <w:webHidden/>
+              </w:rPr>
+            </w:r>
+            <w:r>
+              <w:rPr>
+                <w:noProof/>
+                <w:webHidden/>
+              </w:rPr>
+              <w:fldChar w:fldCharType="separate"/>
+            </w:r>
+            <w:r>
+              <w:rPr>
+                <w:noProof/>
+                <w:webHidden/>
+              </w:rPr>
+              <w:t>3</w:t>
+            </w:r>
+            <w:r>
+              <w:rPr>
+                <w:noProof/>
+                <w:webHidden/>
+              </w:rPr>
+              <w:fldChar w:fldCharType="end"/>
+            </w:r>
+          </w:hyperlink>
+        </w:p>
+        <w:p>
+          <w:r>
+            <w:rPr>
+              <w:b/>
+              <w:bCs/>
+              <w:lang w:val="es-ES"/>
+            </w:rPr>
+            <w:fldChar w:fldCharType="end"/>
+          </w:r>
+        </w:p>
+      </w:sdtContent>
+    </w:sdt>
+    <w:p/>
+    <w:p>
+      <w:pPr>
+        <w:rPr>
+          <w:lang w:val="es-ES"/>
+        </w:rPr>
+      </w:pPr>
+      <w:r>
+        <w:rPr>
+          <w:lang w:val="es-ES"/>
+        </w:rPr>
+        <w:br w:type="page"/>
       </w:r>
     </w:p>
     <w:p>
-      <w:r>
-        <w:t xml:space="preserve">1) Determinar la raíz de la función  </w:t>
+      <w:pPr>
+        <w:pStyle w:val="Ttulo1"/>
+      </w:pPr>
+      <w:bookmarkStart w:id="0" w:name="_Toc207212471"/>
+      <w:r>
+        <w:lastRenderedPageBreak/>
+        <w:t>R</w:t>
+      </w:r>
+      <w:r>
+        <w:t>a</w:t>
+      </w:r>
+      <w:r>
+        <w:t>í</w:t>
+      </w:r>
+      <w:r>
+        <w:t xml:space="preserve">z de la </w:t>
+      </w:r>
+      <w:r>
+        <w:t xml:space="preserve">función </w:t>
       </w:r>
       <w:r>
         <w:rPr>
@@ -45,21 +1167,58 @@
         <w:t>𝑒𝑥</w:t>
       </w:r>
       <w:r>
-        <w:t xml:space="preserve"> − 15: </w:t>
-      </w:r>
+        <w:t xml:space="preserve"> </w:t>
+      </w:r>
+      <w:r>
+        <w:t>–</w:t>
+      </w:r>
+      <w:r>
+        <w:t xml:space="preserve"> 15</w:t>
+      </w:r>
+      <w:bookmarkEnd w:id="0"/>
     </w:p>
     <w:p>
       <w:r>
-        <w:t xml:space="preserve">a. Utilizar los métodos cerrados considerando el intervalo [−5 ,5] </w:t>
+        <w:t>Se u</w:t>
+      </w:r>
+      <w:r>
+        <w:t>tilizar</w:t>
+      </w:r>
+      <w:r>
+        <w:t>on</w:t>
+      </w:r>
+      <w:r>
+        <w:t xml:space="preserve"> los métodos cerrados considerando el intervalo [−5 , 5]</w:t>
+      </w:r>
+      <w:r>
+        <w:t>, una tolerancia de error de 0.0001 y 100 iteraciones para luego analizar los resultados</w:t>
       </w:r>
     </w:p>
     <w:p>
+      <w:pPr>
+        <w:pStyle w:val="Ttulo2"/>
+      </w:pPr>
+      <w:bookmarkStart w:id="1" w:name="_Toc207212472"/>
+      <w:r>
+        <w:t>Método de la bisección</w:t>
+      </w:r>
+      <w:bookmarkEnd w:id="1"/>
+    </w:p>
+    <w:p>
       <w:r>
         <w:drawing>
-          <wp:inline distT="0" distB="0" distL="0" distR="0" wp14:anchorId="7F3BF45D" wp14:editId="36412557">
-            <wp:extent cx="5400040" cy="2063115"/>
+          <wp:anchor distT="0" distB="0" distL="114300" distR="114300" simplePos="0" relativeHeight="251664384" behindDoc="0" locked="0" layoutInCell="1" allowOverlap="1" wp14:anchorId="01054948" wp14:editId="3DC986ED">
+            <wp:simplePos x="0" y="0"/>
+            <wp:positionH relativeFrom="column">
+              <wp:posOffset>1905</wp:posOffset>
+            </wp:positionH>
+            <wp:positionV relativeFrom="paragraph">
+              <wp:posOffset>-3810</wp:posOffset>
+            </wp:positionV>
+            <wp:extent cx="5400040" cy="4308475"/>
             <wp:effectExtent l="0" t="0" r="0" b="0"/>
-            <wp:docPr id="1451051188" name="Imagen 1" descr="Gráfico&#10;&#10;El contenido generado por IA puede ser incorrecto."/>
+            <wp:wrapTopAndBottom/>
+            <wp:docPr id="1985195871" name="Imagen 1" descr="Interfaz de usuario gráfica, Aplicación, Tabla&#10;&#10;El contenido generado por IA puede ser incorrecto."/>
             <wp:cNvGraphicFramePr>
               <a:graphicFrameLocks xmlns:a="http://schemas.openxmlformats.org/drawingml/2006/main" noChangeAspect="1"/>
             </wp:cNvGraphicFramePr>
@@ -67,11 +1226,17 @@
               <a:graphicData uri="http://schemas.openxmlformats.org/drawingml/2006/picture">
                 <pic:pic xmlns:pic="http://schemas.openxmlformats.org/drawingml/2006/picture">
                   <pic:nvPicPr>
-                    <pic:cNvPr id="1451051188" name="Imagen 1" descr="Gráfico&#10;&#10;El contenido generado por IA puede ser incorrecto."/>
+                    <pic:cNvPr id="1985195871" name="Imagen 1" descr="Interfaz de usuario gráfica, Aplicación, Tabla&#10;&#10;El contenido generado por IA puede ser incorrecto."/>
                     <pic:cNvPicPr/>
                   </pic:nvPicPr>
                   <pic:blipFill>
-                    <a:blip r:embed="rId5"/>
+                    <a:blip r:embed="rId9" cstate="print">
+                      <a:extLst>
+                        <a:ext uri="{28A0092B-C50C-407E-A947-70E740481C1C}">
+                          <a14:useLocalDpi xmlns:a14="http://schemas.microsoft.com/office/drawing/2010/main" val="0"/>
+                        </a:ext>
+                      </a:extLst>
+                    </a:blip>
                     <a:stretch>
                       <a:fillRect/>
                     </a:stretch>
@@ -79,7 +1244,7 @@
                   <pic:spPr>
                     <a:xfrm>
                       <a:off x="0" y="0"/>
-                      <a:ext cx="5400040" cy="2063115"/>
+                      <a:ext cx="5400040" cy="4308475"/>
                     </a:xfrm>
                     <a:prstGeom prst="rect">
                       <a:avLst/>
@@ -88,17 +1253,31 @@
                 </pic:pic>
               </a:graphicData>
             </a:graphic>
-          </wp:inline>
+          </wp:anchor>
         </w:drawing>
       </w:r>
     </w:p>
+    <w:p/>
     <w:p>
-      <w:r>
+      <w:pPr>
+        <w:pStyle w:val="Ttulo2"/>
+      </w:pPr>
+      <w:bookmarkStart w:id="2" w:name="_Toc207212473"/>
+      <w:r>
+        <w:lastRenderedPageBreak/>
         <w:drawing>
-          <wp:inline distT="0" distB="0" distL="0" distR="0" wp14:anchorId="169E09B1" wp14:editId="0E1CACEA">
-            <wp:extent cx="3886200" cy="3188384"/>
-            <wp:effectExtent l="0" t="0" r="0" b="0"/>
-            <wp:docPr id="658865164" name="Imagen 1" descr="Tabla&#10;&#10;El contenido generado por IA puede ser incorrecto."/>
+          <wp:anchor distT="0" distB="0" distL="114300" distR="114300" simplePos="0" relativeHeight="251663360" behindDoc="0" locked="0" layoutInCell="1" allowOverlap="1" wp14:anchorId="6AC959D9" wp14:editId="6D71B213">
+            <wp:simplePos x="0" y="0"/>
+            <wp:positionH relativeFrom="column">
+              <wp:posOffset>-28575</wp:posOffset>
+            </wp:positionH>
+            <wp:positionV relativeFrom="paragraph">
+              <wp:posOffset>319405</wp:posOffset>
+            </wp:positionV>
+            <wp:extent cx="5400040" cy="5840730"/>
+            <wp:effectExtent l="0" t="0" r="0" b="7620"/>
+            <wp:wrapTopAndBottom/>
+            <wp:docPr id="201530955" name="Imagen 1"/>
             <wp:cNvGraphicFramePr>
               <a:graphicFrameLocks xmlns:a="http://schemas.openxmlformats.org/drawingml/2006/main" noChangeAspect="1"/>
             </wp:cNvGraphicFramePr>
@@ -106,11 +1285,17 @@
               <a:graphicData uri="http://schemas.openxmlformats.org/drawingml/2006/picture">
                 <pic:pic xmlns:pic="http://schemas.openxmlformats.org/drawingml/2006/picture">
                   <pic:nvPicPr>
-                    <pic:cNvPr id="658865164" name="Imagen 1" descr="Tabla&#10;&#10;El contenido generado por IA puede ser incorrecto."/>
+                    <pic:cNvPr id="201530955" name=""/>
                     <pic:cNvPicPr/>
                   </pic:nvPicPr>
                   <pic:blipFill>
-                    <a:blip r:embed="rId6"/>
+                    <a:blip r:embed="rId10" cstate="print">
+                      <a:extLst>
+                        <a:ext uri="{28A0092B-C50C-407E-A947-70E740481C1C}">
+                          <a14:useLocalDpi xmlns:a14="http://schemas.microsoft.com/office/drawing/2010/main" val="0"/>
+                        </a:ext>
+                      </a:extLst>
+                    </a:blip>
                     <a:stretch>
                       <a:fillRect/>
                     </a:stretch>
@@ -118,7 +1303,7 @@
                   <pic:spPr>
                     <a:xfrm>
                       <a:off x="0" y="0"/>
-                      <a:ext cx="3891340" cy="3192601"/>
+                      <a:ext cx="5400040" cy="5840730"/>
                     </a:xfrm>
                     <a:prstGeom prst="rect">
                       <a:avLst/>
@@ -127,89 +1312,18 @@
                 </pic:pic>
               </a:graphicData>
             </a:graphic>
-          </wp:inline>
+          </wp:anchor>
         </w:drawing>
       </w:r>
+      <w:r>
+        <w:t>Método de la regla falsa</w:t>
+      </w:r>
+      <w:bookmarkEnd w:id="2"/>
+      <w:r>
+        <w:t xml:space="preserve"> </w:t>
+      </w:r>
     </w:p>
-    <w:p>
-      <w:r>
-        <w:drawing>
-          <wp:inline distT="0" distB="0" distL="0" distR="0" wp14:anchorId="04A4E061" wp14:editId="2B6337D8">
-            <wp:extent cx="5400040" cy="2108835"/>
-            <wp:effectExtent l="0" t="0" r="0" b="5715"/>
-            <wp:docPr id="1505110957" name="Imagen 1" descr="Interfaz de usuario gráfica, Aplicación, Tabla&#10;&#10;El contenido generado por IA puede ser incorrecto."/>
-            <wp:cNvGraphicFramePr>
-              <a:graphicFrameLocks xmlns:a="http://schemas.openxmlformats.org/drawingml/2006/main" noChangeAspect="1"/>
-            </wp:cNvGraphicFramePr>
-            <a:graphic xmlns:a="http://schemas.openxmlformats.org/drawingml/2006/main">
-              <a:graphicData uri="http://schemas.openxmlformats.org/drawingml/2006/picture">
-                <pic:pic xmlns:pic="http://schemas.openxmlformats.org/drawingml/2006/picture">
-                  <pic:nvPicPr>
-                    <pic:cNvPr id="1505110957" name="Imagen 1" descr="Interfaz de usuario gráfica, Aplicación, Tabla&#10;&#10;El contenido generado por IA puede ser incorrecto."/>
-                    <pic:cNvPicPr/>
-                  </pic:nvPicPr>
-                  <pic:blipFill>
-                    <a:blip r:embed="rId7"/>
-                    <a:stretch>
-                      <a:fillRect/>
-                    </a:stretch>
-                  </pic:blipFill>
-                  <pic:spPr>
-                    <a:xfrm>
-                      <a:off x="0" y="0"/>
-                      <a:ext cx="5400040" cy="2108835"/>
-                    </a:xfrm>
-                    <a:prstGeom prst="rect">
-                      <a:avLst/>
-                    </a:prstGeom>
-                  </pic:spPr>
-                </pic:pic>
-              </a:graphicData>
-            </a:graphic>
-          </wp:inline>
-        </w:drawing>
-      </w:r>
-    </w:p>
-    <w:p>
-      <w:r>
-        <w:lastRenderedPageBreak/>
-        <w:drawing>
-          <wp:inline distT="0" distB="0" distL="0" distR="0" wp14:anchorId="6063A636" wp14:editId="5E77A52E">
-            <wp:extent cx="3792208" cy="6010275"/>
-            <wp:effectExtent l="0" t="0" r="0" b="0"/>
-            <wp:docPr id="681217205" name="Imagen 1" descr="Tabla&#10;&#10;El contenido generado por IA puede ser incorrecto."/>
-            <wp:cNvGraphicFramePr>
-              <a:graphicFrameLocks xmlns:a="http://schemas.openxmlformats.org/drawingml/2006/main" noChangeAspect="1"/>
-            </wp:cNvGraphicFramePr>
-            <a:graphic xmlns:a="http://schemas.openxmlformats.org/drawingml/2006/main">
-              <a:graphicData uri="http://schemas.openxmlformats.org/drawingml/2006/picture">
-                <pic:pic xmlns:pic="http://schemas.openxmlformats.org/drawingml/2006/picture">
-                  <pic:nvPicPr>
-                    <pic:cNvPr id="681217205" name="Imagen 1" descr="Tabla&#10;&#10;El contenido generado por IA puede ser incorrecto."/>
-                    <pic:cNvPicPr/>
-                  </pic:nvPicPr>
-                  <pic:blipFill>
-                    <a:blip r:embed="rId8"/>
-                    <a:stretch>
-                      <a:fillRect/>
-                    </a:stretch>
-                  </pic:blipFill>
-                  <pic:spPr>
-                    <a:xfrm>
-                      <a:off x="0" y="0"/>
-                      <a:ext cx="3810724" cy="6039621"/>
-                    </a:xfrm>
-                    <a:prstGeom prst="rect">
-                      <a:avLst/>
-                    </a:prstGeom>
-                  </pic:spPr>
-                </pic:pic>
-              </a:graphicData>
-            </a:graphic>
-          </wp:inline>
-        </w:drawing>
-      </w:r>
-    </w:p>
+    <w:p/>
     <w:p>
       <w:r>
         <w:t>b. ¿En qué métodos es de esperar que se requiera mayor número de iteraciones? ¿Por qué?</w:t>
@@ -240,15 +1354,7 @@
         <w:t>puede estancarse</w:t>
       </w:r>
       <w:r>
-        <w:t xml:space="preserve"> cuando los valores de la función en los extremos tienen magnitudes muy desiguales o la secante hace que siempre se actualice solo un extremo; entonces los </w:t>
-      </w:r>
-      <w:proofErr w:type="spellStart"/>
-      <w:r>
-        <w:t>xr</w:t>
-      </w:r>
-      <w:proofErr w:type="spellEnd"/>
-      <w:r>
-        <w:t xml:space="preserve"> pueden moverse muy lentamente hacia la raíz. En esos casos </w:t>
+        <w:t xml:space="preserve"> cuando los valores de la función en los extremos tienen magnitudes muy desiguales o la secante hace que siempre se actualice solo un extremo; entonces los xr pueden moverse muy lentamente hacia la raíz. En esos casos </w:t>
       </w:r>
       <w:r>
         <w:t>regla falsa</w:t>
@@ -294,6 +1400,7 @@
     <w:p/>
     <w:p>
       <w:r>
+        <w:lastRenderedPageBreak/>
         <w:t xml:space="preserve">2) Hallar la raíz de la función </w:t>
       </w:r>
       <w:r>
@@ -330,24 +1437,7 @@
         <w:t>𝑥</w:t>
       </w:r>
       <w:r>
-        <w:t xml:space="preserve">2 − 1 , utilizando los métodos abiertos (Tangente, Secante), considerando el punto de inicio Xi = -1 para tangente y Xi = -1, </w:t>
-      </w:r>
-      <w:proofErr w:type="spellStart"/>
-      <w:r>
-        <w:lastRenderedPageBreak/>
-        <w:t>Xd</w:t>
-      </w:r>
-      <w:proofErr w:type="spellEnd"/>
-      <w:r>
-        <w:t xml:space="preserve"> = 0,5 para secante. a. ¿En qué casos la convergencia es </w:t>
-      </w:r>
-      <w:proofErr w:type="spellStart"/>
-      <w:r>
-        <w:t>mas</w:t>
-      </w:r>
-      <w:proofErr w:type="spellEnd"/>
-      <w:r>
-        <w:t xml:space="preserve"> rápida? ¿Por qué? b. ¿Qué problemas se pueden presentar utilizando el método de Newton si consideramos como valor de inicio </w:t>
+        <w:t xml:space="preserve">2 − 1 , utilizando los métodos abiertos (Tangente, Secante), considerando el punto de inicio Xi = -1 para tangente y Xi = -1, Xd = 0,5 para secante. a. ¿En qué casos la convergencia es mas rápida? ¿Por qué? b. ¿Qué problemas se pueden presentar utilizando el método de Newton si consideramos como valor de inicio </w:t>
       </w:r>
       <w:r>
         <w:rPr>
@@ -356,20 +1446,15 @@
         <w:t>𝑋𝑖</w:t>
       </w:r>
       <w:r>
-        <w:t xml:space="preserve"> = 0 c. ¿Qué conclusiones obtienes de los resultados utilizando el método de la secante si consideras como puntos de inicio Xi = -0,5 y </w:t>
-      </w:r>
-      <w:proofErr w:type="spellStart"/>
-      <w:r>
-        <w:t>Xd</w:t>
-      </w:r>
-      <w:proofErr w:type="spellEnd"/>
-      <w:r>
-        <w:t xml:space="preserve"> = 0,5?</w:t>
+        <w:t xml:space="preserve"> = 0 c. ¿Qué conclusiones obtienes de los resultados utilizando el método de la secante si consideras como puntos de inicio Xi = -0,5 y Xd = 0,5?</w:t>
       </w:r>
     </w:p>
     <w:p/>
     <w:p>
       <w:r>
+        <w:rPr>
+          <w:noProof/>
+        </w:rPr>
         <w:drawing>
           <wp:inline distT="0" distB="0" distL="0" distR="0" wp14:anchorId="098ABAB7" wp14:editId="0AA6AFEA">
             <wp:extent cx="5400040" cy="4345940"/>
@@ -386,7 +1471,7 @@
                     <pic:cNvPicPr/>
                   </pic:nvPicPr>
                   <pic:blipFill>
-                    <a:blip r:embed="rId9"/>
+                    <a:blip r:embed="rId11"/>
                     <a:stretch>
                       <a:fillRect/>
                     </a:stretch>
@@ -409,6 +1494,9 @@
     </w:p>
     <w:p>
       <w:r>
+        <w:rPr>
+          <w:noProof/>
+        </w:rPr>
         <w:lastRenderedPageBreak/>
         <w:drawing>
           <wp:inline distT="0" distB="0" distL="0" distR="0" wp14:anchorId="40404FBE" wp14:editId="28172A49">
@@ -426,7 +1514,7 @@
                     <pic:cNvPicPr/>
                   </pic:nvPicPr>
                   <pic:blipFill>
-                    <a:blip r:embed="rId10"/>
+                    <a:blip r:embed="rId12"/>
                     <a:stretch>
                       <a:fillRect/>
                     </a:stretch>
@@ -490,7 +1578,6 @@
       <w:r>
         <w:t xml:space="preserve">: convergencia </w:t>
       </w:r>
-      <w:proofErr w:type="spellStart"/>
       <w:r>
         <w:rPr>
           <w:b/>
@@ -498,7 +1585,6 @@
         </w:rPr>
         <w:t>superlineal</w:t>
       </w:r>
-      <w:proofErr w:type="spellEnd"/>
       <w:r>
         <w:t xml:space="preserve"> de orden ~1.618 (más lenta que la cuadrática de Newton), pero no requiere evaluar la derivada.</w:t>
       </w:r>
@@ -582,7 +1668,9 @@
     <w:sectPr>
       <w:pgSz w:w="11906" w:h="16838"/>
       <w:pgMar w:top="1417" w:right="1701" w:bottom="1417" w:left="1701" w:header="708" w:footer="708" w:gutter="0"/>
+      <w:pgNumType w:start="0"/>
       <w:cols w:space="708"/>
+      <w:titlePg/>
       <w:docGrid w:linePitch="360"/>
     </w:sectPr>
   </w:body>
@@ -1206,7 +2294,6 @@
     <w:next w:val="Normal"/>
     <w:link w:val="Ttulo2Car"/>
     <w:uiPriority w:val="9"/>
-    <w:semiHidden/>
     <w:unhideWhenUsed/>
     <w:qFormat/>
     <w:rsid w:val="007423F1"/>
@@ -1229,7 +2316,6 @@
     <w:next w:val="Normal"/>
     <w:link w:val="Ttulo3Car"/>
     <w:uiPriority w:val="9"/>
-    <w:semiHidden/>
     <w:unhideWhenUsed/>
     <w:qFormat/>
     <w:rsid w:val="007423F1"/>
@@ -1381,6 +2467,7 @@
   <w:style w:type="character" w:default="1" w:styleId="Fuentedeprrafopredeter">
     <w:name w:val="Default Paragraph Font"/>
     <w:uiPriority w:val="1"/>
+    <w:semiHidden/>
     <w:unhideWhenUsed/>
   </w:style>
   <w:style w:type="table" w:default="1" w:styleId="Tablanormal">
@@ -1422,7 +2509,6 @@
     <w:basedOn w:val="Fuentedeprrafopredeter"/>
     <w:link w:val="Ttulo2"/>
     <w:uiPriority w:val="9"/>
-    <w:semiHidden/>
     <w:rsid w:val="007423F1"/>
     <w:rPr>
       <w:rFonts w:asciiTheme="majorHAnsi" w:eastAsiaTheme="majorEastAsia" w:hAnsiTheme="majorHAnsi" w:cstheme="majorBidi"/>
@@ -1436,7 +2522,6 @@
     <w:basedOn w:val="Fuentedeprrafopredeter"/>
     <w:link w:val="Ttulo3"/>
     <w:uiPriority w:val="9"/>
-    <w:semiHidden/>
     <w:rsid w:val="007423F1"/>
     <w:rPr>
       <w:rFonts w:asciiTheme="minorHAnsi" w:eastAsiaTheme="majorEastAsia" w:hAnsiTheme="minorHAnsi" w:cstheme="majorBidi"/>
@@ -1692,6 +2777,104 @@
       <w:smallCaps/>
       <w:color w:val="0F4761" w:themeColor="accent1" w:themeShade="BF"/>
       <w:spacing w:val="5"/>
+    </w:rPr>
+  </w:style>
+  <w:style w:type="paragraph" w:styleId="Sinespaciado">
+    <w:name w:val="No Spacing"/>
+    <w:link w:val="SinespaciadoCar"/>
+    <w:uiPriority w:val="1"/>
+    <w:qFormat/>
+    <w:rsid w:val="00DE6073"/>
+    <w:pPr>
+      <w:spacing w:after="0" w:line="240" w:lineRule="auto"/>
+    </w:pPr>
+    <w:rPr>
+      <w:rFonts w:asciiTheme="minorHAnsi" w:eastAsiaTheme="minorEastAsia" w:hAnsiTheme="minorHAnsi" w:cstheme="minorBidi"/>
+      <w:kern w:val="0"/>
+      <w:lang w:eastAsia="es-AR"/>
+      <w14:ligatures w14:val="none"/>
+    </w:rPr>
+  </w:style>
+  <w:style w:type="character" w:customStyle="1" w:styleId="SinespaciadoCar">
+    <w:name w:val="Sin espaciado Car"/>
+    <w:basedOn w:val="Fuentedeprrafopredeter"/>
+    <w:link w:val="Sinespaciado"/>
+    <w:uiPriority w:val="1"/>
+    <w:rsid w:val="00DE6073"/>
+    <w:rPr>
+      <w:rFonts w:asciiTheme="minorHAnsi" w:eastAsiaTheme="minorEastAsia" w:hAnsiTheme="minorHAnsi" w:cstheme="minorBidi"/>
+      <w:kern w:val="0"/>
+      <w:lang w:eastAsia="es-AR"/>
+      <w14:ligatures w14:val="none"/>
+    </w:rPr>
+  </w:style>
+  <w:style w:type="paragraph" w:styleId="TtuloTDC">
+    <w:name w:val="TOC Heading"/>
+    <w:basedOn w:val="Ttulo1"/>
+    <w:next w:val="Normal"/>
+    <w:uiPriority w:val="39"/>
+    <w:unhideWhenUsed/>
+    <w:qFormat/>
+    <w:rsid w:val="009669E8"/>
+    <w:pPr>
+      <w:spacing w:before="240" w:after="0"/>
+      <w:outlineLvl w:val="9"/>
+    </w:pPr>
+    <w:rPr>
+      <w:kern w:val="0"/>
+      <w:sz w:val="32"/>
+      <w:szCs w:val="32"/>
+      <w:lang w:eastAsia="es-AR"/>
+      <w14:ligatures w14:val="none"/>
+    </w:rPr>
+  </w:style>
+  <w:style w:type="paragraph" w:styleId="TDC1">
+    <w:name w:val="toc 1"/>
+    <w:basedOn w:val="Normal"/>
+    <w:next w:val="Normal"/>
+    <w:autoRedefine/>
+    <w:uiPriority w:val="39"/>
+    <w:unhideWhenUsed/>
+    <w:rsid w:val="00104105"/>
+    <w:pPr>
+      <w:spacing w:after="100"/>
+    </w:pPr>
+  </w:style>
+  <w:style w:type="paragraph" w:styleId="TDC2">
+    <w:name w:val="toc 2"/>
+    <w:basedOn w:val="Normal"/>
+    <w:next w:val="Normal"/>
+    <w:autoRedefine/>
+    <w:uiPriority w:val="39"/>
+    <w:unhideWhenUsed/>
+    <w:rsid w:val="00104105"/>
+    <w:pPr>
+      <w:spacing w:after="100"/>
+      <w:ind w:left="220"/>
+    </w:pPr>
+  </w:style>
+  <w:style w:type="paragraph" w:styleId="TDC3">
+    <w:name w:val="toc 3"/>
+    <w:basedOn w:val="Normal"/>
+    <w:next w:val="Normal"/>
+    <w:autoRedefine/>
+    <w:uiPriority w:val="39"/>
+    <w:unhideWhenUsed/>
+    <w:rsid w:val="00104105"/>
+    <w:pPr>
+      <w:spacing w:after="100"/>
+      <w:ind w:left="440"/>
+    </w:pPr>
+  </w:style>
+  <w:style w:type="character" w:styleId="Hipervnculo">
+    <w:name w:val="Hyperlink"/>
+    <w:basedOn w:val="Fuentedeprrafopredeter"/>
+    <w:uiPriority w:val="99"/>
+    <w:unhideWhenUsed/>
+    <w:rsid w:val="00104105"/>
+    <w:rPr>
+      <w:color w:val="467886" w:themeColor="hyperlink"/>
+      <w:u w:val="single"/>
     </w:rPr>
   </w:style>
 </w:styles>
@@ -1990,4 +3173,35 @@
     </a:ext>
   </a:extLst>
 </a:theme>
+</file>
+
+<file path=customXml/item1.xml><?xml version="1.0" encoding="utf-8"?>
+<CoverPageProperties xmlns="http://schemas.microsoft.com/office/2006/coverPageProps">
+  <PublishDate/>
+  <Abstract/>
+  <CompanyAddress/>
+  <CompanyPhone/>
+  <CompanyFax/>
+  <CompanyEmail>Ing. en informática - UCSE</CompanyEmail>
+</CoverPageProperties>
+</file>
+
+<file path=customXml/item2.xml><?xml version="1.0" encoding="utf-8"?>
+<b:Sources xmlns:b="http://schemas.openxmlformats.org/officeDocument/2006/bibliography" xmlns="http://schemas.openxmlformats.org/officeDocument/2006/bibliography" SelectedStyle="\APASixthEditionOfficeOnline.xsl" StyleName="APA" Version="6"/>
+</file>
+
+<file path=customXml/itemProps1.xml><?xml version="1.0" encoding="utf-8"?>
+<ds:datastoreItem xmlns:ds="http://schemas.openxmlformats.org/officeDocument/2006/customXml" ds:itemID="{55AF091B-3C7A-41E3-B477-F2FDAA23CFDA}">
+  <ds:schemaRefs>
+    <ds:schemaRef ds:uri="http://schemas.microsoft.com/office/2006/coverPageProps"/>
+  </ds:schemaRefs>
+</ds:datastoreItem>
+</file>
+
+<file path=customXml/itemProps2.xml><?xml version="1.0" encoding="utf-8"?>
+<ds:datastoreItem xmlns:ds="http://schemas.openxmlformats.org/officeDocument/2006/customXml" ds:itemID="{6DBD5776-C15E-45BC-85CB-36A02D45A0E6}">
+  <ds:schemaRefs>
+    <ds:schemaRef ds:uri="http://schemas.openxmlformats.org/officeDocument/2006/bibliography"/>
+  </ds:schemaRefs>
+</ds:datastoreItem>
 </file>